--- a/Lab Manual/Experiment 10 /Exp-10 TextRank for Document Summarization.docx
+++ b/Lab Manual/Experiment 10 /Exp-10 TextRank for Document Summarization.docx
@@ -7,7 +7,6 @@
         <w:pStyle w:val="BodyText"/>
         <w:spacing w:before="66"/>
         <w:rPr>
-          <w:rFonts w:ascii="Times New Roman"/>
           <w:sz w:val="23"/>
         </w:rPr>
       </w:pPr>
@@ -16,13 +15,11 @@
       <w:pPr>
         <w:ind w:left="360"/>
         <w:rPr>
-          <w:rFonts w:ascii="Times New Roman"/>
           <w:sz w:val="23"/>
         </w:rPr>
       </w:pPr>
       <w:r>
         <w:rPr>
-          <w:rFonts w:ascii="Times New Roman"/>
           <w:b/>
           <w:sz w:val="28"/>
           <w:u w:val="single"/>
@@ -31,7 +28,6 @@
       </w:r>
       <w:r>
         <w:rPr>
-          <w:rFonts w:ascii="Times New Roman"/>
           <w:b/>
           <w:spacing w:val="-8"/>
           <w:sz w:val="28"/>
@@ -41,7 +37,6 @@
       <w:proofErr w:type="spellStart"/>
       <w:r>
         <w:rPr>
-          <w:rFonts w:ascii="Times New Roman"/>
           <w:sz w:val="23"/>
         </w:rPr>
         <w:t>TextRank</w:t>
@@ -49,7 +44,6 @@
       <w:proofErr w:type="spellEnd"/>
       <w:r>
         <w:rPr>
-          <w:rFonts w:ascii="Times New Roman"/>
           <w:spacing w:val="-6"/>
           <w:sz w:val="23"/>
         </w:rPr>
@@ -57,14 +51,12 @@
       </w:r>
       <w:r>
         <w:rPr>
-          <w:rFonts w:ascii="Times New Roman"/>
           <w:sz w:val="23"/>
         </w:rPr>
         <w:t>for</w:t>
       </w:r>
       <w:r>
         <w:rPr>
-          <w:rFonts w:ascii="Times New Roman"/>
           <w:spacing w:val="-7"/>
           <w:sz w:val="23"/>
         </w:rPr>
@@ -72,14 +64,12 @@
       </w:r>
       <w:r>
         <w:rPr>
-          <w:rFonts w:ascii="Times New Roman"/>
           <w:sz w:val="23"/>
         </w:rPr>
         <w:t>Document</w:t>
       </w:r>
       <w:r>
         <w:rPr>
-          <w:rFonts w:ascii="Times New Roman"/>
           <w:spacing w:val="-2"/>
           <w:sz w:val="23"/>
         </w:rPr>
@@ -90,14 +80,9 @@
       <w:pPr>
         <w:spacing w:before="246"/>
         <w:ind w:left="360"/>
-        <w:rPr>
-          <w:rFonts w:ascii="Times New Roman"/>
-          <w:sz w:val="24"/>
-        </w:rPr>
-      </w:pPr>
-      <w:r>
-        <w:rPr>
-          <w:rFonts w:ascii="Times New Roman"/>
+      </w:pPr>
+      <w:r>
+        <w:rPr>
           <w:b/>
           <w:sz w:val="28"/>
           <w:u w:val="single"/>
@@ -106,7 +91,6 @@
       </w:r>
       <w:r>
         <w:rPr>
-          <w:rFonts w:ascii="Times New Roman"/>
           <w:b/>
           <w:spacing w:val="-13"/>
           <w:sz w:val="28"/>
@@ -114,25 +98,17 @@
         <w:t xml:space="preserve"> </w:t>
       </w:r>
       <w:r>
-        <w:rPr>
-          <w:rFonts w:ascii="Times New Roman"/>
-          <w:sz w:val="24"/>
-        </w:rPr>
         <w:t>Google</w:t>
       </w:r>
       <w:r>
         <w:rPr>
-          <w:rFonts w:ascii="Times New Roman"/>
           <w:spacing w:val="1"/>
-          <w:sz w:val="24"/>
-        </w:rPr>
-        <w:t xml:space="preserve"> </w:t>
-      </w:r>
-      <w:r>
-        <w:rPr>
-          <w:rFonts w:ascii="Times New Roman"/>
+        </w:rPr>
+        <w:t xml:space="preserve"> </w:t>
+      </w:r>
+      <w:r>
+        <w:rPr>
           <w:spacing w:val="-4"/>
-          <w:sz w:val="24"/>
         </w:rPr>
         <w:t>Colab</w:t>
       </w:r>
@@ -1861,7 +1837,7 @@
               </wp:anchor>
             </w:drawing>
           </mc:Choice>
-          <mc:Fallback xmlns:pic="http://schemas.openxmlformats.org/drawingml/2006/picture" xmlns:a="http://schemas.openxmlformats.org/drawingml/2006/main" xmlns:ve="http://schemas.openxmlformats.org/markup-compatibility/2006">
+          <mc:Fallback xmlns:ve="http://schemas.openxmlformats.org/markup-compatibility/2006" xmlns:a="http://schemas.openxmlformats.org/drawingml/2006/main" xmlns:pic="http://schemas.openxmlformats.org/drawingml/2006/picture">
             <w:pict>
               <v:rect style="position:absolute;margin-left:83.025002pt;margin-top:48.035625pt;width:6pt;height:14.625pt;mso-position-horizontal-relative:page;mso-position-vertical-relative:paragraph;z-index:-15810048" id="docshape2" filled="true" fillcolor="#f1f1f1" stroked="false">
                 <v:fill type="solid"/>
@@ -1947,7 +1923,7 @@
               </wp:anchor>
             </w:drawing>
           </mc:Choice>
-          <mc:Fallback xmlns:pic="http://schemas.openxmlformats.org/drawingml/2006/picture" xmlns:a="http://schemas.openxmlformats.org/drawingml/2006/main" xmlns:ve="http://schemas.openxmlformats.org/markup-compatibility/2006">
+          <mc:Fallback xmlns:ve="http://schemas.openxmlformats.org/markup-compatibility/2006" xmlns:a="http://schemas.openxmlformats.org/drawingml/2006/main" xmlns:pic="http://schemas.openxmlformats.org/drawingml/2006/picture">
             <w:pict>
               <v:rect style="position:absolute;margin-left:207.080002pt;margin-top:224.685623pt;width:5.8pt;height:14.6pt;mso-position-horizontal-relative:page;mso-position-vertical-relative:paragraph;z-index:-15809536" id="docshape3" filled="true" fillcolor="#f1f1f1" stroked="false">
                 <v:fill type="solid"/>
@@ -2821,7 +2797,7 @@
               </wp:anchor>
             </w:drawing>
           </mc:Choice>
-          <mc:Fallback xmlns:pic="http://schemas.openxmlformats.org/drawingml/2006/picture" xmlns:a="http://schemas.openxmlformats.org/drawingml/2006/main" xmlns:ve="http://schemas.openxmlformats.org/markup-compatibility/2006">
+          <mc:Fallback xmlns:ve="http://schemas.openxmlformats.org/markup-compatibility/2006" xmlns:a="http://schemas.openxmlformats.org/drawingml/2006/main" xmlns:pic="http://schemas.openxmlformats.org/drawingml/2006/picture">
             <w:pict>
               <v:rect style="position:absolute;margin-left:226.880005pt;margin-top:.037094pt;width:5.8pt;height:14.6pt;mso-position-horizontal-relative:page;mso-position-vertical-relative:paragraph;z-index:-15808512" id="docshape4" filled="true" fillcolor="#f1f1f1" stroked="false">
                 <v:fill type="solid"/>
@@ -3322,14 +3298,10 @@
         <w:pStyle w:val="BodyText"/>
         <w:spacing w:before="1"/>
         <w:ind w:left="360"/>
-        <w:rPr>
-          <w:rFonts w:ascii="Times New Roman"/>
-        </w:rPr>
       </w:pPr>
       <w:proofErr w:type="spellStart"/>
       <w:r>
         <w:rPr>
-          <w:rFonts w:ascii="Times New Roman"/>
           <w:color w:val="292929"/>
         </w:rPr>
         <w:t>TextRank</w:t>
@@ -3337,7 +3309,6 @@
       <w:proofErr w:type="spellEnd"/>
       <w:r>
         <w:rPr>
-          <w:rFonts w:ascii="Times New Roman"/>
           <w:color w:val="292929"/>
           <w:spacing w:val="-10"/>
         </w:rPr>
@@ -3345,14 +3316,12 @@
       </w:r>
       <w:r>
         <w:rPr>
-          <w:rFonts w:ascii="Times New Roman"/>
           <w:color w:val="292929"/>
         </w:rPr>
         <w:t>works</w:t>
       </w:r>
       <w:r>
         <w:rPr>
-          <w:rFonts w:ascii="Times New Roman"/>
           <w:color w:val="292929"/>
           <w:spacing w:val="-10"/>
         </w:rPr>
@@ -3360,14 +3329,12 @@
       </w:r>
       <w:r>
         <w:rPr>
-          <w:rFonts w:ascii="Times New Roman"/>
           <w:color w:val="292929"/>
         </w:rPr>
         <w:t>in</w:t>
       </w:r>
       <w:r>
         <w:rPr>
-          <w:rFonts w:ascii="Times New Roman"/>
           <w:color w:val="292929"/>
           <w:spacing w:val="-10"/>
         </w:rPr>
@@ -3375,14 +3342,12 @@
       </w:r>
       <w:r>
         <w:rPr>
-          <w:rFonts w:ascii="Times New Roman"/>
           <w:color w:val="292929"/>
         </w:rPr>
         <w:t>the</w:t>
       </w:r>
       <w:r>
         <w:rPr>
-          <w:rFonts w:ascii="Times New Roman"/>
           <w:color w:val="292929"/>
           <w:spacing w:val="-8"/>
         </w:rPr>
@@ -3390,14 +3355,12 @@
       </w:r>
       <w:r>
         <w:rPr>
-          <w:rFonts w:ascii="Times New Roman"/>
           <w:color w:val="292929"/>
         </w:rPr>
         <w:t>following</w:t>
       </w:r>
       <w:r>
         <w:rPr>
-          <w:rFonts w:ascii="Times New Roman"/>
           <w:color w:val="292929"/>
           <w:spacing w:val="-4"/>
         </w:rPr>
@@ -3405,7 +3368,6 @@
       </w:r>
       <w:r>
         <w:rPr>
-          <w:rFonts w:ascii="Times New Roman"/>
           <w:color w:val="292929"/>
           <w:spacing w:val="-2"/>
         </w:rPr>
@@ -3422,68 +3384,50 @@
         <w:tabs>
           <w:tab w:val="left" w:pos="600"/>
         </w:tabs>
-        <w:rPr>
-          <w:rFonts w:ascii="Times New Roman"/>
-          <w:sz w:val="24"/>
-        </w:rPr>
-      </w:pPr>
-      <w:r>
-        <w:rPr>
-          <w:rFonts w:ascii="Times New Roman"/>
-          <w:color w:val="292929"/>
-          <w:sz w:val="24"/>
+      </w:pPr>
+      <w:r>
+        <w:rPr>
+          <w:color w:val="292929"/>
         </w:rPr>
         <w:t>Tokenize</w:t>
       </w:r>
       <w:r>
         <w:rPr>
-          <w:rFonts w:ascii="Times New Roman"/>
           <w:color w:val="292929"/>
           <w:spacing w:val="-10"/>
-          <w:sz w:val="24"/>
-        </w:rPr>
-        <w:t xml:space="preserve"> </w:t>
-      </w:r>
-      <w:r>
-        <w:rPr>
-          <w:rFonts w:ascii="Times New Roman"/>
-          <w:color w:val="292929"/>
-          <w:sz w:val="24"/>
+        </w:rPr>
+        <w:t xml:space="preserve"> </w:t>
+      </w:r>
+      <w:r>
+        <w:rPr>
+          <w:color w:val="292929"/>
         </w:rPr>
         <w:t>documents</w:t>
       </w:r>
       <w:r>
         <w:rPr>
-          <w:rFonts w:ascii="Times New Roman"/>
           <w:color w:val="292929"/>
           <w:spacing w:val="-15"/>
-          <w:sz w:val="24"/>
-        </w:rPr>
-        <w:t xml:space="preserve"> </w:t>
-      </w:r>
-      <w:r>
-        <w:rPr>
-          <w:rFonts w:ascii="Times New Roman"/>
-          <w:color w:val="292929"/>
-          <w:sz w:val="24"/>
+        </w:rPr>
+        <w:t xml:space="preserve"> </w:t>
+      </w:r>
+      <w:r>
+        <w:rPr>
+          <w:color w:val="292929"/>
         </w:rPr>
         <w:t>into</w:t>
       </w:r>
       <w:r>
         <w:rPr>
-          <w:rFonts w:ascii="Times New Roman"/>
           <w:color w:val="292929"/>
           <w:spacing w:val="-9"/>
-          <w:sz w:val="24"/>
-        </w:rPr>
-        <w:t xml:space="preserve"> </w:t>
-      </w:r>
-      <w:r>
-        <w:rPr>
-          <w:rFonts w:ascii="Times New Roman"/>
+        </w:rPr>
+        <w:t xml:space="preserve"> </w:t>
+      </w:r>
+      <w:r>
+        <w:rPr>
           <w:color w:val="292929"/>
           <w:spacing w:val="-2"/>
-          <w:sz w:val="24"/>
         </w:rPr>
         <w:t>sentences.</w:t>
       </w:r>
@@ -3498,102 +3442,76 @@
         <w:tabs>
           <w:tab w:val="left" w:pos="600"/>
         </w:tabs>
-        <w:rPr>
-          <w:rFonts w:ascii="Times New Roman"/>
-          <w:sz w:val="24"/>
-        </w:rPr>
-      </w:pPr>
-      <w:r>
-        <w:rPr>
-          <w:rFonts w:ascii="Times New Roman"/>
-          <w:color w:val="292929"/>
-          <w:sz w:val="24"/>
+      </w:pPr>
+      <w:r>
+        <w:rPr>
+          <w:color w:val="292929"/>
         </w:rPr>
         <w:t>Preprocess</w:t>
       </w:r>
       <w:r>
         <w:rPr>
-          <w:rFonts w:ascii="Times New Roman"/>
           <w:color w:val="292929"/>
           <w:spacing w:val="-9"/>
-          <w:sz w:val="24"/>
-        </w:rPr>
-        <w:t xml:space="preserve"> </w:t>
-      </w:r>
-      <w:r>
-        <w:rPr>
-          <w:rFonts w:ascii="Times New Roman"/>
-          <w:color w:val="292929"/>
-          <w:sz w:val="24"/>
+        </w:rPr>
+        <w:t xml:space="preserve"> </w:t>
+      </w:r>
+      <w:r>
+        <w:rPr>
+          <w:color w:val="292929"/>
         </w:rPr>
         <w:t>each</w:t>
       </w:r>
       <w:r>
         <w:rPr>
-          <w:rFonts w:ascii="Times New Roman"/>
           <w:color w:val="292929"/>
           <w:spacing w:val="-7"/>
-          <w:sz w:val="24"/>
-        </w:rPr>
-        <w:t xml:space="preserve"> </w:t>
-      </w:r>
-      <w:r>
-        <w:rPr>
-          <w:rFonts w:ascii="Times New Roman"/>
-          <w:color w:val="292929"/>
-          <w:sz w:val="24"/>
+        </w:rPr>
+        <w:t xml:space="preserve"> </w:t>
+      </w:r>
+      <w:r>
+        <w:rPr>
+          <w:color w:val="292929"/>
         </w:rPr>
         <w:t>sentence</w:t>
       </w:r>
       <w:r>
         <w:rPr>
-          <w:rFonts w:ascii="Times New Roman"/>
           <w:color w:val="292929"/>
           <w:spacing w:val="-9"/>
-          <w:sz w:val="24"/>
-        </w:rPr>
-        <w:t xml:space="preserve"> </w:t>
-      </w:r>
-      <w:r>
-        <w:rPr>
-          <w:rFonts w:ascii="Times New Roman"/>
-          <w:color w:val="292929"/>
-          <w:sz w:val="24"/>
+        </w:rPr>
+        <w:t xml:space="preserve"> </w:t>
+      </w:r>
+      <w:r>
+        <w:rPr>
+          <w:color w:val="292929"/>
         </w:rPr>
         <w:t>in</w:t>
       </w:r>
       <w:r>
         <w:rPr>
-          <w:rFonts w:ascii="Times New Roman"/>
           <w:color w:val="292929"/>
           <w:spacing w:val="-11"/>
-          <w:sz w:val="24"/>
-        </w:rPr>
-        <w:t xml:space="preserve"> </w:t>
-      </w:r>
-      <w:r>
-        <w:rPr>
-          <w:rFonts w:ascii="Times New Roman"/>
-          <w:color w:val="292929"/>
-          <w:sz w:val="24"/>
+        </w:rPr>
+        <w:t xml:space="preserve"> </w:t>
+      </w:r>
+      <w:r>
+        <w:rPr>
+          <w:color w:val="292929"/>
         </w:rPr>
         <w:t>the</w:t>
       </w:r>
       <w:r>
         <w:rPr>
-          <w:rFonts w:ascii="Times New Roman"/>
           <w:color w:val="292929"/>
           <w:spacing w:val="-9"/>
-          <w:sz w:val="24"/>
-        </w:rPr>
-        <w:t xml:space="preserve"> </w:t>
-      </w:r>
-      <w:r>
-        <w:rPr>
-          <w:rFonts w:ascii="Times New Roman"/>
+        </w:rPr>
+        <w:t xml:space="preserve"> </w:t>
+      </w:r>
+      <w:r>
+        <w:rPr>
           <w:color w:val="292929"/>
           <w:spacing w:val="-2"/>
-          <w:sz w:val="24"/>
         </w:rPr>
         <w:t>document.</w:t>
       </w:r>
@@ -3609,305 +3527,231 @@
           <w:tab w:val="left" w:pos="600"/>
         </w:tabs>
         <w:ind w:left="360" w:right="593" w:firstLine="0"/>
-        <w:rPr>
-          <w:rFonts w:ascii="Times New Roman"/>
-          <w:sz w:val="24"/>
-        </w:rPr>
-      </w:pPr>
-      <w:r>
-        <w:rPr>
-          <w:rFonts w:ascii="Times New Roman"/>
-          <w:color w:val="292929"/>
-          <w:sz w:val="24"/>
+      </w:pPr>
+      <w:r>
+        <w:rPr>
+          <w:color w:val="292929"/>
         </w:rPr>
         <w:t>Count</w:t>
       </w:r>
       <w:r>
         <w:rPr>
-          <w:rFonts w:ascii="Times New Roman"/>
           <w:color w:val="292929"/>
           <w:spacing w:val="-10"/>
-          <w:sz w:val="24"/>
-        </w:rPr>
-        <w:t xml:space="preserve"> </w:t>
-      </w:r>
-      <w:r>
-        <w:rPr>
-          <w:rFonts w:ascii="Times New Roman"/>
-          <w:color w:val="292929"/>
-          <w:sz w:val="24"/>
+        </w:rPr>
+        <w:t xml:space="preserve"> </w:t>
+      </w:r>
+      <w:r>
+        <w:rPr>
+          <w:color w:val="292929"/>
         </w:rPr>
         <w:t>key</w:t>
       </w:r>
       <w:r>
         <w:rPr>
-          <w:rFonts w:ascii="Times New Roman"/>
           <w:color w:val="292929"/>
           <w:spacing w:val="-7"/>
-          <w:sz w:val="24"/>
-        </w:rPr>
-        <w:t xml:space="preserve"> </w:t>
-      </w:r>
-      <w:r>
-        <w:rPr>
-          <w:rFonts w:ascii="Times New Roman"/>
-          <w:color w:val="292929"/>
-          <w:sz w:val="24"/>
+        </w:rPr>
+        <w:t xml:space="preserve"> </w:t>
+      </w:r>
+      <w:r>
+        <w:rPr>
+          <w:color w:val="292929"/>
         </w:rPr>
         <w:t>phrases</w:t>
       </w:r>
       <w:r>
         <w:rPr>
-          <w:rFonts w:ascii="Times New Roman"/>
           <w:color w:val="292929"/>
           <w:spacing w:val="-13"/>
-          <w:sz w:val="24"/>
-        </w:rPr>
-        <w:t xml:space="preserve"> </w:t>
-      </w:r>
-      <w:r>
-        <w:rPr>
-          <w:rFonts w:ascii="Times New Roman"/>
-          <w:color w:val="292929"/>
-          <w:sz w:val="24"/>
+        </w:rPr>
+        <w:t xml:space="preserve"> </w:t>
+      </w:r>
+      <w:r>
+        <w:rPr>
+          <w:color w:val="292929"/>
         </w:rPr>
         <w:t>and</w:t>
       </w:r>
       <w:r>
         <w:rPr>
-          <w:rFonts w:ascii="Times New Roman"/>
           <w:color w:val="292929"/>
           <w:spacing w:val="-12"/>
-          <w:sz w:val="24"/>
-        </w:rPr>
-        <w:t xml:space="preserve"> </w:t>
-      </w:r>
-      <w:r>
-        <w:rPr>
-          <w:rFonts w:ascii="Times New Roman"/>
-          <w:color w:val="292929"/>
-          <w:sz w:val="24"/>
+        </w:rPr>
+        <w:t xml:space="preserve"> </w:t>
+      </w:r>
+      <w:r>
+        <w:rPr>
+          <w:color w:val="292929"/>
         </w:rPr>
         <w:t>normalize</w:t>
       </w:r>
       <w:r>
         <w:rPr>
-          <w:rFonts w:ascii="Times New Roman"/>
           <w:color w:val="292929"/>
           <w:spacing w:val="-10"/>
-          <w:sz w:val="24"/>
-        </w:rPr>
-        <w:t xml:space="preserve"> </w:t>
-      </w:r>
-      <w:r>
-        <w:rPr>
-          <w:rFonts w:ascii="Times New Roman"/>
-          <w:color w:val="292929"/>
-          <w:sz w:val="24"/>
+        </w:rPr>
+        <w:t xml:space="preserve"> </w:t>
+      </w:r>
+      <w:r>
+        <w:rPr>
+          <w:color w:val="292929"/>
         </w:rPr>
         <w:t>them</w:t>
       </w:r>
       <w:r>
         <w:rPr>
-          <w:rFonts w:ascii="Times New Roman"/>
           <w:color w:val="292929"/>
           <w:spacing w:val="-11"/>
-          <w:sz w:val="24"/>
-        </w:rPr>
-        <w:t xml:space="preserve"> </w:t>
-      </w:r>
-      <w:r>
-        <w:rPr>
-          <w:rFonts w:ascii="Times New Roman"/>
-          <w:color w:val="292929"/>
-          <w:sz w:val="24"/>
+        </w:rPr>
+        <w:t xml:space="preserve"> </w:t>
+      </w:r>
+      <w:r>
+        <w:rPr>
+          <w:color w:val="292929"/>
         </w:rPr>
         <w:t>or</w:t>
       </w:r>
       <w:r>
         <w:rPr>
-          <w:rFonts w:ascii="Times New Roman"/>
           <w:color w:val="292929"/>
           <w:spacing w:val="-7"/>
-          <w:sz w:val="24"/>
-        </w:rPr>
-        <w:t xml:space="preserve"> </w:t>
-      </w:r>
-      <w:r>
-        <w:rPr>
-          <w:rFonts w:ascii="Times New Roman"/>
-          <w:color w:val="292929"/>
-          <w:sz w:val="24"/>
+        </w:rPr>
+        <w:t xml:space="preserve"> </w:t>
+      </w:r>
+      <w:r>
+        <w:rPr>
+          <w:color w:val="292929"/>
         </w:rPr>
         <w:t>produce</w:t>
       </w:r>
       <w:r>
         <w:rPr>
-          <w:rFonts w:ascii="Times New Roman"/>
           <w:color w:val="292929"/>
           <w:spacing w:val="-10"/>
-          <w:sz w:val="24"/>
-        </w:rPr>
-        <w:t xml:space="preserve"> </w:t>
-      </w:r>
-      <w:r>
-        <w:rPr>
-          <w:rFonts w:ascii="Times New Roman"/>
-          <w:color w:val="292929"/>
-          <w:sz w:val="24"/>
+        </w:rPr>
+        <w:t xml:space="preserve"> </w:t>
+      </w:r>
+      <w:r>
+        <w:rPr>
+          <w:color w:val="292929"/>
         </w:rPr>
         <w:t>TFIDF</w:t>
       </w:r>
       <w:r>
         <w:rPr>
-          <w:rFonts w:ascii="Times New Roman"/>
           <w:color w:val="292929"/>
           <w:spacing w:val="-9"/>
-          <w:sz w:val="24"/>
-        </w:rPr>
-        <w:t xml:space="preserve"> </w:t>
-      </w:r>
-      <w:r>
-        <w:rPr>
-          <w:rFonts w:ascii="Times New Roman"/>
-          <w:color w:val="292929"/>
-          <w:sz w:val="24"/>
+        </w:rPr>
+        <w:t xml:space="preserve"> </w:t>
+      </w:r>
+      <w:r>
+        <w:rPr>
+          <w:color w:val="292929"/>
         </w:rPr>
         <w:t>Matrix,</w:t>
       </w:r>
       <w:r>
         <w:rPr>
-          <w:rFonts w:ascii="Times New Roman"/>
           <w:color w:val="292929"/>
           <w:spacing w:val="-7"/>
-          <w:sz w:val="24"/>
-        </w:rPr>
-        <w:t xml:space="preserve"> </w:t>
-      </w:r>
-      <w:r>
-        <w:rPr>
-          <w:rFonts w:ascii="Times New Roman"/>
-          <w:color w:val="292929"/>
-          <w:sz w:val="24"/>
+        </w:rPr>
+        <w:t xml:space="preserve"> </w:t>
+      </w:r>
+      <w:r>
+        <w:rPr>
+          <w:color w:val="292929"/>
         </w:rPr>
         <w:t>you</w:t>
       </w:r>
       <w:r>
         <w:rPr>
-          <w:rFonts w:ascii="Times New Roman"/>
           <w:color w:val="292929"/>
           <w:spacing w:val="-12"/>
-          <w:sz w:val="24"/>
-        </w:rPr>
-        <w:t xml:space="preserve"> </w:t>
-      </w:r>
-      <w:r>
-        <w:rPr>
-          <w:rFonts w:ascii="Times New Roman"/>
-          <w:color w:val="292929"/>
-          <w:sz w:val="24"/>
+        </w:rPr>
+        <w:t xml:space="preserve"> </w:t>
+      </w:r>
+      <w:r>
+        <w:rPr>
+          <w:color w:val="292929"/>
         </w:rPr>
         <w:t>can</w:t>
       </w:r>
       <w:r>
         <w:rPr>
-          <w:rFonts w:ascii="Times New Roman"/>
           <w:color w:val="292929"/>
           <w:spacing w:val="-7"/>
-          <w:sz w:val="24"/>
-        </w:rPr>
-        <w:t xml:space="preserve"> </w:t>
-      </w:r>
-      <w:r>
-        <w:rPr>
-          <w:rFonts w:ascii="Times New Roman"/>
-          <w:color w:val="292929"/>
-          <w:sz w:val="24"/>
+        </w:rPr>
+        <w:t xml:space="preserve"> </w:t>
+      </w:r>
+      <w:r>
+        <w:rPr>
+          <w:color w:val="292929"/>
         </w:rPr>
         <w:t>also</w:t>
       </w:r>
       <w:r>
         <w:rPr>
-          <w:rFonts w:ascii="Times New Roman"/>
           <w:color w:val="292929"/>
           <w:spacing w:val="-12"/>
-          <w:sz w:val="24"/>
-        </w:rPr>
-        <w:t xml:space="preserve"> </w:t>
-      </w:r>
-      <w:r>
-        <w:rPr>
-          <w:rFonts w:ascii="Times New Roman"/>
-          <w:color w:val="292929"/>
-          <w:sz w:val="24"/>
+        </w:rPr>
+        <w:t xml:space="preserve"> </w:t>
+      </w:r>
+      <w:r>
+        <w:rPr>
+          <w:color w:val="292929"/>
         </w:rPr>
         <w:t>use</w:t>
       </w:r>
       <w:r>
         <w:rPr>
-          <w:rFonts w:ascii="Times New Roman"/>
           <w:color w:val="292929"/>
           <w:spacing w:val="-6"/>
-          <w:sz w:val="24"/>
-        </w:rPr>
-        <w:t xml:space="preserve"> </w:t>
-      </w:r>
-      <w:r>
-        <w:rPr>
-          <w:rFonts w:ascii="Times New Roman"/>
-          <w:color w:val="292929"/>
-          <w:sz w:val="24"/>
+        </w:rPr>
+        <w:t xml:space="preserve"> </w:t>
+      </w:r>
+      <w:r>
+        <w:rPr>
+          <w:color w:val="292929"/>
         </w:rPr>
         <w:t>any</w:t>
       </w:r>
       <w:r>
         <w:rPr>
-          <w:rFonts w:ascii="Times New Roman"/>
           <w:color w:val="292929"/>
           <w:spacing w:val="-7"/>
-          <w:sz w:val="24"/>
-        </w:rPr>
-        <w:t xml:space="preserve"> </w:t>
-      </w:r>
-      <w:r>
-        <w:rPr>
-          <w:rFonts w:ascii="Times New Roman"/>
-          <w:color w:val="292929"/>
-          <w:sz w:val="24"/>
+        </w:rPr>
+        <w:t xml:space="preserve"> </w:t>
+      </w:r>
+      <w:r>
+        <w:rPr>
+          <w:color w:val="292929"/>
         </w:rPr>
         <w:t>kind</w:t>
       </w:r>
       <w:r>
         <w:rPr>
-          <w:rFonts w:ascii="Times New Roman"/>
           <w:color w:val="292929"/>
           <w:spacing w:val="-7"/>
-          <w:sz w:val="24"/>
-        </w:rPr>
-        <w:t xml:space="preserve"> </w:t>
-      </w:r>
-      <w:r>
-        <w:rPr>
-          <w:rFonts w:ascii="Times New Roman"/>
-          <w:color w:val="292929"/>
-          <w:sz w:val="24"/>
+        </w:rPr>
+        <w:t xml:space="preserve"> </w:t>
+      </w:r>
+      <w:r>
+        <w:rPr>
+          <w:color w:val="292929"/>
         </w:rPr>
         <w:t>of</w:t>
       </w:r>
       <w:r>
         <w:rPr>
-          <w:rFonts w:ascii="Times New Roman"/>
           <w:color w:val="292929"/>
           <w:spacing w:val="-11"/>
-          <w:sz w:val="24"/>
-        </w:rPr>
-        <w:t xml:space="preserve"> </w:t>
-      </w:r>
-      <w:r>
-        <w:rPr>
-          <w:rFonts w:ascii="Times New Roman"/>
-          <w:color w:val="292929"/>
-          <w:sz w:val="24"/>
+        </w:rPr>
+        <w:t xml:space="preserve"> </w:t>
+      </w:r>
+      <w:r>
+        <w:rPr>
+          <w:color w:val="292929"/>
         </w:rPr>
         <w:t>vectorization such as spacy vectors.</w:t>
       </w:r>
@@ -3922,153 +3766,115 @@
         <w:tabs>
           <w:tab w:val="left" w:pos="600"/>
         </w:tabs>
-        <w:rPr>
-          <w:rFonts w:ascii="Times New Roman"/>
-          <w:sz w:val="24"/>
-        </w:rPr>
-      </w:pPr>
-      <w:r>
-        <w:rPr>
-          <w:rFonts w:ascii="Times New Roman"/>
-          <w:color w:val="292929"/>
-          <w:sz w:val="24"/>
+      </w:pPr>
+      <w:r>
+        <w:rPr>
+          <w:color w:val="292929"/>
         </w:rPr>
         <w:t>Calculate</w:t>
       </w:r>
       <w:r>
         <w:rPr>
-          <w:rFonts w:ascii="Times New Roman"/>
           <w:color w:val="292929"/>
           <w:spacing w:val="-14"/>
-          <w:sz w:val="24"/>
-        </w:rPr>
-        <w:t xml:space="preserve"> </w:t>
-      </w:r>
-      <w:r>
-        <w:rPr>
-          <w:rFonts w:ascii="Times New Roman"/>
-          <w:color w:val="292929"/>
-          <w:sz w:val="24"/>
+        </w:rPr>
+        <w:t xml:space="preserve"> </w:t>
+      </w:r>
+      <w:r>
+        <w:rPr>
+          <w:color w:val="292929"/>
         </w:rPr>
         <w:t>the</w:t>
       </w:r>
       <w:r>
         <w:rPr>
-          <w:rFonts w:ascii="Times New Roman"/>
           <w:color w:val="292929"/>
           <w:spacing w:val="-7"/>
-          <w:sz w:val="24"/>
-        </w:rPr>
-        <w:t xml:space="preserve"> </w:t>
-      </w:r>
-      <w:r>
-        <w:rPr>
-          <w:rFonts w:ascii="Times New Roman"/>
-          <w:color w:val="292929"/>
-          <w:sz w:val="24"/>
+        </w:rPr>
+        <w:t xml:space="preserve"> </w:t>
+      </w:r>
+      <w:r>
+        <w:rPr>
+          <w:color w:val="292929"/>
         </w:rPr>
         <w:t>Jaccard</w:t>
       </w:r>
       <w:r>
         <w:rPr>
-          <w:rFonts w:ascii="Times New Roman"/>
           <w:color w:val="292929"/>
           <w:spacing w:val="-12"/>
-          <w:sz w:val="24"/>
-        </w:rPr>
-        <w:t xml:space="preserve"> </w:t>
-      </w:r>
-      <w:r>
-        <w:rPr>
-          <w:rFonts w:ascii="Times New Roman"/>
-          <w:color w:val="292929"/>
-          <w:sz w:val="24"/>
+        </w:rPr>
+        <w:t xml:space="preserve"> </w:t>
+      </w:r>
+      <w:r>
+        <w:rPr>
+          <w:color w:val="292929"/>
         </w:rPr>
         <w:t>Similarity</w:t>
       </w:r>
       <w:r>
         <w:rPr>
-          <w:rFonts w:ascii="Times New Roman"/>
           <w:color w:val="292929"/>
           <w:spacing w:val="-13"/>
-          <w:sz w:val="24"/>
-        </w:rPr>
-        <w:t xml:space="preserve"> </w:t>
-      </w:r>
-      <w:r>
-        <w:rPr>
-          <w:rFonts w:ascii="Times New Roman"/>
-          <w:color w:val="292929"/>
-          <w:sz w:val="24"/>
+        </w:rPr>
+        <w:t xml:space="preserve"> </w:t>
+      </w:r>
+      <w:r>
+        <w:rPr>
+          <w:color w:val="292929"/>
         </w:rPr>
         <w:t>between</w:t>
       </w:r>
       <w:r>
         <w:rPr>
-          <w:rFonts w:ascii="Times New Roman"/>
           <w:color w:val="292929"/>
           <w:spacing w:val="-9"/>
-          <w:sz w:val="24"/>
-        </w:rPr>
-        <w:t xml:space="preserve"> </w:t>
-      </w:r>
-      <w:r>
-        <w:rPr>
-          <w:rFonts w:ascii="Times New Roman"/>
-          <w:color w:val="292929"/>
-          <w:sz w:val="24"/>
+        </w:rPr>
+        <w:t xml:space="preserve"> </w:t>
+      </w:r>
+      <w:r>
+        <w:rPr>
+          <w:color w:val="292929"/>
         </w:rPr>
         <w:t>sentences</w:t>
       </w:r>
       <w:r>
         <w:rPr>
-          <w:rFonts w:ascii="Times New Roman"/>
           <w:color w:val="292929"/>
           <w:spacing w:val="-13"/>
-          <w:sz w:val="24"/>
-        </w:rPr>
-        <w:t xml:space="preserve"> </w:t>
-      </w:r>
-      <w:r>
-        <w:rPr>
-          <w:rFonts w:ascii="Times New Roman"/>
-          <w:color w:val="292929"/>
-          <w:sz w:val="24"/>
+        </w:rPr>
+        <w:t xml:space="preserve"> </w:t>
+      </w:r>
+      <w:r>
+        <w:rPr>
+          <w:color w:val="292929"/>
         </w:rPr>
         <w:t>and</w:t>
       </w:r>
       <w:r>
         <w:rPr>
-          <w:rFonts w:ascii="Times New Roman"/>
           <w:color w:val="292929"/>
           <w:spacing w:val="-13"/>
-          <w:sz w:val="24"/>
-        </w:rPr>
-        <w:t xml:space="preserve"> </w:t>
-      </w:r>
-      <w:r>
-        <w:rPr>
-          <w:rFonts w:ascii="Times New Roman"/>
-          <w:color w:val="292929"/>
-          <w:sz w:val="24"/>
+        </w:rPr>
+        <w:t xml:space="preserve"> </w:t>
+      </w:r>
+      <w:r>
+        <w:rPr>
+          <w:color w:val="292929"/>
         </w:rPr>
         <w:t>key</w:t>
       </w:r>
       <w:r>
         <w:rPr>
-          <w:rFonts w:ascii="Times New Roman"/>
           <w:color w:val="292929"/>
           <w:spacing w:val="-8"/>
-          <w:sz w:val="24"/>
-        </w:rPr>
-        <w:t xml:space="preserve"> </w:t>
-      </w:r>
-      <w:r>
-        <w:rPr>
-          <w:rFonts w:ascii="Times New Roman"/>
+        </w:rPr>
+        <w:t xml:space="preserve"> </w:t>
+      </w:r>
+      <w:r>
+        <w:rPr>
           <w:color w:val="292929"/>
           <w:spacing w:val="-2"/>
-          <w:sz w:val="24"/>
         </w:rPr>
         <w:t>phrases.</w:t>
       </w:r>
@@ -4083,102 +3889,76 @@
         <w:tabs>
           <w:tab w:val="left" w:pos="600"/>
         </w:tabs>
-        <w:rPr>
-          <w:rFonts w:ascii="Times New Roman"/>
-          <w:sz w:val="24"/>
-        </w:rPr>
-      </w:pPr>
-      <w:r>
-        <w:rPr>
-          <w:rFonts w:ascii="Times New Roman"/>
-          <w:color w:val="292929"/>
-          <w:sz w:val="24"/>
+      </w:pPr>
+      <w:r>
+        <w:rPr>
+          <w:color w:val="292929"/>
         </w:rPr>
         <w:t>Rank</w:t>
       </w:r>
       <w:r>
         <w:rPr>
-          <w:rFonts w:ascii="Times New Roman"/>
           <w:color w:val="292929"/>
           <w:spacing w:val="-13"/>
-          <w:sz w:val="24"/>
-        </w:rPr>
-        <w:t xml:space="preserve"> </w:t>
-      </w:r>
-      <w:r>
-        <w:rPr>
-          <w:rFonts w:ascii="Times New Roman"/>
-          <w:color w:val="292929"/>
-          <w:sz w:val="24"/>
+        </w:rPr>
+        <w:t xml:space="preserve"> </w:t>
+      </w:r>
+      <w:r>
+        <w:rPr>
+          <w:color w:val="292929"/>
         </w:rPr>
         <w:t>the</w:t>
       </w:r>
       <w:r>
         <w:rPr>
-          <w:rFonts w:ascii="Times New Roman"/>
           <w:color w:val="292929"/>
           <w:spacing w:val="-6"/>
-          <w:sz w:val="24"/>
-        </w:rPr>
-        <w:t xml:space="preserve"> </w:t>
-      </w:r>
-      <w:r>
-        <w:rPr>
-          <w:rFonts w:ascii="Times New Roman"/>
-          <w:color w:val="292929"/>
-          <w:sz w:val="24"/>
+        </w:rPr>
+        <w:t xml:space="preserve"> </w:t>
+      </w:r>
+      <w:r>
+        <w:rPr>
+          <w:color w:val="292929"/>
         </w:rPr>
         <w:t>sentences</w:t>
       </w:r>
       <w:r>
         <w:rPr>
-          <w:rFonts w:ascii="Times New Roman"/>
           <w:color w:val="292929"/>
           <w:spacing w:val="-10"/>
-          <w:sz w:val="24"/>
-        </w:rPr>
-        <w:t xml:space="preserve"> </w:t>
-      </w:r>
-      <w:r>
-        <w:rPr>
-          <w:rFonts w:ascii="Times New Roman"/>
-          <w:color w:val="292929"/>
-          <w:sz w:val="24"/>
+        </w:rPr>
+        <w:t xml:space="preserve"> </w:t>
+      </w:r>
+      <w:r>
+        <w:rPr>
+          <w:color w:val="292929"/>
         </w:rPr>
         <w:t>with</w:t>
       </w:r>
       <w:r>
         <w:rPr>
-          <w:rFonts w:ascii="Times New Roman"/>
           <w:color w:val="292929"/>
           <w:spacing w:val="-7"/>
-          <w:sz w:val="24"/>
-        </w:rPr>
-        <w:t xml:space="preserve"> </w:t>
-      </w:r>
-      <w:r>
-        <w:rPr>
-          <w:rFonts w:ascii="Times New Roman"/>
-          <w:color w:val="292929"/>
-          <w:sz w:val="24"/>
+        </w:rPr>
+        <w:t xml:space="preserve"> </w:t>
+      </w:r>
+      <w:r>
+        <w:rPr>
+          <w:color w:val="292929"/>
         </w:rPr>
         <w:t>higher</w:t>
       </w:r>
       <w:r>
         <w:rPr>
-          <w:rFonts w:ascii="Times New Roman"/>
           <w:color w:val="292929"/>
           <w:spacing w:val="-11"/>
-          <w:sz w:val="24"/>
-        </w:rPr>
-        <w:t xml:space="preserve"> </w:t>
-      </w:r>
-      <w:r>
-        <w:rPr>
-          <w:rFonts w:ascii="Times New Roman"/>
+        </w:rPr>
+        <w:t xml:space="preserve"> </w:t>
+      </w:r>
+      <w:r>
+        <w:rPr>
           <w:color w:val="292929"/>
           <w:spacing w:val="-2"/>
-          <w:sz w:val="24"/>
         </w:rPr>
         <w:t>significance.</w:t>
       </w:r>
@@ -4186,10 +3966,6 @@
     <w:p>
       <w:pPr>
         <w:pStyle w:val="ListParagraph"/>
-        <w:rPr>
-          <w:rFonts w:ascii="Times New Roman"/>
-          <w:sz w:val="24"/>
-        </w:rPr>
         <w:sectPr>
           <w:pgSz w:w="12240" w:h="15840"/>
           <w:pgMar w:top="2820" w:right="360" w:bottom="280" w:left="360" w:header="724" w:footer="0" w:gutter="0"/>
@@ -4208,7 +3984,6 @@
         <w:pStyle w:val="BodyText"/>
         <w:spacing w:before="5"/>
         <w:rPr>
-          <w:rFonts w:ascii="Times New Roman"/>
           <w:sz w:val="28"/>
         </w:rPr>
       </w:pPr>
@@ -4255,206 +4030,318 @@
         <w:spacing w:line="292" w:lineRule="exact"/>
         <w:ind w:left="1079" w:hanging="359"/>
         <w:rPr>
-          <w:sz w:val="24"/>
-        </w:rPr>
-      </w:pPr>
-      <w:r>
-        <w:rPr>
-          <w:sz w:val="24"/>
+          <w:b/>
+        </w:rPr>
+      </w:pPr>
+      <w:r>
+        <w:rPr>
+          <w:b/>
         </w:rPr>
         <w:t>How</w:t>
       </w:r>
       <w:r>
         <w:rPr>
+          <w:b/>
           <w:spacing w:val="-4"/>
-          <w:sz w:val="24"/>
-        </w:rPr>
-        <w:t xml:space="preserve"> </w:t>
-      </w:r>
-      <w:r>
-        <w:rPr>
-          <w:sz w:val="24"/>
+        </w:rPr>
+        <w:t xml:space="preserve"> </w:t>
+      </w:r>
+      <w:r>
+        <w:rPr>
+          <w:b/>
         </w:rPr>
         <w:t>keyword</w:t>
       </w:r>
       <w:r>
         <w:rPr>
+          <w:b/>
           <w:spacing w:val="-4"/>
-          <w:sz w:val="24"/>
-        </w:rPr>
-        <w:t xml:space="preserve"> </w:t>
-      </w:r>
-      <w:r>
-        <w:rPr>
-          <w:sz w:val="24"/>
+        </w:rPr>
+        <w:t xml:space="preserve"> </w:t>
+      </w:r>
+      <w:r>
+        <w:rPr>
+          <w:b/>
         </w:rPr>
         <w:t>extraction is</w:t>
       </w:r>
       <w:r>
         <w:rPr>
+          <w:b/>
           <w:spacing w:val="-4"/>
-          <w:sz w:val="24"/>
-        </w:rPr>
-        <w:t xml:space="preserve"> </w:t>
-      </w:r>
-      <w:r>
-        <w:rPr>
-          <w:sz w:val="24"/>
+        </w:rPr>
+        <w:t xml:space="preserve"> </w:t>
+      </w:r>
+      <w:r>
+        <w:rPr>
+          <w:b/>
         </w:rPr>
         <w:t>similar</w:t>
       </w:r>
       <w:r>
         <w:rPr>
+          <w:b/>
           <w:spacing w:val="-2"/>
-          <w:sz w:val="24"/>
-        </w:rPr>
-        <w:t xml:space="preserve"> </w:t>
-      </w:r>
-      <w:r>
-        <w:rPr>
-          <w:sz w:val="24"/>
+        </w:rPr>
+        <w:t xml:space="preserve"> </w:t>
+      </w:r>
+      <w:r>
+        <w:rPr>
+          <w:b/>
         </w:rPr>
         <w:t>to</w:t>
       </w:r>
       <w:r>
         <w:rPr>
+          <w:b/>
           <w:spacing w:val="-5"/>
-          <w:sz w:val="24"/>
-        </w:rPr>
-        <w:t xml:space="preserve"> </w:t>
-      </w:r>
-      <w:r>
-        <w:rPr>
-          <w:sz w:val="24"/>
+        </w:rPr>
+        <w:t xml:space="preserve"> </w:t>
+      </w:r>
+      <w:r>
+        <w:rPr>
+          <w:b/>
         </w:rPr>
         <w:t>document</w:t>
       </w:r>
       <w:r>
         <w:rPr>
+          <w:b/>
           <w:spacing w:val="-6"/>
-          <w:sz w:val="24"/>
-        </w:rPr>
-        <w:t xml:space="preserve"> </w:t>
-      </w:r>
-      <w:r>
-        <w:rPr>
-          <w:sz w:val="24"/>
+        </w:rPr>
+        <w:t xml:space="preserve"> </w:t>
+      </w:r>
+      <w:r>
+        <w:rPr>
+          <w:b/>
         </w:rPr>
         <w:t>summarization</w:t>
       </w:r>
       <w:r>
         <w:rPr>
+          <w:b/>
           <w:spacing w:val="-4"/>
-          <w:sz w:val="24"/>
-        </w:rPr>
-        <w:t xml:space="preserve"> </w:t>
-      </w:r>
-      <w:r>
-        <w:rPr>
+        </w:rPr>
+        <w:t xml:space="preserve"> </w:t>
+      </w:r>
+      <w:r>
+        <w:rPr>
+          <w:b/>
           <w:spacing w:val="-2"/>
-          <w:sz w:val="24"/>
         </w:rPr>
         <w:t>process?</w:t>
       </w:r>
     </w:p>
     <w:p>
       <w:pPr>
+        <w:pStyle w:val="ListParagraph"/>
+        <w:numPr>
+          <w:ilvl w:val="0"/>
+          <w:numId w:val="4"/>
+        </w:numPr>
+        <w:rPr>
+          <w:b/>
+        </w:rPr>
+      </w:pPr>
+      <w:r>
+        <w:t>Both use the</w:t>
+      </w:r>
+      <w:r>
+        <w:rPr>
+          <w:b/>
+        </w:rPr>
+        <w:t xml:space="preserve"> </w:t>
+      </w:r>
+      <w:proofErr w:type="spellStart"/>
+      <w:r>
+        <w:rPr>
+          <w:rStyle w:val="Strong"/>
+          <w:b w:val="0"/>
+        </w:rPr>
+        <w:t>TextRank</w:t>
+      </w:r>
+      <w:proofErr w:type="spellEnd"/>
+      <w:r>
+        <w:rPr>
+          <w:rStyle w:val="Strong"/>
+          <w:b w:val="0"/>
+        </w:rPr>
+        <w:t xml:space="preserve"> algorithm</w:t>
+      </w:r>
+      <w:r>
+        <w:rPr>
+          <w:b/>
+        </w:rPr>
+        <w:t xml:space="preserve"> </w:t>
+      </w:r>
+      <w:r>
+        <w:t>based on PageRank.</w:t>
+      </w:r>
+      <w:r>
+        <w:rPr>
+          <w:b/>
+        </w:rPr>
+        <w:t xml:space="preserve"> </w:t>
+      </w:r>
+    </w:p>
+    <w:p>
+      <w:pPr>
+        <w:pStyle w:val="ListParagraph"/>
+        <w:numPr>
+          <w:ilvl w:val="0"/>
+          <w:numId w:val="4"/>
+        </w:numPr>
+        <w:rPr>
+          <w:b/>
+        </w:rPr>
+      </w:pPr>
+      <w:r>
+        <w:t>Both convert text into a</w:t>
+      </w:r>
+      <w:r>
+        <w:rPr>
+          <w:b/>
+        </w:rPr>
+        <w:t xml:space="preserve"> </w:t>
+      </w:r>
+      <w:r>
+        <w:rPr>
+          <w:rStyle w:val="Strong"/>
+          <w:b w:val="0"/>
+        </w:rPr>
+        <w:t>graph structure</w:t>
+      </w:r>
+      <w:r>
+        <w:rPr>
+          <w:b/>
+        </w:rPr>
+        <w:t xml:space="preserve"> </w:t>
+      </w:r>
+    </w:p>
+    <w:p>
+      <w:pPr>
+        <w:pStyle w:val="ListParagraph"/>
+        <w:numPr>
+          <w:ilvl w:val="0"/>
+          <w:numId w:val="4"/>
+        </w:numPr>
+        <w:rPr>
+          <w:b/>
+        </w:rPr>
+      </w:pPr>
+      <w:r>
+        <w:t>Both rank elements using</w:t>
+      </w:r>
+      <w:r>
+        <w:rPr>
+          <w:b/>
+        </w:rPr>
+        <w:t xml:space="preserve"> </w:t>
+      </w:r>
+      <w:r>
+        <w:rPr>
+          <w:rStyle w:val="Strong"/>
+          <w:b w:val="0"/>
+        </w:rPr>
+        <w:t>importance scores</w:t>
+      </w:r>
+      <w:r>
+        <w:rPr>
+          <w:b/>
+        </w:rPr>
+        <w:t xml:space="preserve">. </w:t>
+      </w:r>
+    </w:p>
+    <w:p>
+      <w:pPr>
+        <w:pStyle w:val="ListParagraph"/>
+        <w:numPr>
+          <w:ilvl w:val="0"/>
+          <w:numId w:val="4"/>
+        </w:numPr>
+        <w:rPr>
+          <w:b/>
+        </w:rPr>
+      </w:pPr>
+      <w:r>
+        <w:t>Both are</w:t>
+      </w:r>
+      <w:r>
+        <w:rPr>
+          <w:b/>
+        </w:rPr>
+        <w:t xml:space="preserve"> </w:t>
+      </w:r>
+      <w:r>
+        <w:rPr>
+          <w:rStyle w:val="Strong"/>
+          <w:b w:val="0"/>
+        </w:rPr>
+        <w:t>unsupervised methods</w:t>
+      </w:r>
+      <w:r>
+        <w:rPr>
+          <w:b/>
+        </w:rPr>
+        <w:t xml:space="preserve"> </w:t>
+      </w:r>
+    </w:p>
+    <w:p>
+      <w:pPr>
+        <w:pStyle w:val="ListParagraph"/>
+        <w:numPr>
+          <w:ilvl w:val="0"/>
+          <w:numId w:val="4"/>
+        </w:numPr>
+        <w:rPr>
+          <w:b/>
+        </w:rPr>
+      </w:pPr>
+      <w:r>
+        <w:t>Both aim to extract the</w:t>
+      </w:r>
+      <w:r>
+        <w:rPr>
+          <w:b/>
+        </w:rPr>
+        <w:t xml:space="preserve"> </w:t>
+      </w:r>
+      <w:r>
+        <w:rPr>
+          <w:rStyle w:val="Strong"/>
+          <w:b w:val="0"/>
+        </w:rPr>
+        <w:t>most important information</w:t>
+      </w:r>
+      <w:r>
+        <w:rPr>
+          <w:b/>
+        </w:rPr>
+        <w:t xml:space="preserve"> </w:t>
+      </w:r>
+      <w:r>
+        <w:t>from the text.</w:t>
+      </w:r>
+    </w:p>
+    <w:p>
+      <w:pPr>
         <w:pStyle w:val="BodyText"/>
         <w:spacing w:before="38"/>
         <w:rPr>
+          <w:b/>
           <w:sz w:val="20"/>
         </w:rPr>
       </w:pPr>
       <w:r>
         <w:rPr>
+          <w:b/>
           <w:noProof/>
           <w:sz w:val="20"/>
         </w:rPr>
         <mc:AlternateContent>
           <mc:Choice Requires="wps">
             <w:drawing>
-              <wp:anchor distT="0" distB="0" distL="0" distR="0" simplePos="0" relativeHeight="487591936" behindDoc="1" locked="0" layoutInCell="1" allowOverlap="1" wp14:anchorId="3CE8D61B" wp14:editId="4B6A9A48">
-                <wp:simplePos x="0" y="0"/>
-                <wp:positionH relativeFrom="page">
-                  <wp:posOffset>914717</wp:posOffset>
-                </wp:positionH>
-                <wp:positionV relativeFrom="paragraph">
-                  <wp:posOffset>194620</wp:posOffset>
-                </wp:positionV>
-                <wp:extent cx="6377940" cy="1270"/>
-                <wp:effectExtent l="0" t="0" r="0" b="0"/>
-                <wp:wrapTopAndBottom/>
-                <wp:docPr id="12" name="Graphic 12"/>
-                <wp:cNvGraphicFramePr>
-                  <a:graphicFrameLocks xmlns:a="http://schemas.openxmlformats.org/drawingml/2006/main"/>
-                </wp:cNvGraphicFramePr>
-                <a:graphic xmlns:a="http://schemas.openxmlformats.org/drawingml/2006/main">
-                  <a:graphicData uri="http://schemas.microsoft.com/office/word/2010/wordprocessingShape">
-                    <wps:wsp>
-                      <wps:cNvSpPr>
-                        <a:spLocks/>
-                      </wps:cNvSpPr>
-                      <wps:spPr>
-                        <a:xfrm>
-                          <a:off x="0" y="0"/>
-                          <a:ext cx="6377940" cy="1270"/>
-                        </a:xfrm>
-                        <a:custGeom>
-                          <a:avLst/>
-                          <a:gdLst/>
-                          <a:ahLst/>
-                          <a:cxnLst/>
-                          <a:rect l="l" t="t" r="r" b="b"/>
-                          <a:pathLst>
-                            <a:path w="6377940">
-                              <a:moveTo>
-                                <a:pt x="0" y="0"/>
-                              </a:moveTo>
-                              <a:lnTo>
-                                <a:pt x="6377483" y="0"/>
-                              </a:lnTo>
-                            </a:path>
-                          </a:pathLst>
-                        </a:custGeom>
-                        <a:ln w="9906">
-                          <a:solidFill>
-                            <a:srgbClr val="000000"/>
-                          </a:solidFill>
-                          <a:prstDash val="solid"/>
-                        </a:ln>
-                      </wps:spPr>
-                      <wps:bodyPr wrap="square" lIns="0" tIns="0" rIns="0" bIns="0" rtlCol="0">
-                        <a:prstTxWarp prst="textNoShape">
-                          <a:avLst/>
-                        </a:prstTxWarp>
-                        <a:noAutofit/>
-                      </wps:bodyPr>
-                    </wps:wsp>
-                  </a:graphicData>
-                </a:graphic>
-              </wp:anchor>
-            </w:drawing>
-          </mc:Choice>
-          <mc:Fallback xmlns:pic="http://schemas.openxmlformats.org/drawingml/2006/picture" xmlns:a="http://schemas.openxmlformats.org/drawingml/2006/main" xmlns:ve="http://schemas.openxmlformats.org/markup-compatibility/2006">
-            <w:pict>
-              <v:shape style="position:absolute;margin-left:72.025002pt;margin-top:15.324465pt;width:502.2pt;height:.1pt;mso-position-horizontal-relative:page;mso-position-vertical-relative:paragraph;z-index:-15724544;mso-wrap-distance-left:0;mso-wrap-distance-right:0" id="docshape5" coordorigin="1441,306" coordsize="10044,0" path="m1441,306l11484,306e" filled="false" stroked="true" strokeweight=".78pt" strokecolor="#000000">
-                <v:path arrowok="t"/>
-                <v:stroke dashstyle="solid"/>
-                <w10:wrap type="topAndBottom"/>
-              </v:shape>
-            </w:pict>
-          </mc:Fallback>
-        </mc:AlternateContent>
-      </w:r>
-      <w:r>
-        <w:rPr>
-          <w:noProof/>
-          <w:sz w:val="20"/>
-        </w:rPr>
-        <mc:AlternateContent>
-          <mc:Choice Requires="wps">
-            <w:drawing>
-              <wp:anchor distT="0" distB="0" distL="0" distR="0" simplePos="0" relativeHeight="487592448" behindDoc="1" locked="0" layoutInCell="1" allowOverlap="1" wp14:anchorId="53AD9924" wp14:editId="45D8E3E0">
+              <wp:anchor distT="0" distB="0" distL="0" distR="0" simplePos="0" relativeHeight="487592448" behindDoc="1" locked="0" layoutInCell="1" allowOverlap="1" wp14:anchorId="53AD9924" wp14:editId="4A87DBF5">
                 <wp:simplePos x="0" y="0"/>
                 <wp:positionH relativeFrom="page">
                   <wp:posOffset>914717</wp:posOffset>
@@ -4498,9 +4385,7 @@
                           </a:pathLst>
                         </a:custGeom>
                         <a:ln w="9906">
-                          <a:solidFill>
-                            <a:srgbClr val="000000"/>
-                          </a:solidFill>
+                          <a:noFill/>
                           <a:prstDash val="solid"/>
                         </a:ln>
                       </wps:spPr>
@@ -4516,116 +4401,16 @@
               </wp:anchor>
             </w:drawing>
           </mc:Choice>
-          <mc:Fallback xmlns:pic="http://schemas.openxmlformats.org/drawingml/2006/picture" xmlns:a="http://schemas.openxmlformats.org/drawingml/2006/main" xmlns:ve="http://schemas.openxmlformats.org/markup-compatibility/2006">
+          <mc:Fallback>
             <w:pict>
-              <v:shape style="position:absolute;margin-left:72.025002pt;margin-top:32.324463pt;width:502.2pt;height:.1pt;mso-position-horizontal-relative:page;mso-position-vertical-relative:paragraph;z-index:-15724032;mso-wrap-distance-left:0;mso-wrap-distance-right:0" id="docshape6" coordorigin="1441,646" coordsize="10044,0" path="m1441,646l11484,646e" filled="false" stroked="true" strokeweight=".78pt" strokecolor="#000000">
+              <v:shape w14:anchorId="1C686B31" id="Graphic 13" o:spid="_x0000_s1026" style="position:absolute;margin-left:1in;margin-top:32.3pt;width:502.2pt;height:.1pt;z-index:-15724032;visibility:visible;mso-wrap-style:square;mso-wrap-distance-left:0;mso-wrap-distance-top:0;mso-wrap-distance-right:0;mso-wrap-distance-bottom:0;mso-position-horizontal:absolute;mso-position-horizontal-relative:page;mso-position-vertical:absolute;mso-position-vertical-relative:text;v-text-anchor:top" coordsize="6377940,1270" o:gfxdata="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" path="m,l6377483,e" filled="f" stroked="f" strokeweight=".78pt">
                 <v:path arrowok="t"/>
-                <v:stroke dashstyle="solid"/>
-                <w10:wrap type="topAndBottom"/>
+                <w10:wrap type="topAndBottom" anchorx="page"/>
               </v:shape>
             </w:pict>
           </mc:Fallback>
         </mc:AlternateContent>
       </w:r>
-      <w:r>
-        <w:rPr>
-          <w:noProof/>
-          <w:sz w:val="20"/>
-        </w:rPr>
-        <mc:AlternateContent>
-          <mc:Choice Requires="wps">
-            <w:drawing>
-              <wp:anchor distT="0" distB="0" distL="0" distR="0" simplePos="0" relativeHeight="487592960" behindDoc="1" locked="0" layoutInCell="1" allowOverlap="1" wp14:anchorId="2CAAF47F" wp14:editId="35728A19">
-                <wp:simplePos x="0" y="0"/>
-                <wp:positionH relativeFrom="page">
-                  <wp:posOffset>914717</wp:posOffset>
-                </wp:positionH>
-                <wp:positionV relativeFrom="paragraph">
-                  <wp:posOffset>623880</wp:posOffset>
-                </wp:positionV>
-                <wp:extent cx="6377940" cy="1270"/>
-                <wp:effectExtent l="0" t="0" r="0" b="0"/>
-                <wp:wrapTopAndBottom/>
-                <wp:docPr id="14" name="Graphic 14"/>
-                <wp:cNvGraphicFramePr>
-                  <a:graphicFrameLocks xmlns:a="http://schemas.openxmlformats.org/drawingml/2006/main"/>
-                </wp:cNvGraphicFramePr>
-                <a:graphic xmlns:a="http://schemas.openxmlformats.org/drawingml/2006/main">
-                  <a:graphicData uri="http://schemas.microsoft.com/office/word/2010/wordprocessingShape">
-                    <wps:wsp>
-                      <wps:cNvSpPr>
-                        <a:spLocks/>
-                      </wps:cNvSpPr>
-                      <wps:spPr>
-                        <a:xfrm>
-                          <a:off x="0" y="0"/>
-                          <a:ext cx="6377940" cy="1270"/>
-                        </a:xfrm>
-                        <a:custGeom>
-                          <a:avLst/>
-                          <a:gdLst/>
-                          <a:ahLst/>
-                          <a:cxnLst/>
-                          <a:rect l="l" t="t" r="r" b="b"/>
-                          <a:pathLst>
-                            <a:path w="6377940">
-                              <a:moveTo>
-                                <a:pt x="0" y="0"/>
-                              </a:moveTo>
-                              <a:lnTo>
-                                <a:pt x="6377483" y="0"/>
-                              </a:lnTo>
-                            </a:path>
-                          </a:pathLst>
-                        </a:custGeom>
-                        <a:ln w="9906">
-                          <a:solidFill>
-                            <a:srgbClr val="000000"/>
-                          </a:solidFill>
-                          <a:prstDash val="solid"/>
-                        </a:ln>
-                      </wps:spPr>
-                      <wps:bodyPr wrap="square" lIns="0" tIns="0" rIns="0" bIns="0" rtlCol="0">
-                        <a:prstTxWarp prst="textNoShape">
-                          <a:avLst/>
-                        </a:prstTxWarp>
-                        <a:noAutofit/>
-                      </wps:bodyPr>
-                    </wps:wsp>
-                  </a:graphicData>
-                </a:graphic>
-              </wp:anchor>
-            </w:drawing>
-          </mc:Choice>
-          <mc:Fallback xmlns:pic="http://schemas.openxmlformats.org/drawingml/2006/picture" xmlns:a="http://schemas.openxmlformats.org/drawingml/2006/main" xmlns:ve="http://schemas.openxmlformats.org/markup-compatibility/2006">
-            <w:pict>
-              <v:shape style="position:absolute;margin-left:72.025002pt;margin-top:49.124451pt;width:502.2pt;height:.1pt;mso-position-horizontal-relative:page;mso-position-vertical-relative:paragraph;z-index:-15723520;mso-wrap-distance-left:0;mso-wrap-distance-right:0" id="docshape7" coordorigin="1441,982" coordsize="10044,0" path="m1441,982l11484,982e" filled="false" stroked="true" strokeweight=".78pt" strokecolor="#000000">
-                <v:path arrowok="t"/>
-                <v:stroke dashstyle="solid"/>
-                <w10:wrap type="topAndBottom"/>
-              </v:shape>
-            </w:pict>
-          </mc:Fallback>
-        </mc:AlternateContent>
-      </w:r>
-    </w:p>
-    <w:p>
-      <w:pPr>
-        <w:pStyle w:val="BodyText"/>
-        <w:spacing w:before="64"/>
-        <w:rPr>
-          <w:sz w:val="20"/>
-        </w:rPr>
-      </w:pPr>
-    </w:p>
-    <w:p>
-      <w:pPr>
-        <w:pStyle w:val="BodyText"/>
-        <w:spacing w:before="60"/>
-        <w:rPr>
-          <w:sz w:val="20"/>
-        </w:rPr>
-      </w:pPr>
     </w:p>
     <w:p>
       <w:pPr>
@@ -4640,363 +4425,111 @@
         <w:spacing w:before="64"/>
         <w:ind w:left="1079" w:hanging="359"/>
         <w:rPr>
-          <w:sz w:val="24"/>
-        </w:rPr>
-      </w:pPr>
-      <w:r>
-        <w:rPr>
-          <w:sz w:val="24"/>
+          <w:b/>
+        </w:rPr>
+      </w:pPr>
+      <w:r>
+        <w:rPr>
+          <w:b/>
         </w:rPr>
         <w:t>How</w:t>
       </w:r>
       <w:r>
         <w:rPr>
+          <w:b/>
           <w:spacing w:val="-3"/>
-          <w:sz w:val="24"/>
-        </w:rPr>
-        <w:t xml:space="preserve"> </w:t>
-      </w:r>
-      <w:r>
-        <w:rPr>
-          <w:sz w:val="24"/>
+        </w:rPr>
+        <w:t xml:space="preserve"> </w:t>
+      </w:r>
+      <w:r>
+        <w:rPr>
+          <w:b/>
         </w:rPr>
         <w:t>keyword</w:t>
       </w:r>
       <w:r>
         <w:rPr>
+          <w:b/>
           <w:spacing w:val="-4"/>
-          <w:sz w:val="24"/>
-        </w:rPr>
-        <w:t xml:space="preserve"> </w:t>
-      </w:r>
-      <w:r>
-        <w:rPr>
-          <w:sz w:val="24"/>
+        </w:rPr>
+        <w:t xml:space="preserve"> </w:t>
+      </w:r>
+      <w:r>
+        <w:rPr>
+          <w:b/>
         </w:rPr>
         <w:t>extraction is different</w:t>
       </w:r>
       <w:r>
         <w:rPr>
+          <w:b/>
           <w:spacing w:val="-5"/>
-          <w:sz w:val="24"/>
-        </w:rPr>
-        <w:t xml:space="preserve"> </w:t>
-      </w:r>
-      <w:r>
-        <w:rPr>
-          <w:sz w:val="24"/>
+        </w:rPr>
+        <w:t xml:space="preserve"> </w:t>
+      </w:r>
+      <w:r>
+        <w:rPr>
+          <w:b/>
         </w:rPr>
         <w:t>to</w:t>
       </w:r>
       <w:r>
         <w:rPr>
+          <w:b/>
           <w:spacing w:val="-5"/>
-          <w:sz w:val="24"/>
-        </w:rPr>
-        <w:t xml:space="preserve"> </w:t>
-      </w:r>
-      <w:r>
-        <w:rPr>
-          <w:sz w:val="24"/>
+        </w:rPr>
+        <w:t xml:space="preserve"> </w:t>
+      </w:r>
+      <w:r>
+        <w:rPr>
+          <w:b/>
         </w:rPr>
         <w:t>document</w:t>
       </w:r>
       <w:r>
         <w:rPr>
+          <w:b/>
           <w:spacing w:val="-6"/>
-          <w:sz w:val="24"/>
-        </w:rPr>
-        <w:t xml:space="preserve"> </w:t>
-      </w:r>
-      <w:r>
-        <w:rPr>
-          <w:sz w:val="24"/>
+        </w:rPr>
+        <w:t xml:space="preserve"> </w:t>
+      </w:r>
+      <w:r>
+        <w:rPr>
+          <w:b/>
         </w:rPr>
         <w:t>summarization</w:t>
       </w:r>
       <w:r>
         <w:rPr>
+          <w:b/>
           <w:spacing w:val="-3"/>
-          <w:sz w:val="24"/>
-        </w:rPr>
-        <w:t xml:space="preserve"> </w:t>
-      </w:r>
-      <w:r>
-        <w:rPr>
+        </w:rPr>
+        <w:t xml:space="preserve"> </w:t>
+      </w:r>
+      <w:r>
+        <w:rPr>
+          <w:b/>
           <w:spacing w:val="-2"/>
-          <w:sz w:val="24"/>
         </w:rPr>
         <w:t>process?</w:t>
       </w:r>
     </w:p>
     <w:p>
       <w:pPr>
-        <w:pStyle w:val="BodyText"/>
-        <w:spacing w:before="39"/>
-        <w:rPr>
-          <w:sz w:val="20"/>
-        </w:rPr>
-      </w:pPr>
-      <w:r>
-        <w:rPr>
-          <w:noProof/>
-          <w:sz w:val="20"/>
-        </w:rPr>
-        <mc:AlternateContent>
-          <mc:Choice Requires="wps">
-            <w:drawing>
-              <wp:anchor distT="0" distB="0" distL="0" distR="0" simplePos="0" relativeHeight="487593472" behindDoc="1" locked="0" layoutInCell="1" allowOverlap="1" wp14:anchorId="0628B262" wp14:editId="62501026">
-                <wp:simplePos x="0" y="0"/>
-                <wp:positionH relativeFrom="page">
-                  <wp:posOffset>914717</wp:posOffset>
-                </wp:positionH>
-                <wp:positionV relativeFrom="paragraph">
-                  <wp:posOffset>195472</wp:posOffset>
-                </wp:positionV>
-                <wp:extent cx="6377940" cy="1270"/>
-                <wp:effectExtent l="0" t="0" r="0" b="0"/>
-                <wp:wrapTopAndBottom/>
-                <wp:docPr id="15" name="Graphic 15"/>
-                <wp:cNvGraphicFramePr>
-                  <a:graphicFrameLocks xmlns:a="http://schemas.openxmlformats.org/drawingml/2006/main"/>
-                </wp:cNvGraphicFramePr>
-                <a:graphic xmlns:a="http://schemas.openxmlformats.org/drawingml/2006/main">
-                  <a:graphicData uri="http://schemas.microsoft.com/office/word/2010/wordprocessingShape">
-                    <wps:wsp>
-                      <wps:cNvSpPr>
-                        <a:spLocks/>
-                      </wps:cNvSpPr>
-                      <wps:spPr>
-                        <a:xfrm>
-                          <a:off x="0" y="0"/>
-                          <a:ext cx="6377940" cy="1270"/>
-                        </a:xfrm>
-                        <a:custGeom>
-                          <a:avLst/>
-                          <a:gdLst/>
-                          <a:ahLst/>
-                          <a:cxnLst/>
-                          <a:rect l="l" t="t" r="r" b="b"/>
-                          <a:pathLst>
-                            <a:path w="6377940">
-                              <a:moveTo>
-                                <a:pt x="0" y="0"/>
-                              </a:moveTo>
-                              <a:lnTo>
-                                <a:pt x="6377483" y="0"/>
-                              </a:lnTo>
-                            </a:path>
-                          </a:pathLst>
-                        </a:custGeom>
-                        <a:ln w="9906">
-                          <a:solidFill>
-                            <a:srgbClr val="000000"/>
-                          </a:solidFill>
-                          <a:prstDash val="solid"/>
-                        </a:ln>
-                      </wps:spPr>
-                      <wps:bodyPr wrap="square" lIns="0" tIns="0" rIns="0" bIns="0" rtlCol="0">
-                        <a:prstTxWarp prst="textNoShape">
-                          <a:avLst/>
-                        </a:prstTxWarp>
-                        <a:noAutofit/>
-                      </wps:bodyPr>
-                    </wps:wsp>
-                  </a:graphicData>
-                </a:graphic>
-              </wp:anchor>
-            </w:drawing>
-          </mc:Choice>
-          <mc:Fallback xmlns:pic="http://schemas.openxmlformats.org/drawingml/2006/picture" xmlns:a="http://schemas.openxmlformats.org/drawingml/2006/main" xmlns:ve="http://schemas.openxmlformats.org/markup-compatibility/2006">
-            <w:pict>
-              <v:shape style="position:absolute;margin-left:72.025002pt;margin-top:15.391567pt;width:502.2pt;height:.1pt;mso-position-horizontal-relative:page;mso-position-vertical-relative:paragraph;z-index:-15723008;mso-wrap-distance-left:0;mso-wrap-distance-right:0" id="docshape8" coordorigin="1441,308" coordsize="10044,0" path="m1441,308l11484,308e" filled="false" stroked="true" strokeweight=".78pt" strokecolor="#000000">
-                <v:path arrowok="t"/>
-                <v:stroke dashstyle="solid"/>
-                <w10:wrap type="topAndBottom"/>
-              </v:shape>
-            </w:pict>
-          </mc:Fallback>
-        </mc:AlternateContent>
-      </w:r>
-      <w:r>
-        <w:rPr>
-          <w:noProof/>
-          <w:sz w:val="20"/>
-        </w:rPr>
-        <mc:AlternateContent>
-          <mc:Choice Requires="wps">
-            <w:drawing>
-              <wp:anchor distT="0" distB="0" distL="0" distR="0" simplePos="0" relativeHeight="487593984" behindDoc="1" locked="0" layoutInCell="1" allowOverlap="1" wp14:anchorId="348864A3" wp14:editId="6F898B17">
-                <wp:simplePos x="0" y="0"/>
-                <wp:positionH relativeFrom="page">
-                  <wp:posOffset>914717</wp:posOffset>
-                </wp:positionH>
-                <wp:positionV relativeFrom="paragraph">
-                  <wp:posOffset>408705</wp:posOffset>
-                </wp:positionV>
-                <wp:extent cx="6377940" cy="1270"/>
-                <wp:effectExtent l="0" t="0" r="0" b="0"/>
-                <wp:wrapTopAndBottom/>
-                <wp:docPr id="16" name="Graphic 16"/>
-                <wp:cNvGraphicFramePr>
-                  <a:graphicFrameLocks xmlns:a="http://schemas.openxmlformats.org/drawingml/2006/main"/>
-                </wp:cNvGraphicFramePr>
-                <a:graphic xmlns:a="http://schemas.openxmlformats.org/drawingml/2006/main">
-                  <a:graphicData uri="http://schemas.microsoft.com/office/word/2010/wordprocessingShape">
-                    <wps:wsp>
-                      <wps:cNvSpPr>
-                        <a:spLocks/>
-                      </wps:cNvSpPr>
-                      <wps:spPr>
-                        <a:xfrm>
-                          <a:off x="0" y="0"/>
-                          <a:ext cx="6377940" cy="1270"/>
-                        </a:xfrm>
-                        <a:custGeom>
-                          <a:avLst/>
-                          <a:gdLst/>
-                          <a:ahLst/>
-                          <a:cxnLst/>
-                          <a:rect l="l" t="t" r="r" b="b"/>
-                          <a:pathLst>
-                            <a:path w="6377940">
-                              <a:moveTo>
-                                <a:pt x="0" y="0"/>
-                              </a:moveTo>
-                              <a:lnTo>
-                                <a:pt x="6377483" y="0"/>
-                              </a:lnTo>
-                            </a:path>
-                          </a:pathLst>
-                        </a:custGeom>
-                        <a:ln w="9906">
-                          <a:solidFill>
-                            <a:srgbClr val="000000"/>
-                          </a:solidFill>
-                          <a:prstDash val="solid"/>
-                        </a:ln>
-                      </wps:spPr>
-                      <wps:bodyPr wrap="square" lIns="0" tIns="0" rIns="0" bIns="0" rtlCol="0">
-                        <a:prstTxWarp prst="textNoShape">
-                          <a:avLst/>
-                        </a:prstTxWarp>
-                        <a:noAutofit/>
-                      </wps:bodyPr>
-                    </wps:wsp>
-                  </a:graphicData>
-                </a:graphic>
-              </wp:anchor>
-            </w:drawing>
-          </mc:Choice>
-          <mc:Fallback xmlns:pic="http://schemas.openxmlformats.org/drawingml/2006/picture" xmlns:a="http://schemas.openxmlformats.org/drawingml/2006/main" xmlns:ve="http://schemas.openxmlformats.org/markup-compatibility/2006">
-            <w:pict>
-              <v:shape style="position:absolute;margin-left:72.025002pt;margin-top:32.181545pt;width:502.2pt;height:.1pt;mso-position-horizontal-relative:page;mso-position-vertical-relative:paragraph;z-index:-15722496;mso-wrap-distance-left:0;mso-wrap-distance-right:0" id="docshape9" coordorigin="1441,644" coordsize="10044,0" path="m1441,644l11484,644e" filled="false" stroked="true" strokeweight=".78pt" strokecolor="#000000">
-                <v:path arrowok="t"/>
-                <v:stroke dashstyle="solid"/>
-                <w10:wrap type="topAndBottom"/>
-              </v:shape>
-            </w:pict>
-          </mc:Fallback>
-        </mc:AlternateContent>
-      </w:r>
-      <w:r>
-        <w:rPr>
-          <w:noProof/>
-          <w:sz w:val="20"/>
-        </w:rPr>
-        <mc:AlternateContent>
-          <mc:Choice Requires="wps">
-            <w:drawing>
-              <wp:anchor distT="0" distB="0" distL="0" distR="0" simplePos="0" relativeHeight="487594496" behindDoc="1" locked="0" layoutInCell="1" allowOverlap="1" wp14:anchorId="0AA9F54F" wp14:editId="3534863B">
-                <wp:simplePos x="0" y="0"/>
-                <wp:positionH relativeFrom="page">
-                  <wp:posOffset>914717</wp:posOffset>
-                </wp:positionH>
-                <wp:positionV relativeFrom="paragraph">
-                  <wp:posOffset>624605</wp:posOffset>
-                </wp:positionV>
-                <wp:extent cx="6377940" cy="1270"/>
-                <wp:effectExtent l="0" t="0" r="0" b="0"/>
-                <wp:wrapTopAndBottom/>
-                <wp:docPr id="17" name="Graphic 17"/>
-                <wp:cNvGraphicFramePr>
-                  <a:graphicFrameLocks xmlns:a="http://schemas.openxmlformats.org/drawingml/2006/main"/>
-                </wp:cNvGraphicFramePr>
-                <a:graphic xmlns:a="http://schemas.openxmlformats.org/drawingml/2006/main">
-                  <a:graphicData uri="http://schemas.microsoft.com/office/word/2010/wordprocessingShape">
-                    <wps:wsp>
-                      <wps:cNvSpPr>
-                        <a:spLocks/>
-                      </wps:cNvSpPr>
-                      <wps:spPr>
-                        <a:xfrm>
-                          <a:off x="0" y="0"/>
-                          <a:ext cx="6377940" cy="1270"/>
-                        </a:xfrm>
-                        <a:custGeom>
-                          <a:avLst/>
-                          <a:gdLst/>
-                          <a:ahLst/>
-                          <a:cxnLst/>
-                          <a:rect l="l" t="t" r="r" b="b"/>
-                          <a:pathLst>
-                            <a:path w="6377940">
-                              <a:moveTo>
-                                <a:pt x="0" y="0"/>
-                              </a:moveTo>
-                              <a:lnTo>
-                                <a:pt x="6377483" y="0"/>
-                              </a:lnTo>
-                            </a:path>
-                          </a:pathLst>
-                        </a:custGeom>
-                        <a:ln w="9906">
-                          <a:solidFill>
-                            <a:srgbClr val="000000"/>
-                          </a:solidFill>
-                          <a:prstDash val="solid"/>
-                        </a:ln>
-                      </wps:spPr>
-                      <wps:bodyPr wrap="square" lIns="0" tIns="0" rIns="0" bIns="0" rtlCol="0">
-                        <a:prstTxWarp prst="textNoShape">
-                          <a:avLst/>
-                        </a:prstTxWarp>
-                        <a:noAutofit/>
-                      </wps:bodyPr>
-                    </wps:wsp>
-                  </a:graphicData>
-                </a:graphic>
-              </wp:anchor>
-            </w:drawing>
-          </mc:Choice>
-          <mc:Fallback xmlns:pic="http://schemas.openxmlformats.org/drawingml/2006/picture" xmlns:a="http://schemas.openxmlformats.org/drawingml/2006/main" xmlns:ve="http://schemas.openxmlformats.org/markup-compatibility/2006">
-            <w:pict>
-              <v:shape style="position:absolute;margin-left:72.025002pt;margin-top:49.181545pt;width:502.2pt;height:.1pt;mso-position-horizontal-relative:page;mso-position-vertical-relative:paragraph;z-index:-15721984;mso-wrap-distance-left:0;mso-wrap-distance-right:0" id="docshape10" coordorigin="1441,984" coordsize="10044,0" path="m1441,984l11484,984e" filled="false" stroked="true" strokeweight=".78pt" strokecolor="#000000">
-                <v:path arrowok="t"/>
-                <v:stroke dashstyle="solid"/>
-                <w10:wrap type="topAndBottom"/>
-              </v:shape>
-            </w:pict>
-          </mc:Fallback>
-        </mc:AlternateContent>
+        <w:pStyle w:val="ListParagraph"/>
+        <w:numPr>
+          <w:ilvl w:val="0"/>
+          <w:numId w:val="7"/>
+        </w:numPr>
+      </w:pPr>
+      <w:r>
+        <w:t>Keyword extraction focuses on identifying important words or phrases from a text, while document summarization focuses on selecting key sentences to create a shorter version. Keyword extraction gives a list of terms, whereas summarization provides a meaningful paragraph.</w:t>
       </w:r>
     </w:p>
     <w:p>
       <w:pPr>
-        <w:pStyle w:val="BodyText"/>
-        <w:spacing w:before="59"/>
-        <w:rPr>
-          <w:sz w:val="20"/>
-        </w:rPr>
-      </w:pPr>
-    </w:p>
-    <w:p>
-      <w:pPr>
-        <w:pStyle w:val="BodyText"/>
-        <w:spacing w:before="64"/>
-        <w:rPr>
-          <w:sz w:val="20"/>
-        </w:rPr>
+        <w:pStyle w:val="ListParagraph"/>
+        <w:ind w:left="1440" w:firstLine="0"/>
       </w:pPr>
     </w:p>
     <w:p>
@@ -5012,351 +4545,200 @@
         <w:spacing w:before="64"/>
         <w:ind w:left="1079" w:hanging="359"/>
         <w:rPr>
-          <w:sz w:val="24"/>
-        </w:rPr>
-      </w:pPr>
-      <w:r>
-        <w:rPr>
-          <w:sz w:val="24"/>
+          <w:b/>
+        </w:rPr>
+      </w:pPr>
+      <w:r>
+        <w:rPr>
+          <w:b/>
         </w:rPr>
         <w:t>Limitation</w:t>
       </w:r>
       <w:r>
         <w:rPr>
+          <w:b/>
           <w:spacing w:val="-2"/>
-          <w:sz w:val="24"/>
-        </w:rPr>
-        <w:t xml:space="preserve"> </w:t>
-      </w:r>
-      <w:r>
-        <w:rPr>
-          <w:sz w:val="24"/>
+        </w:rPr>
+        <w:t xml:space="preserve"> </w:t>
+      </w:r>
+      <w:r>
+        <w:rPr>
+          <w:b/>
         </w:rPr>
         <w:t xml:space="preserve">of </w:t>
       </w:r>
       <w:proofErr w:type="spellStart"/>
       <w:r>
         <w:rPr>
-          <w:sz w:val="24"/>
+          <w:b/>
         </w:rPr>
         <w:t>TextRank</w:t>
       </w:r>
       <w:proofErr w:type="spellEnd"/>
       <w:r>
         <w:rPr>
+          <w:b/>
           <w:spacing w:val="-5"/>
-          <w:sz w:val="24"/>
-        </w:rPr>
-        <w:t xml:space="preserve"> </w:t>
-      </w:r>
-      <w:r>
-        <w:rPr>
-          <w:sz w:val="24"/>
+        </w:rPr>
+        <w:t xml:space="preserve"> </w:t>
+      </w:r>
+      <w:r>
+        <w:rPr>
+          <w:b/>
         </w:rPr>
         <w:t>as</w:t>
       </w:r>
       <w:r>
         <w:rPr>
+          <w:b/>
           <w:spacing w:val="-1"/>
-          <w:sz w:val="24"/>
-        </w:rPr>
-        <w:t xml:space="preserve"> </w:t>
-      </w:r>
-      <w:r>
-        <w:rPr>
-          <w:sz w:val="24"/>
+        </w:rPr>
+        <w:t xml:space="preserve"> </w:t>
+      </w:r>
+      <w:r>
+        <w:rPr>
+          <w:b/>
         </w:rPr>
         <w:t>a</w:t>
       </w:r>
       <w:r>
         <w:rPr>
+          <w:b/>
           <w:spacing w:val="-2"/>
-          <w:sz w:val="24"/>
         </w:rPr>
         <w:t xml:space="preserve"> summarizer</w:t>
       </w:r>
     </w:p>
     <w:p>
       <w:pPr>
-        <w:pStyle w:val="BodyText"/>
-        <w:spacing w:before="39"/>
-        <w:rPr>
-          <w:sz w:val="20"/>
-        </w:rPr>
-      </w:pPr>
-      <w:r>
-        <w:rPr>
-          <w:noProof/>
-          <w:sz w:val="20"/>
-        </w:rPr>
-        <mc:AlternateContent>
-          <mc:Choice Requires="wps">
-            <w:drawing>
-              <wp:anchor distT="0" distB="0" distL="0" distR="0" simplePos="0" relativeHeight="487595008" behindDoc="1" locked="0" layoutInCell="1" allowOverlap="1" wp14:anchorId="3B0E578E" wp14:editId="3041BF6C">
-                <wp:simplePos x="0" y="0"/>
-                <wp:positionH relativeFrom="page">
-                  <wp:posOffset>914717</wp:posOffset>
-                </wp:positionH>
-                <wp:positionV relativeFrom="paragraph">
-                  <wp:posOffset>195219</wp:posOffset>
-                </wp:positionV>
-                <wp:extent cx="6377940" cy="1270"/>
-                <wp:effectExtent l="0" t="0" r="0" b="0"/>
-                <wp:wrapTopAndBottom/>
-                <wp:docPr id="18" name="Graphic 18"/>
-                <wp:cNvGraphicFramePr>
-                  <a:graphicFrameLocks xmlns:a="http://schemas.openxmlformats.org/drawingml/2006/main"/>
-                </wp:cNvGraphicFramePr>
-                <a:graphic xmlns:a="http://schemas.openxmlformats.org/drawingml/2006/main">
-                  <a:graphicData uri="http://schemas.microsoft.com/office/word/2010/wordprocessingShape">
-                    <wps:wsp>
-                      <wps:cNvSpPr>
-                        <a:spLocks/>
-                      </wps:cNvSpPr>
-                      <wps:spPr>
-                        <a:xfrm>
-                          <a:off x="0" y="0"/>
-                          <a:ext cx="6377940" cy="1270"/>
-                        </a:xfrm>
-                        <a:custGeom>
-                          <a:avLst/>
-                          <a:gdLst/>
-                          <a:ahLst/>
-                          <a:cxnLst/>
-                          <a:rect l="l" t="t" r="r" b="b"/>
-                          <a:pathLst>
-                            <a:path w="6377940">
-                              <a:moveTo>
-                                <a:pt x="0" y="0"/>
-                              </a:moveTo>
-                              <a:lnTo>
-                                <a:pt x="6377483" y="0"/>
-                              </a:lnTo>
-                            </a:path>
-                          </a:pathLst>
-                        </a:custGeom>
-                        <a:ln w="9906">
-                          <a:solidFill>
-                            <a:srgbClr val="000000"/>
-                          </a:solidFill>
-                          <a:prstDash val="solid"/>
-                        </a:ln>
-                      </wps:spPr>
-                      <wps:bodyPr wrap="square" lIns="0" tIns="0" rIns="0" bIns="0" rtlCol="0">
-                        <a:prstTxWarp prst="textNoShape">
-                          <a:avLst/>
-                        </a:prstTxWarp>
-                        <a:noAutofit/>
-                      </wps:bodyPr>
-                    </wps:wsp>
-                  </a:graphicData>
-                </a:graphic>
-              </wp:anchor>
-            </w:drawing>
-          </mc:Choice>
-          <mc:Fallback xmlns:pic="http://schemas.openxmlformats.org/drawingml/2006/picture" xmlns:a="http://schemas.openxmlformats.org/drawingml/2006/main" xmlns:ve="http://schemas.openxmlformats.org/markup-compatibility/2006">
-            <w:pict>
-              <v:shape style="position:absolute;margin-left:72.025002pt;margin-top:15.371578pt;width:502.2pt;height:.1pt;mso-position-horizontal-relative:page;mso-position-vertical-relative:paragraph;z-index:-15721472;mso-wrap-distance-left:0;mso-wrap-distance-right:0" id="docshape11" coordorigin="1441,307" coordsize="10044,0" path="m1441,307l11484,307e" filled="false" stroked="true" strokeweight=".78pt" strokecolor="#000000">
-                <v:path arrowok="t"/>
-                <v:stroke dashstyle="solid"/>
-                <w10:wrap type="topAndBottom"/>
-              </v:shape>
-            </w:pict>
-          </mc:Fallback>
-        </mc:AlternateContent>
-      </w:r>
-      <w:r>
-        <w:rPr>
-          <w:noProof/>
-          <w:sz w:val="20"/>
-        </w:rPr>
-        <mc:AlternateContent>
-          <mc:Choice Requires="wps">
-            <w:drawing>
-              <wp:anchor distT="0" distB="0" distL="0" distR="0" simplePos="0" relativeHeight="487595520" behindDoc="1" locked="0" layoutInCell="1" allowOverlap="1" wp14:anchorId="65596E18" wp14:editId="32E18315">
-                <wp:simplePos x="0" y="0"/>
-                <wp:positionH relativeFrom="page">
-                  <wp:posOffset>914717</wp:posOffset>
-                </wp:positionH>
-                <wp:positionV relativeFrom="paragraph">
-                  <wp:posOffset>408451</wp:posOffset>
-                </wp:positionV>
-                <wp:extent cx="6377940" cy="1270"/>
-                <wp:effectExtent l="0" t="0" r="0" b="0"/>
-                <wp:wrapTopAndBottom/>
-                <wp:docPr id="19" name="Graphic 19"/>
-                <wp:cNvGraphicFramePr>
-                  <a:graphicFrameLocks xmlns:a="http://schemas.openxmlformats.org/drawingml/2006/main"/>
-                </wp:cNvGraphicFramePr>
-                <a:graphic xmlns:a="http://schemas.openxmlformats.org/drawingml/2006/main">
-                  <a:graphicData uri="http://schemas.microsoft.com/office/word/2010/wordprocessingShape">
-                    <wps:wsp>
-                      <wps:cNvSpPr>
-                        <a:spLocks/>
-                      </wps:cNvSpPr>
-                      <wps:spPr>
-                        <a:xfrm>
-                          <a:off x="0" y="0"/>
-                          <a:ext cx="6377940" cy="1270"/>
-                        </a:xfrm>
-                        <a:custGeom>
-                          <a:avLst/>
-                          <a:gdLst/>
-                          <a:ahLst/>
-                          <a:cxnLst/>
-                          <a:rect l="l" t="t" r="r" b="b"/>
-                          <a:pathLst>
-                            <a:path w="6377940">
-                              <a:moveTo>
-                                <a:pt x="0" y="0"/>
-                              </a:moveTo>
-                              <a:lnTo>
-                                <a:pt x="6377483" y="0"/>
-                              </a:lnTo>
-                            </a:path>
-                          </a:pathLst>
-                        </a:custGeom>
-                        <a:ln w="9906">
-                          <a:solidFill>
-                            <a:srgbClr val="000000"/>
-                          </a:solidFill>
-                          <a:prstDash val="solid"/>
-                        </a:ln>
-                      </wps:spPr>
-                      <wps:bodyPr wrap="square" lIns="0" tIns="0" rIns="0" bIns="0" rtlCol="0">
-                        <a:prstTxWarp prst="textNoShape">
-                          <a:avLst/>
-                        </a:prstTxWarp>
-                        <a:noAutofit/>
-                      </wps:bodyPr>
-                    </wps:wsp>
-                  </a:graphicData>
-                </a:graphic>
-              </wp:anchor>
-            </w:drawing>
-          </mc:Choice>
-          <mc:Fallback xmlns:pic="http://schemas.openxmlformats.org/drawingml/2006/picture" xmlns:a="http://schemas.openxmlformats.org/drawingml/2006/main" xmlns:ve="http://schemas.openxmlformats.org/markup-compatibility/2006">
-            <w:pict>
-              <v:shape style="position:absolute;margin-left:72.025002pt;margin-top:32.161556pt;width:502.2pt;height:.1pt;mso-position-horizontal-relative:page;mso-position-vertical-relative:paragraph;z-index:-15720960;mso-wrap-distance-left:0;mso-wrap-distance-right:0" id="docshape12" coordorigin="1441,643" coordsize="10044,0" path="m1441,643l11484,643e" filled="false" stroked="true" strokeweight=".78pt" strokecolor="#000000">
-                <v:path arrowok="t"/>
-                <v:stroke dashstyle="solid"/>
-                <w10:wrap type="topAndBottom"/>
-              </v:shape>
-            </w:pict>
-          </mc:Fallback>
-        </mc:AlternateContent>
-      </w:r>
-      <w:r>
-        <w:rPr>
-          <w:noProof/>
-          <w:sz w:val="20"/>
-        </w:rPr>
-        <mc:AlternateContent>
-          <mc:Choice Requires="wps">
-            <w:drawing>
-              <wp:anchor distT="0" distB="0" distL="0" distR="0" simplePos="0" relativeHeight="487596032" behindDoc="1" locked="0" layoutInCell="1" allowOverlap="1" wp14:anchorId="106E99D8" wp14:editId="7E10A571">
-                <wp:simplePos x="0" y="0"/>
-                <wp:positionH relativeFrom="page">
-                  <wp:posOffset>914717</wp:posOffset>
-                </wp:positionH>
-                <wp:positionV relativeFrom="paragraph">
-                  <wp:posOffset>624732</wp:posOffset>
-                </wp:positionV>
-                <wp:extent cx="6377940" cy="1270"/>
-                <wp:effectExtent l="0" t="0" r="0" b="0"/>
-                <wp:wrapTopAndBottom/>
-                <wp:docPr id="20" name="Graphic 20"/>
-                <wp:cNvGraphicFramePr>
-                  <a:graphicFrameLocks xmlns:a="http://schemas.openxmlformats.org/drawingml/2006/main"/>
-                </wp:cNvGraphicFramePr>
-                <a:graphic xmlns:a="http://schemas.openxmlformats.org/drawingml/2006/main">
-                  <a:graphicData uri="http://schemas.microsoft.com/office/word/2010/wordprocessingShape">
-                    <wps:wsp>
-                      <wps:cNvSpPr>
-                        <a:spLocks/>
-                      </wps:cNvSpPr>
-                      <wps:spPr>
-                        <a:xfrm>
-                          <a:off x="0" y="0"/>
-                          <a:ext cx="6377940" cy="1270"/>
-                        </a:xfrm>
-                        <a:custGeom>
-                          <a:avLst/>
-                          <a:gdLst/>
-                          <a:ahLst/>
-                          <a:cxnLst/>
-                          <a:rect l="l" t="t" r="r" b="b"/>
-                          <a:pathLst>
-                            <a:path w="6377940">
-                              <a:moveTo>
-                                <a:pt x="0" y="0"/>
-                              </a:moveTo>
-                              <a:lnTo>
-                                <a:pt x="6377483" y="0"/>
-                              </a:lnTo>
-                            </a:path>
-                          </a:pathLst>
-                        </a:custGeom>
-                        <a:ln w="9906">
-                          <a:solidFill>
-                            <a:srgbClr val="000000"/>
-                          </a:solidFill>
-                          <a:prstDash val="solid"/>
-                        </a:ln>
-                      </wps:spPr>
-                      <wps:bodyPr wrap="square" lIns="0" tIns="0" rIns="0" bIns="0" rtlCol="0">
-                        <a:prstTxWarp prst="textNoShape">
-                          <a:avLst/>
-                        </a:prstTxWarp>
-                        <a:noAutofit/>
-                      </wps:bodyPr>
-                    </wps:wsp>
-                  </a:graphicData>
-                </a:graphic>
-              </wp:anchor>
-            </w:drawing>
-          </mc:Choice>
-          <mc:Fallback xmlns:pic="http://schemas.openxmlformats.org/drawingml/2006/picture" xmlns:a="http://schemas.openxmlformats.org/drawingml/2006/main" xmlns:ve="http://schemas.openxmlformats.org/markup-compatibility/2006">
-            <w:pict>
-              <v:shape style="position:absolute;margin-left:72.025002pt;margin-top:49.191555pt;width:502.2pt;height:.1pt;mso-position-horizontal-relative:page;mso-position-vertical-relative:paragraph;z-index:-15720448;mso-wrap-distance-left:0;mso-wrap-distance-right:0" id="docshape13" coordorigin="1441,984" coordsize="10044,0" path="m1441,984l11484,984e" filled="false" stroked="true" strokeweight=".78pt" strokecolor="#000000">
-                <v:path arrowok="t"/>
-                <v:stroke dashstyle="solid"/>
-                <w10:wrap type="topAndBottom"/>
-              </v:shape>
-            </w:pict>
-          </mc:Fallback>
-        </mc:AlternateContent>
+        <w:pStyle w:val="ListParagraph"/>
+        <w:numPr>
+          <w:ilvl w:val="0"/>
+          <w:numId w:val="7"/>
+        </w:numPr>
+        <w:autoSpaceDE w:val="0"/>
+        <w:autoSpaceDN w:val="0"/>
+        <w:adjustRightInd w:val="0"/>
+        <w:rPr>
+          <w:rFonts w:eastAsiaTheme="minorHAnsi"/>
+          <w:lang w:val="en-US"/>
+        </w:rPr>
+      </w:pPr>
+      <w:r>
+        <w:rPr>
+          <w:rFonts w:eastAsiaTheme="minorHAnsi"/>
+          <w:lang w:val="en-US"/>
+        </w:rPr>
+        <w:t>Does not understand deep meaning or context</w:t>
       </w:r>
     </w:p>
     <w:p>
       <w:pPr>
-        <w:pStyle w:val="BodyText"/>
-        <w:spacing w:before="59"/>
-        <w:rPr>
-          <w:sz w:val="20"/>
-        </w:rPr>
-      </w:pPr>
+        <w:pStyle w:val="ListParagraph"/>
+        <w:numPr>
+          <w:ilvl w:val="0"/>
+          <w:numId w:val="7"/>
+        </w:numPr>
+        <w:autoSpaceDE w:val="0"/>
+        <w:autoSpaceDN w:val="0"/>
+        <w:adjustRightInd w:val="0"/>
+        <w:rPr>
+          <w:rFonts w:eastAsiaTheme="minorHAnsi"/>
+          <w:lang w:val="en-US"/>
+        </w:rPr>
+      </w:pPr>
+      <w:r>
+        <w:rPr>
+          <w:rFonts w:eastAsiaTheme="minorHAnsi"/>
+          <w:lang w:val="en-US"/>
+        </w:rPr>
+        <w:t>May miss important sentences</w:t>
+      </w:r>
     </w:p>
     <w:p>
       <w:pPr>
-        <w:pStyle w:val="BodyText"/>
-        <w:spacing w:before="64"/>
-        <w:rPr>
-          <w:sz w:val="20"/>
-        </w:rPr>
-      </w:pPr>
+        <w:pStyle w:val="ListParagraph"/>
+        <w:numPr>
+          <w:ilvl w:val="0"/>
+          <w:numId w:val="7"/>
+        </w:numPr>
+        <w:autoSpaceDE w:val="0"/>
+        <w:autoSpaceDN w:val="0"/>
+        <w:adjustRightInd w:val="0"/>
+        <w:rPr>
+          <w:rFonts w:eastAsiaTheme="minorHAnsi"/>
+          <w:lang w:val="en-US"/>
+        </w:rPr>
+      </w:pPr>
+      <w:r>
+        <w:rPr>
+          <w:rFonts w:eastAsiaTheme="minorHAnsi"/>
+          <w:lang w:val="en-US"/>
+        </w:rPr>
+        <w:t>Depends on sentence similarity</w:t>
+      </w:r>
     </w:p>
     <w:p>
       <w:pPr>
-        <w:pStyle w:val="BodyText"/>
-        <w:spacing w:before="258"/>
-        <w:rPr>
-          <w:sz w:val="28"/>
-        </w:rPr>
-      </w:pPr>
+        <w:pStyle w:val="ListParagraph"/>
+        <w:numPr>
+          <w:ilvl w:val="0"/>
+          <w:numId w:val="7"/>
+        </w:numPr>
+        <w:autoSpaceDE w:val="0"/>
+        <w:autoSpaceDN w:val="0"/>
+        <w:adjustRightInd w:val="0"/>
+        <w:rPr>
+          <w:rFonts w:eastAsiaTheme="minorHAnsi"/>
+          <w:lang w:val="en-US"/>
+        </w:rPr>
+      </w:pPr>
+      <w:r>
+        <w:rPr>
+          <w:rFonts w:eastAsiaTheme="minorHAnsi"/>
+          <w:lang w:val="en-US"/>
+        </w:rPr>
+        <w:t>Can produce incomplete summaries</w:t>
+      </w:r>
     </w:p>
     <w:p>
       <w:pPr>
+        <w:pStyle w:val="ListParagraph"/>
+        <w:numPr>
+          <w:ilvl w:val="0"/>
+          <w:numId w:val="7"/>
+        </w:numPr>
+        <w:autoSpaceDE w:val="0"/>
+        <w:autoSpaceDN w:val="0"/>
+        <w:adjustRightInd w:val="0"/>
+        <w:rPr>
+          <w:rFonts w:eastAsiaTheme="minorHAnsi"/>
+          <w:lang w:val="en-US"/>
+        </w:rPr>
+      </w:pPr>
+      <w:r>
+        <w:rPr>
+          <w:rFonts w:eastAsiaTheme="minorHAnsi"/>
+          <w:lang w:val="en-US"/>
+        </w:rPr>
+        <w:t>May include irrelevant or less important sentences</w:t>
+      </w:r>
+    </w:p>
+    <w:p>
+      <w:pPr>
+        <w:pStyle w:val="ListParagraph"/>
+        <w:tabs>
+          <w:tab w:val="left" w:pos="1079"/>
+        </w:tabs>
+        <w:spacing w:before="64"/>
+        <w:ind w:left="1079" w:firstLine="0"/>
+        <w:rPr>
+          <w:b/>
+        </w:rPr>
+      </w:pPr>
+    </w:p>
+    <w:p>
+      <w:pPr>
         <w:pStyle w:val="Heading1"/>
         <w:rPr>
           <w:u w:val="none"/>
@@ -5376,6 +4758,20 @@
           <w:spacing w:val="-2"/>
         </w:rPr>
         <w:t>(Code):</w:t>
+      </w:r>
+    </w:p>
+    <w:p>
+      <w:pPr>
+        <w:pStyle w:val="Heading1"/>
+        <w:rPr>
+          <w:u w:val="none"/>
+        </w:rPr>
+      </w:pPr>
+      <w:r>
+        <w:rPr>
+          <w:spacing w:val="-2"/>
+        </w:rPr>
+        <w:t>Results:</w:t>
       </w:r>
     </w:p>
     <w:p>
@@ -5384,207 +4780,52 @@
         <w:spacing w:before="3"/>
         <w:ind w:left="360"/>
       </w:pPr>
-      <w:r>
-        <w:t>To</w:t>
-      </w:r>
-      <w:r>
-        <w:rPr>
-          <w:spacing w:val="-1"/>
-        </w:rPr>
-        <w:t xml:space="preserve"> </w:t>
-      </w:r>
-      <w:r>
-        <w:t>be</w:t>
-      </w:r>
-      <w:r>
-        <w:rPr>
-          <w:spacing w:val="-5"/>
-        </w:rPr>
-        <w:t xml:space="preserve"> </w:t>
-      </w:r>
-      <w:r>
-        <w:t>attached</w:t>
-      </w:r>
-      <w:r>
-        <w:rPr>
-          <w:spacing w:val="1"/>
-        </w:rPr>
-        <w:t xml:space="preserve"> </w:t>
-      </w:r>
-      <w:r>
-        <w:rPr>
-          <w:spacing w:val="-4"/>
-        </w:rPr>
-        <w:t>with</w:t>
-      </w:r>
+      <w:bookmarkStart w:id="0" w:name="_GoBack"/>
+      <w:bookmarkEnd w:id="0"/>
     </w:p>
     <w:p>
       <w:pPr>
-        <w:pStyle w:val="BodyText"/>
-        <w:spacing w:before="221"/>
-      </w:pPr>
+        <w:pStyle w:val="Heading1"/>
+        <w:spacing w:before="291"/>
+        <w:rPr>
+          <w:u w:val="none"/>
+        </w:rPr>
+      </w:pPr>
+      <w:r>
+        <w:rPr>
+          <w:spacing w:val="-2"/>
+        </w:rPr>
+        <w:t>Observation:</w:t>
+      </w:r>
     </w:p>
     <w:p>
       <w:pPr>
-        <w:pStyle w:val="Heading1"/>
-        <w:rPr>
-          <w:u w:val="none"/>
-        </w:rPr>
-      </w:pPr>
-      <w:r>
-        <w:rPr>
-          <w:spacing w:val="-2"/>
-        </w:rPr>
-        <w:t>Results:</w:t>
-      </w:r>
+        <w:pStyle w:val="BodyText"/>
+        <w:spacing w:before="92"/>
+        <w:rPr>
+          <w:b/>
+          <w:sz w:val="28"/>
+        </w:rPr>
+      </w:pPr>
     </w:p>
     <w:p>
       <w:pPr>
-        <w:pStyle w:val="BodyText"/>
-        <w:spacing w:before="3"/>
         <w:ind w:left="360"/>
-      </w:pPr>
-      <w:r>
-        <w:t>To</w:t>
-      </w:r>
-      <w:r>
-        <w:rPr>
-          <w:spacing w:val="-1"/>
-        </w:rPr>
-        <w:t xml:space="preserve"> </w:t>
-      </w:r>
-      <w:r>
-        <w:t>be</w:t>
-      </w:r>
-      <w:r>
-        <w:rPr>
-          <w:spacing w:val="-5"/>
-        </w:rPr>
-        <w:t xml:space="preserve"> </w:t>
-      </w:r>
-      <w:r>
-        <w:t>attached</w:t>
-      </w:r>
-      <w:r>
-        <w:rPr>
-          <w:spacing w:val="1"/>
-        </w:rPr>
-        <w:t xml:space="preserve"> </w:t>
-      </w:r>
-      <w:r>
-        <w:rPr>
-          <w:spacing w:val="-4"/>
-        </w:rPr>
-        <w:t>with</w:t>
-      </w:r>
-    </w:p>
-    <w:p>
-      <w:pPr>
-        <w:pStyle w:val="Heading1"/>
-        <w:spacing w:before="291"/>
-        <w:rPr>
-          <w:u w:val="none"/>
-        </w:rPr>
-      </w:pPr>
-      <w:r>
-        <w:rPr>
-          <w:spacing w:val="-2"/>
-        </w:rPr>
-        <w:t>Observation:</w:t>
-      </w:r>
-    </w:p>
-    <w:p>
-      <w:pPr>
-        <w:pStyle w:val="BodyText"/>
-        <w:rPr>
-          <w:rFonts w:ascii="Times New Roman"/>
+        <w:rPr>
           <w:b/>
           <w:sz w:val="28"/>
         </w:rPr>
       </w:pPr>
-    </w:p>
-    <w:p>
-      <w:pPr>
-        <w:pStyle w:val="BodyText"/>
-        <w:rPr>
-          <w:rFonts w:ascii="Times New Roman"/>
+      <w:r>
+        <w:rPr>
           <w:b/>
           <w:sz w:val="28"/>
-        </w:rPr>
-      </w:pPr>
-    </w:p>
-    <w:p>
-      <w:pPr>
-        <w:pStyle w:val="BodyText"/>
-        <w:rPr>
-          <w:rFonts w:ascii="Times New Roman"/>
-          <w:b/>
-          <w:sz w:val="28"/>
-        </w:rPr>
-      </w:pPr>
-    </w:p>
-    <w:p>
-      <w:pPr>
-        <w:pStyle w:val="BodyText"/>
-        <w:rPr>
-          <w:rFonts w:ascii="Times New Roman"/>
-          <w:b/>
-          <w:sz w:val="28"/>
-        </w:rPr>
-      </w:pPr>
-    </w:p>
-    <w:p>
-      <w:pPr>
-        <w:pStyle w:val="BodyText"/>
-        <w:rPr>
-          <w:rFonts w:ascii="Times New Roman"/>
-          <w:b/>
-          <w:sz w:val="28"/>
-        </w:rPr>
-      </w:pPr>
-    </w:p>
-    <w:p>
-      <w:pPr>
-        <w:pStyle w:val="BodyText"/>
-        <w:rPr>
-          <w:rFonts w:ascii="Times New Roman"/>
-          <w:b/>
-          <w:sz w:val="28"/>
-        </w:rPr>
-      </w:pPr>
-    </w:p>
-    <w:p>
-      <w:pPr>
-        <w:pStyle w:val="BodyText"/>
-        <w:spacing w:before="92"/>
-        <w:rPr>
-          <w:rFonts w:ascii="Times New Roman"/>
-          <w:b/>
-          <w:sz w:val="28"/>
-        </w:rPr>
-      </w:pPr>
-    </w:p>
-    <w:p>
-      <w:pPr>
-        <w:ind w:left="360"/>
-        <w:rPr>
-          <w:rFonts w:ascii="Times New Roman"/>
-          <w:b/>
-          <w:sz w:val="28"/>
-        </w:rPr>
-      </w:pPr>
-      <w:r>
-        <w:rPr>
-          <w:rFonts w:ascii="Times New Roman"/>
-          <w:b/>
-          <w:sz w:val="28"/>
           <w:u w:val="single"/>
         </w:rPr>
         <w:t>Post</w:t>
       </w:r>
       <w:r>
         <w:rPr>
-          <w:rFonts w:ascii="Times New Roman"/>
           <w:b/>
           <w:spacing w:val="-1"/>
           <w:sz w:val="28"/>
@@ -5594,7 +4835,6 @@
       </w:r>
       <w:r>
         <w:rPr>
-          <w:rFonts w:ascii="Times New Roman"/>
           <w:b/>
           <w:sz w:val="28"/>
           <w:u w:val="single"/>
@@ -5603,7 +4843,6 @@
       </w:r>
       <w:r>
         <w:rPr>
-          <w:rFonts w:ascii="Times New Roman"/>
           <w:b/>
           <w:spacing w:val="1"/>
           <w:sz w:val="28"/>
@@ -5613,7 +4852,6 @@
       </w:r>
       <w:r>
         <w:rPr>
-          <w:rFonts w:ascii="Times New Roman"/>
           <w:b/>
           <w:spacing w:val="-2"/>
           <w:sz w:val="28"/>
@@ -5771,14 +5009,12 @@
       </w:r>
       <w:r>
         <w:rPr>
-          <w:rFonts w:ascii="Wingdings" w:hAnsi="Wingdings"/>
           <w:sz w:val="28"/>
         </w:rPr>
         <w:t></w:t>
       </w:r>
       <w:r>
         <w:rPr>
-          <w:rFonts w:ascii="Times New Roman" w:hAnsi="Times New Roman"/>
           <w:spacing w:val="-7"/>
           <w:sz w:val="28"/>
         </w:rPr>
@@ -6045,13 +5281,11 @@
         <w:spacing w:before="327"/>
         <w:ind w:left="360" w:right="328"/>
         <w:rPr>
-          <w:rFonts w:ascii="Times New Roman"/>
-          <w:sz w:val="28"/>
-        </w:rPr>
-      </w:pPr>
-      <w:r>
-        <w:rPr>
-          <w:rFonts w:ascii="Times New Roman"/>
+          <w:sz w:val="28"/>
+        </w:rPr>
+      </w:pPr>
+      <w:r>
+        <w:rPr>
           <w:sz w:val="28"/>
         </w:rPr>
         <w:lastRenderedPageBreak/>
@@ -6059,7 +5293,6 @@
       </w:r>
       <w:r>
         <w:rPr>
-          <w:rFonts w:ascii="Times New Roman"/>
           <w:spacing w:val="-4"/>
           <w:sz w:val="28"/>
         </w:rPr>
@@ -6067,14 +5300,12 @@
       </w:r>
       <w:r>
         <w:rPr>
-          <w:rFonts w:ascii="Times New Roman"/>
           <w:sz w:val="28"/>
         </w:rPr>
         <w:t>was</w:t>
       </w:r>
       <w:r>
         <w:rPr>
-          <w:rFonts w:ascii="Times New Roman"/>
           <w:spacing w:val="-3"/>
           <w:sz w:val="28"/>
         </w:rPr>
@@ -6082,14 +5313,12 @@
       </w:r>
       <w:r>
         <w:rPr>
-          <w:rFonts w:ascii="Times New Roman"/>
           <w:sz w:val="28"/>
         </w:rPr>
         <w:t>not</w:t>
       </w:r>
       <w:r>
         <w:rPr>
-          <w:rFonts w:ascii="Times New Roman"/>
           <w:spacing w:val="-4"/>
           <w:sz w:val="28"/>
         </w:rPr>
@@ -6097,14 +5326,12 @@
       </w:r>
       <w:r>
         <w:rPr>
-          <w:rFonts w:ascii="Times New Roman"/>
           <w:sz w:val="28"/>
         </w:rPr>
         <w:t>spotted</w:t>
       </w:r>
       <w:r>
         <w:rPr>
-          <w:rFonts w:ascii="Times New Roman"/>
           <w:spacing w:val="-2"/>
           <w:sz w:val="28"/>
         </w:rPr>
@@ -6112,14 +5339,12 @@
       </w:r>
       <w:r>
         <w:rPr>
-          <w:rFonts w:ascii="Times New Roman"/>
           <w:sz w:val="28"/>
         </w:rPr>
         <w:t>by</w:t>
       </w:r>
       <w:r>
         <w:rPr>
-          <w:rFonts w:ascii="Times New Roman"/>
           <w:spacing w:val="-2"/>
           <w:sz w:val="28"/>
         </w:rPr>
@@ -6128,7 +5353,6 @@
       <w:proofErr w:type="spellStart"/>
       <w:r>
         <w:rPr>
-          <w:rFonts w:ascii="Times New Roman"/>
           <w:sz w:val="28"/>
         </w:rPr>
         <w:t>textrank</w:t>
@@ -6136,14 +5360,12 @@
       <w:proofErr w:type="spellEnd"/>
       <w:r>
         <w:rPr>
-          <w:rFonts w:ascii="Times New Roman"/>
           <w:sz w:val="28"/>
         </w:rPr>
         <w:t>?</w:t>
       </w:r>
       <w:r>
         <w:rPr>
-          <w:rFonts w:ascii="Times New Roman"/>
           <w:spacing w:val="-1"/>
           <w:sz w:val="28"/>
         </w:rPr>
@@ -6151,14 +5373,12 @@
       </w:r>
       <w:r>
         <w:rPr>
-          <w:rFonts w:ascii="Times New Roman"/>
           <w:sz w:val="28"/>
         </w:rPr>
         <w:t>Rate</w:t>
       </w:r>
       <w:r>
         <w:rPr>
-          <w:rFonts w:ascii="Times New Roman"/>
           <w:spacing w:val="-2"/>
           <w:sz w:val="28"/>
         </w:rPr>
@@ -6166,14 +5386,12 @@
       </w:r>
       <w:r>
         <w:rPr>
-          <w:rFonts w:ascii="Times New Roman"/>
           <w:sz w:val="28"/>
         </w:rPr>
         <w:t>the</w:t>
       </w:r>
       <w:r>
         <w:rPr>
-          <w:rFonts w:ascii="Times New Roman"/>
           <w:spacing w:val="-2"/>
           <w:sz w:val="28"/>
         </w:rPr>
@@ -6181,14 +5399,12 @@
       </w:r>
       <w:r>
         <w:rPr>
-          <w:rFonts w:ascii="Times New Roman"/>
           <w:sz w:val="28"/>
         </w:rPr>
         <w:t>overall</w:t>
       </w:r>
       <w:r>
         <w:rPr>
-          <w:rFonts w:ascii="Times New Roman"/>
           <w:spacing w:val="-4"/>
           <w:sz w:val="28"/>
         </w:rPr>
@@ -6196,14 +5412,12 @@
       </w:r>
       <w:r>
         <w:rPr>
-          <w:rFonts w:ascii="Times New Roman"/>
           <w:sz w:val="28"/>
         </w:rPr>
         <w:t>summary</w:t>
       </w:r>
       <w:r>
         <w:rPr>
-          <w:rFonts w:ascii="Times New Roman"/>
           <w:spacing w:val="-2"/>
           <w:sz w:val="28"/>
         </w:rPr>
@@ -6211,14 +5425,12 @@
       </w:r>
       <w:r>
         <w:rPr>
-          <w:rFonts w:ascii="Times New Roman"/>
           <w:sz w:val="28"/>
         </w:rPr>
         <w:t>in the</w:t>
       </w:r>
       <w:r>
         <w:rPr>
-          <w:rFonts w:ascii="Times New Roman"/>
           <w:spacing w:val="-2"/>
           <w:sz w:val="28"/>
         </w:rPr>
@@ -6226,14 +5438,12 @@
       </w:r>
       <w:r>
         <w:rPr>
-          <w:rFonts w:ascii="Times New Roman"/>
           <w:sz w:val="28"/>
         </w:rPr>
         <w:t>scale</w:t>
       </w:r>
       <w:r>
         <w:rPr>
-          <w:rFonts w:ascii="Times New Roman"/>
           <w:spacing w:val="-2"/>
           <w:sz w:val="28"/>
         </w:rPr>
@@ -6241,14 +5451,12 @@
       </w:r>
       <w:r>
         <w:rPr>
-          <w:rFonts w:ascii="Times New Roman"/>
           <w:sz w:val="28"/>
         </w:rPr>
         <w:t>of</w:t>
       </w:r>
       <w:r>
         <w:rPr>
-          <w:rFonts w:ascii="Times New Roman"/>
           <w:spacing w:val="-3"/>
           <w:sz w:val="28"/>
         </w:rPr>
@@ -6256,14 +5464,12 @@
       </w:r>
       <w:r>
         <w:rPr>
-          <w:rFonts w:ascii="Times New Roman"/>
           <w:sz w:val="28"/>
         </w:rPr>
         <w:t>1-5</w:t>
       </w:r>
       <w:r>
         <w:rPr>
-          <w:rFonts w:ascii="Times New Roman"/>
           <w:spacing w:val="-2"/>
           <w:sz w:val="28"/>
         </w:rPr>
@@ -6271,14 +5477,12 @@
       </w:r>
       <w:r>
         <w:rPr>
-          <w:rFonts w:ascii="Times New Roman"/>
           <w:sz w:val="28"/>
         </w:rPr>
         <w:t>(with</w:t>
       </w:r>
       <w:r>
         <w:rPr>
-          <w:rFonts w:ascii="Times New Roman"/>
           <w:spacing w:val="-2"/>
           <w:sz w:val="28"/>
         </w:rPr>
@@ -6286,7 +5490,6 @@
       </w:r>
       <w:r>
         <w:rPr>
-          <w:rFonts w:ascii="Times New Roman"/>
           <w:sz w:val="28"/>
         </w:rPr>
         <w:t>1 as least and 5 as highest rating). Paste the code, your portfolio, output and your analysis.</w:t>
@@ -6471,9 +5674,6 @@
                                 <w:pPr>
                                   <w:pStyle w:val="TableParagraph"/>
                                   <w:spacing w:before="0"/>
-                                  <w:rPr>
-                                    <w:sz w:val="24"/>
-                                  </w:rPr>
                                 </w:pPr>
                               </w:p>
                             </w:tc>
@@ -6641,13 +5841,11 @@
                                   <w:jc w:val="center"/>
                                   <w:rPr>
                                     <w:b/>
-                                    <w:sz w:val="24"/>
                                   </w:rPr>
                                 </w:pPr>
                                 <w:r>
                                   <w:rPr>
                                     <w:b/>
-                                    <w:sz w:val="24"/>
                                   </w:rPr>
                                   <w:t>Subject:</w:t>
                                 </w:r>
@@ -6655,7 +5853,6 @@
                                   <w:rPr>
                                     <w:b/>
                                     <w:spacing w:val="-4"/>
-                                    <w:sz w:val="24"/>
                                   </w:rPr>
                                   <w:t xml:space="preserve"> </w:t>
                                 </w:r>
@@ -6663,7 +5860,6 @@
                                   <w:rPr>
                                     <w:b/>
                                     <w:spacing w:val="-2"/>
-                                    <w:sz w:val="24"/>
                                   </w:rPr>
                                   <w:t>Artificial</w:t>
                                 </w:r>
@@ -6676,13 +5872,11 @@
                                   <w:jc w:val="center"/>
                                   <w:rPr>
                                     <w:b/>
-                                    <w:sz w:val="24"/>
                                   </w:rPr>
                                 </w:pPr>
                                 <w:r>
                                   <w:rPr>
                                     <w:b/>
-                                    <w:sz w:val="24"/>
                                   </w:rPr>
                                   <w:t>Intelligence</w:t>
                                 </w:r>
@@ -6690,7 +5884,6 @@
                                   <w:rPr>
                                     <w:b/>
                                     <w:spacing w:val="-4"/>
-                                    <w:sz w:val="24"/>
                                   </w:rPr>
                                   <w:t xml:space="preserve"> </w:t>
                                 </w:r>
@@ -6698,7 +5891,6 @@
                                   <w:rPr>
                                     <w:b/>
                                     <w:spacing w:val="-2"/>
-                                    <w:sz w:val="24"/>
                                   </w:rPr>
                                   <w:t>(01CT0616)</w:t>
                                 </w:r>
@@ -6721,7 +5913,6 @@
                                 <w:r>
                                   <w:rPr>
                                     <w:b/>
-                                    <w:sz w:val="24"/>
                                   </w:rPr>
                                   <w:t>Aim:</w:t>
                                 </w:r>
@@ -6729,7 +5920,6 @@
                                   <w:rPr>
                                     <w:b/>
                                     <w:spacing w:val="-6"/>
-                                    <w:sz w:val="24"/>
                                   </w:rPr>
                                   <w:t xml:space="preserve"> </w:t>
                                 </w:r>
@@ -6798,13 +5988,11 @@
                                   <w:ind w:left="475"/>
                                   <w:rPr>
                                     <w:b/>
-                                    <w:sz w:val="24"/>
                                   </w:rPr>
                                 </w:pPr>
                                 <w:r>
                                   <w:rPr>
                                     <w:b/>
-                                    <w:sz w:val="24"/>
                                   </w:rPr>
                                   <w:t>Experiment</w:t>
                                 </w:r>
@@ -6812,14 +6000,12 @@
                                   <w:rPr>
                                     <w:b/>
                                     <w:spacing w:val="-4"/>
-                                    <w:sz w:val="24"/>
                                   </w:rPr>
                                   <w:t xml:space="preserve"> </w:t>
                                 </w:r>
                                 <w:r>
                                   <w:rPr>
                                     <w:b/>
-                                    <w:sz w:val="24"/>
                                   </w:rPr>
                                   <w:t xml:space="preserve">No: </w:t>
                                 </w:r>
@@ -6827,7 +6013,6 @@
                                   <w:rPr>
                                     <w:b/>
                                     <w:spacing w:val="-5"/>
-                                    <w:sz w:val="24"/>
                                   </w:rPr>
                                   <w:t>10</w:t>
                                 </w:r>
@@ -6843,14 +6028,12 @@
                                   <w:ind w:left="103"/>
                                   <w:rPr>
                                     <w:b/>
-                                    <w:sz w:val="24"/>
                                   </w:rPr>
                                 </w:pPr>
                                 <w:r>
                                   <w:rPr>
                                     <w:b/>
                                     <w:spacing w:val="-2"/>
-                                    <w:sz w:val="24"/>
                                   </w:rPr>
                                   <w:t>Date:</w:t>
                                 </w:r>
@@ -6858,7 +6041,6 @@
                                   <w:rPr>
                                     <w:b/>
                                     <w:spacing w:val="-2"/>
-                                    <w:sz w:val="24"/>
                                   </w:rPr>
                                   <w:t>19/03/2026</w:t>
                                 </w:r>
@@ -6874,13 +6056,11 @@
                                   <w:ind w:left="102"/>
                                   <w:rPr>
                                     <w:b/>
-                                    <w:sz w:val="24"/>
                                   </w:rPr>
                                 </w:pPr>
                                 <w:r>
                                   <w:rPr>
                                     <w:b/>
-                                    <w:sz w:val="24"/>
                                   </w:rPr>
                                   <w:t>Enrolment</w:t>
                                 </w:r>
@@ -6888,7 +6068,6 @@
                                   <w:rPr>
                                     <w:b/>
                                     <w:spacing w:val="-2"/>
-                                    <w:sz w:val="24"/>
                                   </w:rPr>
                                   <w:t xml:space="preserve"> </w:t>
                                 </w:r>
@@ -6896,7 +6075,6 @@
                                   <w:rPr>
                                     <w:b/>
                                     <w:spacing w:val="-5"/>
-                                    <w:sz w:val="24"/>
                                   </w:rPr>
                                   <w:t>No:</w:t>
                                 </w:r>
@@ -6904,12 +6082,9 @@
                                   <w:rPr>
                                     <w:b/>
                                     <w:spacing w:val="-5"/>
-                                    <w:sz w:val="24"/>
                                   </w:rPr>
                                   <w:t>92301733054</w:t>
                                 </w:r>
-                                <w:bookmarkStart w:id="0" w:name="_GoBack"/>
-                                <w:bookmarkEnd w:id="0"/>
                               </w:p>
                             </w:tc>
                           </w:tr>
@@ -6975,9 +6150,6 @@
                           <w:pPr>
                             <w:pStyle w:val="TableParagraph"/>
                             <w:spacing w:before="0"/>
-                            <w:rPr>
-                              <w:sz w:val="24"/>
-                            </w:rPr>
                           </w:pPr>
                         </w:p>
                       </w:tc>
@@ -7145,13 +6317,11 @@
                             <w:jc w:val="center"/>
                             <w:rPr>
                               <w:b/>
-                              <w:sz w:val="24"/>
                             </w:rPr>
                           </w:pPr>
                           <w:r>
                             <w:rPr>
                               <w:b/>
-                              <w:sz w:val="24"/>
                             </w:rPr>
                             <w:t>Subject:</w:t>
                           </w:r>
@@ -7159,7 +6329,6 @@
                             <w:rPr>
                               <w:b/>
                               <w:spacing w:val="-4"/>
-                              <w:sz w:val="24"/>
                             </w:rPr>
                             <w:t xml:space="preserve"> </w:t>
                           </w:r>
@@ -7167,7 +6336,6 @@
                             <w:rPr>
                               <w:b/>
                               <w:spacing w:val="-2"/>
-                              <w:sz w:val="24"/>
                             </w:rPr>
                             <w:t>Artificial</w:t>
                           </w:r>
@@ -7180,13 +6348,11 @@
                             <w:jc w:val="center"/>
                             <w:rPr>
                               <w:b/>
-                              <w:sz w:val="24"/>
                             </w:rPr>
                           </w:pPr>
                           <w:r>
                             <w:rPr>
                               <w:b/>
-                              <w:sz w:val="24"/>
                             </w:rPr>
                             <w:t>Intelligence</w:t>
                           </w:r>
@@ -7194,7 +6360,6 @@
                             <w:rPr>
                               <w:b/>
                               <w:spacing w:val="-4"/>
-                              <w:sz w:val="24"/>
                             </w:rPr>
                             <w:t xml:space="preserve"> </w:t>
                           </w:r>
@@ -7202,7 +6367,6 @@
                             <w:rPr>
                               <w:b/>
                               <w:spacing w:val="-2"/>
-                              <w:sz w:val="24"/>
                             </w:rPr>
                             <w:t>(01CT0616)</w:t>
                           </w:r>
@@ -7225,7 +6389,6 @@
                           <w:r>
                             <w:rPr>
                               <w:b/>
-                              <w:sz w:val="24"/>
                             </w:rPr>
                             <w:t>Aim:</w:t>
                           </w:r>
@@ -7233,7 +6396,6 @@
                             <w:rPr>
                               <w:b/>
                               <w:spacing w:val="-6"/>
-                              <w:sz w:val="24"/>
                             </w:rPr>
                             <w:t xml:space="preserve"> </w:t>
                           </w:r>
@@ -7302,13 +6464,11 @@
                             <w:ind w:left="475"/>
                             <w:rPr>
                               <w:b/>
-                              <w:sz w:val="24"/>
                             </w:rPr>
                           </w:pPr>
                           <w:r>
                             <w:rPr>
                               <w:b/>
-                              <w:sz w:val="24"/>
                             </w:rPr>
                             <w:t>Experiment</w:t>
                           </w:r>
@@ -7316,14 +6476,12 @@
                             <w:rPr>
                               <w:b/>
                               <w:spacing w:val="-4"/>
-                              <w:sz w:val="24"/>
                             </w:rPr>
                             <w:t xml:space="preserve"> </w:t>
                           </w:r>
                           <w:r>
                             <w:rPr>
                               <w:b/>
-                              <w:sz w:val="24"/>
                             </w:rPr>
                             <w:t xml:space="preserve">No: </w:t>
                           </w:r>
@@ -7331,7 +6489,6 @@
                             <w:rPr>
                               <w:b/>
                               <w:spacing w:val="-5"/>
-                              <w:sz w:val="24"/>
                             </w:rPr>
                             <w:t>10</w:t>
                           </w:r>
@@ -7347,14 +6504,12 @@
                             <w:ind w:left="103"/>
                             <w:rPr>
                               <w:b/>
-                              <w:sz w:val="24"/>
                             </w:rPr>
                           </w:pPr>
                           <w:r>
                             <w:rPr>
                               <w:b/>
                               <w:spacing w:val="-2"/>
-                              <w:sz w:val="24"/>
                             </w:rPr>
                             <w:t>Date:</w:t>
                           </w:r>
@@ -7362,7 +6517,6 @@
                             <w:rPr>
                               <w:b/>
                               <w:spacing w:val="-2"/>
-                              <w:sz w:val="24"/>
                             </w:rPr>
                             <w:t>19/03/2026</w:t>
                           </w:r>
@@ -7378,13 +6532,11 @@
                             <w:ind w:left="102"/>
                             <w:rPr>
                               <w:b/>
-                              <w:sz w:val="24"/>
                             </w:rPr>
                           </w:pPr>
                           <w:r>
                             <w:rPr>
                               <w:b/>
-                              <w:sz w:val="24"/>
                             </w:rPr>
                             <w:t>Enrolment</w:t>
                           </w:r>
@@ -7392,7 +6544,6 @@
                             <w:rPr>
                               <w:b/>
                               <w:spacing w:val="-2"/>
-                              <w:sz w:val="24"/>
                             </w:rPr>
                             <w:t xml:space="preserve"> </w:t>
                           </w:r>
@@ -7400,7 +6551,6 @@
                             <w:rPr>
                               <w:b/>
                               <w:spacing w:val="-5"/>
-                              <w:sz w:val="24"/>
                             </w:rPr>
                             <w:t>No:</w:t>
                           </w:r>
@@ -7408,12 +6558,9 @@
                             <w:rPr>
                               <w:b/>
                               <w:spacing w:val="-5"/>
-                              <w:sz w:val="24"/>
                             </w:rPr>
                             <w:t>92301733054</w:t>
                           </w:r>
-                          <w:bookmarkStart w:id="1" w:name="_GoBack"/>
-                          <w:bookmarkEnd w:id="1"/>
                         </w:p>
                       </w:tc>
                     </w:tr>
@@ -7497,9 +6644,291 @@
 <file path=word/numbering.xml><?xml version="1.0" encoding="utf-8"?>
 <w:numbering xmlns:wpc="http://schemas.microsoft.com/office/word/2010/wordprocessingCanvas" xmlns:cx="http://schemas.microsoft.com/office/drawing/2014/chartex" xmlns:cx1="http://schemas.microsoft.com/office/drawing/2015/9/8/chartex" xmlns:cx2="http://schemas.microsoft.com/office/drawing/2015/10/21/chartex" xmlns:cx3="http://schemas.microsoft.com/office/drawing/2016/5/9/chartex" xmlns:cx4="http://schemas.microsoft.com/office/drawing/2016/5/10/chartex" xmlns:cx5="http://schemas.microsoft.com/office/drawing/2016/5/11/chartex" xmlns:cx6="http://schemas.microsoft.com/office/drawing/2016/5/12/chartex" xmlns:cx7="http://schemas.microsoft.com/office/drawing/2016/5/13/chartex" xmlns:cx8="http://schemas.microsoft.com/office/drawing/2016/5/14/chartex" xmlns:mc="http://schemas.openxmlformats.org/markup-compatibility/2006" xmlns:aink="http://schemas.microsoft.com/office/drawing/2016/ink" xmlns:am3d="http://schemas.microsoft.com/office/drawing/2017/model3d" xmlns:o="urn:schemas-microsoft-com:office:office" xmlns:r="http://schemas.openxmlformats.org/officeDocument/2006/relationships" xmlns:m="http://schemas.openxmlformats.org/officeDocument/2006/math" xmlns:v="urn:schemas-microsoft-com:vml" xmlns:wp14="http://schemas.microsoft.com/office/word/2010/wordprocessingDrawing" xmlns:wp="http://schemas.openxmlformats.org/drawingml/2006/wordprocessingDrawing" xmlns:w10="urn:schemas-microsoft-com:office:word" xmlns:w="http://schemas.openxmlformats.org/wordprocessingml/2006/main" xmlns:w14="http://schemas.microsoft.com/office/word/2010/wordml" xmlns:w15="http://schemas.microsoft.com/office/word/2012/wordml" xmlns:w16cid="http://schemas.microsoft.com/office/word/2016/wordml/cid" xmlns:w16se="http://schemas.microsoft.com/office/word/2015/wordml/symex" xmlns:wpg="http://schemas.microsoft.com/office/word/2010/wordprocessingGroup" xmlns:wpi="http://schemas.microsoft.com/office/word/2010/wordprocessingInk" xmlns:wne="http://schemas.microsoft.com/office/word/2006/wordml" xmlns:wps="http://schemas.microsoft.com/office/word/2010/wordprocessingShape" mc:Ignorable="w14 w15 w16se w16cid wp14">
   <w:abstractNum w:abstractNumId="0" w15:restartNumberingAfterBreak="0">
+    <w:nsid w:val="00000001"/>
+    <w:multiLevelType w:val="hybridMultilevel"/>
+    <w:tmpl w:val="00000001"/>
+    <w:lvl w:ilvl="0" w:tplc="00000001">
+      <w:start w:val="1"/>
+      <w:numFmt w:val="bullet"/>
+      <w:lvlText w:val="•"/>
+      <w:lvlJc w:val="left"/>
+      <w:pPr>
+        <w:ind w:left="720" w:hanging="360"/>
+      </w:pPr>
+    </w:lvl>
+    <w:lvl w:ilvl="1" w:tplc="FFFFFFFF">
+      <w:numFmt w:val="decimal"/>
+      <w:lvlText w:val=""/>
+      <w:lvlJc w:val="left"/>
+    </w:lvl>
+    <w:lvl w:ilvl="2" w:tplc="FFFFFFFF">
+      <w:numFmt w:val="decimal"/>
+      <w:lvlText w:val=""/>
+      <w:lvlJc w:val="left"/>
+    </w:lvl>
+    <w:lvl w:ilvl="3" w:tplc="FFFFFFFF">
+      <w:numFmt w:val="decimal"/>
+      <w:lvlText w:val=""/>
+      <w:lvlJc w:val="left"/>
+    </w:lvl>
+    <w:lvl w:ilvl="4" w:tplc="FFFFFFFF">
+      <w:numFmt w:val="decimal"/>
+      <w:lvlText w:val=""/>
+      <w:lvlJc w:val="left"/>
+    </w:lvl>
+    <w:lvl w:ilvl="5" w:tplc="FFFFFFFF">
+      <w:numFmt w:val="decimal"/>
+      <w:lvlText w:val=""/>
+      <w:lvlJc w:val="left"/>
+    </w:lvl>
+    <w:lvl w:ilvl="6" w:tplc="FFFFFFFF">
+      <w:numFmt w:val="decimal"/>
+      <w:lvlText w:val=""/>
+      <w:lvlJc w:val="left"/>
+    </w:lvl>
+    <w:lvl w:ilvl="7" w:tplc="FFFFFFFF">
+      <w:numFmt w:val="decimal"/>
+      <w:lvlText w:val=""/>
+      <w:lvlJc w:val="left"/>
+    </w:lvl>
+    <w:lvl w:ilvl="8" w:tplc="FFFFFFFF">
+      <w:numFmt w:val="decimal"/>
+      <w:lvlText w:val=""/>
+      <w:lvlJc w:val="left"/>
+    </w:lvl>
+  </w:abstractNum>
+  <w:abstractNum w:abstractNumId="1" w15:restartNumberingAfterBreak="0">
+    <w:nsid w:val="16003549"/>
+    <w:multiLevelType w:val="hybridMultilevel"/>
+    <w:tmpl w:val="02C23B8E"/>
+    <w:lvl w:ilvl="0" w:tplc="DDE2E208">
+      <w:start w:val="1"/>
+      <w:numFmt w:val="bullet"/>
+      <w:lvlText w:val=""/>
+      <w:lvlJc w:val="left"/>
+      <w:pPr>
+        <w:ind w:left="1439" w:hanging="360"/>
+      </w:pPr>
+      <w:rPr>
+        <w:rFonts w:ascii="Symbol" w:hAnsi="Symbol" w:hint="default"/>
+        <w:color w:val="auto"/>
+      </w:rPr>
+    </w:lvl>
+    <w:lvl w:ilvl="1" w:tplc="04090003" w:tentative="1">
+      <w:start w:val="1"/>
+      <w:numFmt w:val="bullet"/>
+      <w:lvlText w:val="o"/>
+      <w:lvlJc w:val="left"/>
+      <w:pPr>
+        <w:ind w:left="2159" w:hanging="360"/>
+      </w:pPr>
+      <w:rPr>
+        <w:rFonts w:ascii="Courier New" w:hAnsi="Courier New" w:cs="Courier New" w:hint="default"/>
+      </w:rPr>
+    </w:lvl>
+    <w:lvl w:ilvl="2" w:tplc="04090005" w:tentative="1">
+      <w:start w:val="1"/>
+      <w:numFmt w:val="bullet"/>
+      <w:lvlText w:val=""/>
+      <w:lvlJc w:val="left"/>
+      <w:pPr>
+        <w:ind w:left="2879" w:hanging="360"/>
+      </w:pPr>
+      <w:rPr>
+        <w:rFonts w:ascii="Wingdings" w:hAnsi="Wingdings" w:hint="default"/>
+      </w:rPr>
+    </w:lvl>
+    <w:lvl w:ilvl="3" w:tplc="04090001" w:tentative="1">
+      <w:start w:val="1"/>
+      <w:numFmt w:val="bullet"/>
+      <w:lvlText w:val=""/>
+      <w:lvlJc w:val="left"/>
+      <w:pPr>
+        <w:ind w:left="3599" w:hanging="360"/>
+      </w:pPr>
+      <w:rPr>
+        <w:rFonts w:ascii="Symbol" w:hAnsi="Symbol" w:hint="default"/>
+      </w:rPr>
+    </w:lvl>
+    <w:lvl w:ilvl="4" w:tplc="04090003" w:tentative="1">
+      <w:start w:val="1"/>
+      <w:numFmt w:val="bullet"/>
+      <w:lvlText w:val="o"/>
+      <w:lvlJc w:val="left"/>
+      <w:pPr>
+        <w:ind w:left="4319" w:hanging="360"/>
+      </w:pPr>
+      <w:rPr>
+        <w:rFonts w:ascii="Courier New" w:hAnsi="Courier New" w:cs="Courier New" w:hint="default"/>
+      </w:rPr>
+    </w:lvl>
+    <w:lvl w:ilvl="5" w:tplc="04090005" w:tentative="1">
+      <w:start w:val="1"/>
+      <w:numFmt w:val="bullet"/>
+      <w:lvlText w:val=""/>
+      <w:lvlJc w:val="left"/>
+      <w:pPr>
+        <w:ind w:left="5039" w:hanging="360"/>
+      </w:pPr>
+      <w:rPr>
+        <w:rFonts w:ascii="Wingdings" w:hAnsi="Wingdings" w:hint="default"/>
+      </w:rPr>
+    </w:lvl>
+    <w:lvl w:ilvl="6" w:tplc="04090001" w:tentative="1">
+      <w:start w:val="1"/>
+      <w:numFmt w:val="bullet"/>
+      <w:lvlText w:val=""/>
+      <w:lvlJc w:val="left"/>
+      <w:pPr>
+        <w:ind w:left="5759" w:hanging="360"/>
+      </w:pPr>
+      <w:rPr>
+        <w:rFonts w:ascii="Symbol" w:hAnsi="Symbol" w:hint="default"/>
+      </w:rPr>
+    </w:lvl>
+    <w:lvl w:ilvl="7" w:tplc="04090003" w:tentative="1">
+      <w:start w:val="1"/>
+      <w:numFmt w:val="bullet"/>
+      <w:lvlText w:val="o"/>
+      <w:lvlJc w:val="left"/>
+      <w:pPr>
+        <w:ind w:left="6479" w:hanging="360"/>
+      </w:pPr>
+      <w:rPr>
+        <w:rFonts w:ascii="Courier New" w:hAnsi="Courier New" w:cs="Courier New" w:hint="default"/>
+      </w:rPr>
+    </w:lvl>
+    <w:lvl w:ilvl="8" w:tplc="04090005" w:tentative="1">
+      <w:start w:val="1"/>
+      <w:numFmt w:val="bullet"/>
+      <w:lvlText w:val=""/>
+      <w:lvlJc w:val="left"/>
+      <w:pPr>
+        <w:ind w:left="7199" w:hanging="360"/>
+      </w:pPr>
+      <w:rPr>
+        <w:rFonts w:ascii="Wingdings" w:hAnsi="Wingdings" w:hint="default"/>
+      </w:rPr>
+    </w:lvl>
+  </w:abstractNum>
+  <w:abstractNum w:abstractNumId="2" w15:restartNumberingAfterBreak="0">
+    <w:nsid w:val="25597806"/>
+    <w:multiLevelType w:val="hybridMultilevel"/>
+    <w:tmpl w:val="3D900EF8"/>
+    <w:lvl w:ilvl="0" w:tplc="DDE2E208">
+      <w:start w:val="1"/>
+      <w:numFmt w:val="bullet"/>
+      <w:lvlText w:val=""/>
+      <w:lvlJc w:val="left"/>
+      <w:pPr>
+        <w:ind w:left="1440" w:hanging="360"/>
+      </w:pPr>
+      <w:rPr>
+        <w:rFonts w:ascii="Symbol" w:hAnsi="Symbol" w:hint="default"/>
+        <w:color w:val="auto"/>
+      </w:rPr>
+    </w:lvl>
+    <w:lvl w:ilvl="1" w:tplc="04090003" w:tentative="1">
+      <w:start w:val="1"/>
+      <w:numFmt w:val="bullet"/>
+      <w:lvlText w:val="o"/>
+      <w:lvlJc w:val="left"/>
+      <w:pPr>
+        <w:ind w:left="2160" w:hanging="360"/>
+      </w:pPr>
+      <w:rPr>
+        <w:rFonts w:ascii="Courier New" w:hAnsi="Courier New" w:cs="Courier New" w:hint="default"/>
+      </w:rPr>
+    </w:lvl>
+    <w:lvl w:ilvl="2" w:tplc="04090005" w:tentative="1">
+      <w:start w:val="1"/>
+      <w:numFmt w:val="bullet"/>
+      <w:lvlText w:val=""/>
+      <w:lvlJc w:val="left"/>
+      <w:pPr>
+        <w:ind w:left="2880" w:hanging="360"/>
+      </w:pPr>
+      <w:rPr>
+        <w:rFonts w:ascii="Wingdings" w:hAnsi="Wingdings" w:hint="default"/>
+      </w:rPr>
+    </w:lvl>
+    <w:lvl w:ilvl="3" w:tplc="04090001" w:tentative="1">
+      <w:start w:val="1"/>
+      <w:numFmt w:val="bullet"/>
+      <w:lvlText w:val=""/>
+      <w:lvlJc w:val="left"/>
+      <w:pPr>
+        <w:ind w:left="3600" w:hanging="360"/>
+      </w:pPr>
+      <w:rPr>
+        <w:rFonts w:ascii="Symbol" w:hAnsi="Symbol" w:hint="default"/>
+      </w:rPr>
+    </w:lvl>
+    <w:lvl w:ilvl="4" w:tplc="04090003" w:tentative="1">
+      <w:start w:val="1"/>
+      <w:numFmt w:val="bullet"/>
+      <w:lvlText w:val="o"/>
+      <w:lvlJc w:val="left"/>
+      <w:pPr>
+        <w:ind w:left="4320" w:hanging="360"/>
+      </w:pPr>
+      <w:rPr>
+        <w:rFonts w:ascii="Courier New" w:hAnsi="Courier New" w:cs="Courier New" w:hint="default"/>
+      </w:rPr>
+    </w:lvl>
+    <w:lvl w:ilvl="5" w:tplc="04090005" w:tentative="1">
+      <w:start w:val="1"/>
+      <w:numFmt w:val="bullet"/>
+      <w:lvlText w:val=""/>
+      <w:lvlJc w:val="left"/>
+      <w:pPr>
+        <w:ind w:left="5040" w:hanging="360"/>
+      </w:pPr>
+      <w:rPr>
+        <w:rFonts w:ascii="Wingdings" w:hAnsi="Wingdings" w:hint="default"/>
+      </w:rPr>
+    </w:lvl>
+    <w:lvl w:ilvl="6" w:tplc="04090001" w:tentative="1">
+      <w:start w:val="1"/>
+      <w:numFmt w:val="bullet"/>
+      <w:lvlText w:val=""/>
+      <w:lvlJc w:val="left"/>
+      <w:pPr>
+        <w:ind w:left="5760" w:hanging="360"/>
+      </w:pPr>
+      <w:rPr>
+        <w:rFonts w:ascii="Symbol" w:hAnsi="Symbol" w:hint="default"/>
+      </w:rPr>
+    </w:lvl>
+    <w:lvl w:ilvl="7" w:tplc="04090003" w:tentative="1">
+      <w:start w:val="1"/>
+      <w:numFmt w:val="bullet"/>
+      <w:lvlText w:val="o"/>
+      <w:lvlJc w:val="left"/>
+      <w:pPr>
+        <w:ind w:left="6480" w:hanging="360"/>
+      </w:pPr>
+      <w:rPr>
+        <w:rFonts w:ascii="Courier New" w:hAnsi="Courier New" w:cs="Courier New" w:hint="default"/>
+      </w:rPr>
+    </w:lvl>
+    <w:lvl w:ilvl="8" w:tplc="04090005" w:tentative="1">
+      <w:start w:val="1"/>
+      <w:numFmt w:val="bullet"/>
+      <w:lvlText w:val=""/>
+      <w:lvlJc w:val="left"/>
+      <w:pPr>
+        <w:ind w:left="7200" w:hanging="360"/>
+      </w:pPr>
+      <w:rPr>
+        <w:rFonts w:ascii="Wingdings" w:hAnsi="Wingdings" w:hint="default"/>
+      </w:rPr>
+    </w:lvl>
+  </w:abstractNum>
+  <w:abstractNum w:abstractNumId="3" w15:restartNumberingAfterBreak="0">
     <w:nsid w:val="2E7E5A22"/>
     <w:multiLevelType w:val="hybridMultilevel"/>
-    <w:tmpl w:val="3FE6C380"/>
+    <w:tmpl w:val="C6506B68"/>
     <w:lvl w:ilvl="0" w:tplc="C1F2DEFC">
       <w:start w:val="1"/>
       <w:numFmt w:val="decimal"/>
@@ -7523,7 +6952,7 @@
         <w:lang w:val="en-US" w:eastAsia="en-US" w:bidi="ar-SA"/>
       </w:rPr>
     </w:lvl>
-    <w:lvl w:ilvl="1" w:tplc="EE889B00">
+    <w:lvl w:ilvl="1" w:tplc="00A87A22">
       <w:start w:val="1"/>
       <w:numFmt w:val="decimal"/>
       <w:lvlText w:val="%2."/>
@@ -7533,8 +6962,8 @@
         <w:jc w:val="left"/>
       </w:pPr>
       <w:rPr>
-        <w:rFonts w:ascii="Calibri" w:eastAsia="Calibri" w:hAnsi="Calibri" w:cs="Calibri" w:hint="default"/>
-        <w:b w:val="0"/>
+        <w:rFonts w:ascii="Times New Roman" w:eastAsia="Calibri" w:hAnsi="Times New Roman" w:cs="Times New Roman" w:hint="default"/>
+        <w:b/>
         <w:bCs w:val="0"/>
         <w:i w:val="0"/>
         <w:iCs w:val="0"/>
@@ -7630,7 +7059,120 @@
       </w:rPr>
     </w:lvl>
   </w:abstractNum>
-  <w:abstractNum w:abstractNumId="1" w15:restartNumberingAfterBreak="0">
+  <w:abstractNum w:abstractNumId="4" w15:restartNumberingAfterBreak="0">
+    <w:nsid w:val="325F2826"/>
+    <w:multiLevelType w:val="hybridMultilevel"/>
+    <w:tmpl w:val="FD0C5D1A"/>
+    <w:lvl w:ilvl="0" w:tplc="04090001">
+      <w:start w:val="1"/>
+      <w:numFmt w:val="bullet"/>
+      <w:lvlText w:val=""/>
+      <w:lvlJc w:val="left"/>
+      <w:pPr>
+        <w:ind w:left="1799" w:hanging="360"/>
+      </w:pPr>
+      <w:rPr>
+        <w:rFonts w:ascii="Symbol" w:hAnsi="Symbol" w:hint="default"/>
+      </w:rPr>
+    </w:lvl>
+    <w:lvl w:ilvl="1" w:tplc="04090003" w:tentative="1">
+      <w:start w:val="1"/>
+      <w:numFmt w:val="bullet"/>
+      <w:lvlText w:val="o"/>
+      <w:lvlJc w:val="left"/>
+      <w:pPr>
+        <w:ind w:left="2519" w:hanging="360"/>
+      </w:pPr>
+      <w:rPr>
+        <w:rFonts w:ascii="Courier New" w:hAnsi="Courier New" w:cs="Courier New" w:hint="default"/>
+      </w:rPr>
+    </w:lvl>
+    <w:lvl w:ilvl="2" w:tplc="04090005" w:tentative="1">
+      <w:start w:val="1"/>
+      <w:numFmt w:val="bullet"/>
+      <w:lvlText w:val=""/>
+      <w:lvlJc w:val="left"/>
+      <w:pPr>
+        <w:ind w:left="3239" w:hanging="360"/>
+      </w:pPr>
+      <w:rPr>
+        <w:rFonts w:ascii="Wingdings" w:hAnsi="Wingdings" w:hint="default"/>
+      </w:rPr>
+    </w:lvl>
+    <w:lvl w:ilvl="3" w:tplc="04090001" w:tentative="1">
+      <w:start w:val="1"/>
+      <w:numFmt w:val="bullet"/>
+      <w:lvlText w:val=""/>
+      <w:lvlJc w:val="left"/>
+      <w:pPr>
+        <w:ind w:left="3959" w:hanging="360"/>
+      </w:pPr>
+      <w:rPr>
+        <w:rFonts w:ascii="Symbol" w:hAnsi="Symbol" w:hint="default"/>
+      </w:rPr>
+    </w:lvl>
+    <w:lvl w:ilvl="4" w:tplc="04090003" w:tentative="1">
+      <w:start w:val="1"/>
+      <w:numFmt w:val="bullet"/>
+      <w:lvlText w:val="o"/>
+      <w:lvlJc w:val="left"/>
+      <w:pPr>
+        <w:ind w:left="4679" w:hanging="360"/>
+      </w:pPr>
+      <w:rPr>
+        <w:rFonts w:ascii="Courier New" w:hAnsi="Courier New" w:cs="Courier New" w:hint="default"/>
+      </w:rPr>
+    </w:lvl>
+    <w:lvl w:ilvl="5" w:tplc="04090005" w:tentative="1">
+      <w:start w:val="1"/>
+      <w:numFmt w:val="bullet"/>
+      <w:lvlText w:val=""/>
+      <w:lvlJc w:val="left"/>
+      <w:pPr>
+        <w:ind w:left="5399" w:hanging="360"/>
+      </w:pPr>
+      <w:rPr>
+        <w:rFonts w:ascii="Wingdings" w:hAnsi="Wingdings" w:hint="default"/>
+      </w:rPr>
+    </w:lvl>
+    <w:lvl w:ilvl="6" w:tplc="04090001" w:tentative="1">
+      <w:start w:val="1"/>
+      <w:numFmt w:val="bullet"/>
+      <w:lvlText w:val=""/>
+      <w:lvlJc w:val="left"/>
+      <w:pPr>
+        <w:ind w:left="6119" w:hanging="360"/>
+      </w:pPr>
+      <w:rPr>
+        <w:rFonts w:ascii="Symbol" w:hAnsi="Symbol" w:hint="default"/>
+      </w:rPr>
+    </w:lvl>
+    <w:lvl w:ilvl="7" w:tplc="04090003" w:tentative="1">
+      <w:start w:val="1"/>
+      <w:numFmt w:val="bullet"/>
+      <w:lvlText w:val="o"/>
+      <w:lvlJc w:val="left"/>
+      <w:pPr>
+        <w:ind w:left="6839" w:hanging="360"/>
+      </w:pPr>
+      <w:rPr>
+        <w:rFonts w:ascii="Courier New" w:hAnsi="Courier New" w:cs="Courier New" w:hint="default"/>
+      </w:rPr>
+    </w:lvl>
+    <w:lvl w:ilvl="8" w:tplc="04090005" w:tentative="1">
+      <w:start w:val="1"/>
+      <w:numFmt w:val="bullet"/>
+      <w:lvlText w:val=""/>
+      <w:lvlJc w:val="left"/>
+      <w:pPr>
+        <w:ind w:left="7559" w:hanging="360"/>
+      </w:pPr>
+      <w:rPr>
+        <w:rFonts w:ascii="Wingdings" w:hAnsi="Wingdings" w:hint="default"/>
+      </w:rPr>
+    </w:lvl>
+  </w:abstractNum>
+  <w:abstractNum w:abstractNumId="5" w15:restartNumberingAfterBreak="0">
     <w:nsid w:val="4A5B4DB6"/>
     <w:multiLevelType w:val="hybridMultilevel"/>
     <w:tmpl w:val="2272BC20"/>
@@ -7763,10 +7305,256 @@
       </w:rPr>
     </w:lvl>
   </w:abstractNum>
+  <w:abstractNum w:abstractNumId="6" w15:restartNumberingAfterBreak="0">
+    <w:nsid w:val="65CE5E3E"/>
+    <w:multiLevelType w:val="hybridMultilevel"/>
+    <w:tmpl w:val="6FE4EA18"/>
+    <w:lvl w:ilvl="0" w:tplc="DDE2E208">
+      <w:start w:val="1"/>
+      <w:numFmt w:val="bullet"/>
+      <w:lvlText w:val=""/>
+      <w:lvlJc w:val="left"/>
+      <w:pPr>
+        <w:ind w:left="1800" w:hanging="360"/>
+      </w:pPr>
+      <w:rPr>
+        <w:rFonts w:ascii="Symbol" w:hAnsi="Symbol" w:hint="default"/>
+        <w:color w:val="auto"/>
+      </w:rPr>
+    </w:lvl>
+    <w:lvl w:ilvl="1" w:tplc="04090003" w:tentative="1">
+      <w:start w:val="1"/>
+      <w:numFmt w:val="bullet"/>
+      <w:lvlText w:val="o"/>
+      <w:lvlJc w:val="left"/>
+      <w:pPr>
+        <w:ind w:left="2520" w:hanging="360"/>
+      </w:pPr>
+      <w:rPr>
+        <w:rFonts w:ascii="Courier New" w:hAnsi="Courier New" w:cs="Courier New" w:hint="default"/>
+      </w:rPr>
+    </w:lvl>
+    <w:lvl w:ilvl="2" w:tplc="04090005" w:tentative="1">
+      <w:start w:val="1"/>
+      <w:numFmt w:val="bullet"/>
+      <w:lvlText w:val=""/>
+      <w:lvlJc w:val="left"/>
+      <w:pPr>
+        <w:ind w:left="3240" w:hanging="360"/>
+      </w:pPr>
+      <w:rPr>
+        <w:rFonts w:ascii="Wingdings" w:hAnsi="Wingdings" w:hint="default"/>
+      </w:rPr>
+    </w:lvl>
+    <w:lvl w:ilvl="3" w:tplc="04090001" w:tentative="1">
+      <w:start w:val="1"/>
+      <w:numFmt w:val="bullet"/>
+      <w:lvlText w:val=""/>
+      <w:lvlJc w:val="left"/>
+      <w:pPr>
+        <w:ind w:left="3960" w:hanging="360"/>
+      </w:pPr>
+      <w:rPr>
+        <w:rFonts w:ascii="Symbol" w:hAnsi="Symbol" w:hint="default"/>
+      </w:rPr>
+    </w:lvl>
+    <w:lvl w:ilvl="4" w:tplc="04090003" w:tentative="1">
+      <w:start w:val="1"/>
+      <w:numFmt w:val="bullet"/>
+      <w:lvlText w:val="o"/>
+      <w:lvlJc w:val="left"/>
+      <w:pPr>
+        <w:ind w:left="4680" w:hanging="360"/>
+      </w:pPr>
+      <w:rPr>
+        <w:rFonts w:ascii="Courier New" w:hAnsi="Courier New" w:cs="Courier New" w:hint="default"/>
+      </w:rPr>
+    </w:lvl>
+    <w:lvl w:ilvl="5" w:tplc="04090005" w:tentative="1">
+      <w:start w:val="1"/>
+      <w:numFmt w:val="bullet"/>
+      <w:lvlText w:val=""/>
+      <w:lvlJc w:val="left"/>
+      <w:pPr>
+        <w:ind w:left="5400" w:hanging="360"/>
+      </w:pPr>
+      <w:rPr>
+        <w:rFonts w:ascii="Wingdings" w:hAnsi="Wingdings" w:hint="default"/>
+      </w:rPr>
+    </w:lvl>
+    <w:lvl w:ilvl="6" w:tplc="04090001" w:tentative="1">
+      <w:start w:val="1"/>
+      <w:numFmt w:val="bullet"/>
+      <w:lvlText w:val=""/>
+      <w:lvlJc w:val="left"/>
+      <w:pPr>
+        <w:ind w:left="6120" w:hanging="360"/>
+      </w:pPr>
+      <w:rPr>
+        <w:rFonts w:ascii="Symbol" w:hAnsi="Symbol" w:hint="default"/>
+      </w:rPr>
+    </w:lvl>
+    <w:lvl w:ilvl="7" w:tplc="04090003" w:tentative="1">
+      <w:start w:val="1"/>
+      <w:numFmt w:val="bullet"/>
+      <w:lvlText w:val="o"/>
+      <w:lvlJc w:val="left"/>
+      <w:pPr>
+        <w:ind w:left="6840" w:hanging="360"/>
+      </w:pPr>
+      <w:rPr>
+        <w:rFonts w:ascii="Courier New" w:hAnsi="Courier New" w:cs="Courier New" w:hint="default"/>
+      </w:rPr>
+    </w:lvl>
+    <w:lvl w:ilvl="8" w:tplc="04090005" w:tentative="1">
+      <w:start w:val="1"/>
+      <w:numFmt w:val="bullet"/>
+      <w:lvlText w:val=""/>
+      <w:lvlJc w:val="left"/>
+      <w:pPr>
+        <w:ind w:left="7560" w:hanging="360"/>
+      </w:pPr>
+      <w:rPr>
+        <w:rFonts w:ascii="Wingdings" w:hAnsi="Wingdings" w:hint="default"/>
+      </w:rPr>
+    </w:lvl>
+  </w:abstractNum>
+  <w:abstractNum w:abstractNumId="7" w15:restartNumberingAfterBreak="0">
+    <w:nsid w:val="6CF259C7"/>
+    <w:multiLevelType w:val="hybridMultilevel"/>
+    <w:tmpl w:val="F9F0EF88"/>
+    <w:lvl w:ilvl="0" w:tplc="DDE2E208">
+      <w:start w:val="1"/>
+      <w:numFmt w:val="bullet"/>
+      <w:lvlText w:val=""/>
+      <w:lvlJc w:val="left"/>
+      <w:pPr>
+        <w:ind w:left="1439" w:hanging="360"/>
+      </w:pPr>
+      <w:rPr>
+        <w:rFonts w:ascii="Symbol" w:hAnsi="Symbol" w:hint="default"/>
+        <w:color w:val="auto"/>
+      </w:rPr>
+    </w:lvl>
+    <w:lvl w:ilvl="1" w:tplc="04090003" w:tentative="1">
+      <w:start w:val="1"/>
+      <w:numFmt w:val="bullet"/>
+      <w:lvlText w:val="o"/>
+      <w:lvlJc w:val="left"/>
+      <w:pPr>
+        <w:ind w:left="2159" w:hanging="360"/>
+      </w:pPr>
+      <w:rPr>
+        <w:rFonts w:ascii="Courier New" w:hAnsi="Courier New" w:cs="Courier New" w:hint="default"/>
+      </w:rPr>
+    </w:lvl>
+    <w:lvl w:ilvl="2" w:tplc="04090005" w:tentative="1">
+      <w:start w:val="1"/>
+      <w:numFmt w:val="bullet"/>
+      <w:lvlText w:val=""/>
+      <w:lvlJc w:val="left"/>
+      <w:pPr>
+        <w:ind w:left="2879" w:hanging="360"/>
+      </w:pPr>
+      <w:rPr>
+        <w:rFonts w:ascii="Wingdings" w:hAnsi="Wingdings" w:hint="default"/>
+      </w:rPr>
+    </w:lvl>
+    <w:lvl w:ilvl="3" w:tplc="04090001" w:tentative="1">
+      <w:start w:val="1"/>
+      <w:numFmt w:val="bullet"/>
+      <w:lvlText w:val=""/>
+      <w:lvlJc w:val="left"/>
+      <w:pPr>
+        <w:ind w:left="3599" w:hanging="360"/>
+      </w:pPr>
+      <w:rPr>
+        <w:rFonts w:ascii="Symbol" w:hAnsi="Symbol" w:hint="default"/>
+      </w:rPr>
+    </w:lvl>
+    <w:lvl w:ilvl="4" w:tplc="04090003" w:tentative="1">
+      <w:start w:val="1"/>
+      <w:numFmt w:val="bullet"/>
+      <w:lvlText w:val="o"/>
+      <w:lvlJc w:val="left"/>
+      <w:pPr>
+        <w:ind w:left="4319" w:hanging="360"/>
+      </w:pPr>
+      <w:rPr>
+        <w:rFonts w:ascii="Courier New" w:hAnsi="Courier New" w:cs="Courier New" w:hint="default"/>
+      </w:rPr>
+    </w:lvl>
+    <w:lvl w:ilvl="5" w:tplc="04090005" w:tentative="1">
+      <w:start w:val="1"/>
+      <w:numFmt w:val="bullet"/>
+      <w:lvlText w:val=""/>
+      <w:lvlJc w:val="left"/>
+      <w:pPr>
+        <w:ind w:left="5039" w:hanging="360"/>
+      </w:pPr>
+      <w:rPr>
+        <w:rFonts w:ascii="Wingdings" w:hAnsi="Wingdings" w:hint="default"/>
+      </w:rPr>
+    </w:lvl>
+    <w:lvl w:ilvl="6" w:tplc="04090001" w:tentative="1">
+      <w:start w:val="1"/>
+      <w:numFmt w:val="bullet"/>
+      <w:lvlText w:val=""/>
+      <w:lvlJc w:val="left"/>
+      <w:pPr>
+        <w:ind w:left="5759" w:hanging="360"/>
+      </w:pPr>
+      <w:rPr>
+        <w:rFonts w:ascii="Symbol" w:hAnsi="Symbol" w:hint="default"/>
+      </w:rPr>
+    </w:lvl>
+    <w:lvl w:ilvl="7" w:tplc="04090003" w:tentative="1">
+      <w:start w:val="1"/>
+      <w:numFmt w:val="bullet"/>
+      <w:lvlText w:val="o"/>
+      <w:lvlJc w:val="left"/>
+      <w:pPr>
+        <w:ind w:left="6479" w:hanging="360"/>
+      </w:pPr>
+      <w:rPr>
+        <w:rFonts w:ascii="Courier New" w:hAnsi="Courier New" w:cs="Courier New" w:hint="default"/>
+      </w:rPr>
+    </w:lvl>
+    <w:lvl w:ilvl="8" w:tplc="04090005" w:tentative="1">
+      <w:start w:val="1"/>
+      <w:numFmt w:val="bullet"/>
+      <w:lvlText w:val=""/>
+      <w:lvlJc w:val="left"/>
+      <w:pPr>
+        <w:ind w:left="7199" w:hanging="360"/>
+      </w:pPr>
+      <w:rPr>
+        <w:rFonts w:ascii="Wingdings" w:hAnsi="Wingdings" w:hint="default"/>
+      </w:rPr>
+    </w:lvl>
+  </w:abstractNum>
   <w:num w:numId="1">
+    <w:abstractNumId w:val="5"/>
+  </w:num>
+  <w:num w:numId="2">
+    <w:abstractNumId w:val="3"/>
+  </w:num>
+  <w:num w:numId="3">
+    <w:abstractNumId w:val="4"/>
+  </w:num>
+  <w:num w:numId="4">
+    <w:abstractNumId w:val="7"/>
+  </w:num>
+  <w:num w:numId="5">
+    <w:abstractNumId w:val="6"/>
+  </w:num>
+  <w:num w:numId="6">
     <w:abstractNumId w:val="1"/>
   </w:num>
-  <w:num w:numId="2">
+  <w:num w:numId="7">
+    <w:abstractNumId w:val="2"/>
+  </w:num>
+  <w:num w:numId="8">
     <w:abstractNumId w:val="0"/>
   </w:num>
 </w:numbering>
@@ -8171,8 +7959,17 @@
   <w:style w:type="paragraph" w:default="1" w:styleId="Normal">
     <w:name w:val="Normal"/>
     <w:qFormat/>
+    <w:rsid w:val="002E4293"/>
+    <w:pPr>
+      <w:widowControl/>
+      <w:autoSpaceDE/>
+      <w:autoSpaceDN/>
+    </w:pPr>
     <w:rPr>
-      <w:rFonts w:ascii="Calibri" w:eastAsia="Calibri" w:hAnsi="Calibri" w:cs="Calibri"/>
+      <w:rFonts w:ascii="Times New Roman" w:eastAsia="Times New Roman" w:hAnsi="Times New Roman" w:cs="Times New Roman"/>
+      <w:sz w:val="24"/>
+      <w:szCs w:val="24"/>
+      <w:lang w:val="en-IN"/>
     </w:rPr>
   </w:style>
   <w:style w:type="paragraph" w:styleId="Heading1">
@@ -8185,7 +7982,6 @@
       <w:outlineLvl w:val="0"/>
     </w:pPr>
     <w:rPr>
-      <w:rFonts w:ascii="Times New Roman" w:eastAsia="Times New Roman" w:hAnsi="Times New Roman" w:cs="Times New Roman"/>
       <w:b/>
       <w:bCs/>
       <w:sz w:val="28"/>
@@ -8206,8 +8002,6 @@
     <w:rPr>
       <w:b/>
       <w:bCs/>
-      <w:sz w:val="24"/>
-      <w:szCs w:val="24"/>
     </w:rPr>
   </w:style>
   <w:style w:type="character" w:default="1" w:styleId="DefaultParagraphFont">
@@ -8242,10 +8036,6 @@
     <w:basedOn w:val="Normal"/>
     <w:uiPriority w:val="1"/>
     <w:qFormat/>
-    <w:rPr>
-      <w:sz w:val="24"/>
-      <w:szCs w:val="24"/>
-    </w:rPr>
   </w:style>
   <w:style w:type="paragraph" w:styleId="ListParagraph">
     <w:name w:val="List Paragraph"/>
@@ -8264,9 +8054,6 @@
     <w:pPr>
       <w:spacing w:before="3"/>
     </w:pPr>
-    <w:rPr>
-      <w:rFonts w:ascii="Times New Roman" w:eastAsia="Times New Roman" w:hAnsi="Times New Roman" w:cs="Times New Roman"/>
-    </w:rPr>
   </w:style>
   <w:style w:type="paragraph" w:styleId="Header">
     <w:name w:val="header"/>
@@ -8314,6 +8101,17 @@
     <w:rsid w:val="00310F75"/>
     <w:rPr>
       <w:rFonts w:ascii="Calibri" w:eastAsia="Calibri" w:hAnsi="Calibri" w:cs="Calibri"/>
+    </w:rPr>
+  </w:style>
+  <w:style w:type="character" w:styleId="Strong">
+    <w:name w:val="Strong"/>
+    <w:basedOn w:val="DefaultParagraphFont"/>
+    <w:uiPriority w:val="22"/>
+    <w:qFormat/>
+    <w:rsid w:val="002E4293"/>
+    <w:rPr>
+      <w:b/>
+      <w:bCs/>
     </w:rPr>
   </w:style>
 </w:styles>

--- a/Lab Manual/Experiment 10 /Exp-10 TextRank for Document Summarization.docx
+++ b/Lab Manual/Experiment 10 /Exp-10 TextRank for Document Summarization.docx
@@ -1837,7 +1837,7 @@
               </wp:anchor>
             </w:drawing>
           </mc:Choice>
-          <mc:Fallback xmlns:ve="http://schemas.openxmlformats.org/markup-compatibility/2006" xmlns:a="http://schemas.openxmlformats.org/drawingml/2006/main" xmlns:pic="http://schemas.openxmlformats.org/drawingml/2006/picture">
+          <mc:Fallback xmlns:pic="http://schemas.openxmlformats.org/drawingml/2006/picture" xmlns:a="http://schemas.openxmlformats.org/drawingml/2006/main" xmlns:ve="http://schemas.openxmlformats.org/markup-compatibility/2006">
             <w:pict>
               <v:rect style="position:absolute;margin-left:83.025002pt;margin-top:48.035625pt;width:6pt;height:14.625pt;mso-position-horizontal-relative:page;mso-position-vertical-relative:paragraph;z-index:-15810048" id="docshape2" filled="true" fillcolor="#f1f1f1" stroked="false">
                 <v:fill type="solid"/>
@@ -1923,7 +1923,7 @@
               </wp:anchor>
             </w:drawing>
           </mc:Choice>
-          <mc:Fallback xmlns:ve="http://schemas.openxmlformats.org/markup-compatibility/2006" xmlns:a="http://schemas.openxmlformats.org/drawingml/2006/main" xmlns:pic="http://schemas.openxmlformats.org/drawingml/2006/picture">
+          <mc:Fallback xmlns:pic="http://schemas.openxmlformats.org/drawingml/2006/picture" xmlns:a="http://schemas.openxmlformats.org/drawingml/2006/main" xmlns:ve="http://schemas.openxmlformats.org/markup-compatibility/2006">
             <w:pict>
               <v:rect style="position:absolute;margin-left:207.080002pt;margin-top:224.685623pt;width:5.8pt;height:14.6pt;mso-position-horizontal-relative:page;mso-position-vertical-relative:paragraph;z-index:-15809536" id="docshape3" filled="true" fillcolor="#f1f1f1" stroked="false">
                 <v:fill type="solid"/>
@@ -2797,7 +2797,7 @@
               </wp:anchor>
             </w:drawing>
           </mc:Choice>
-          <mc:Fallback xmlns:ve="http://schemas.openxmlformats.org/markup-compatibility/2006" xmlns:a="http://schemas.openxmlformats.org/drawingml/2006/main" xmlns:pic="http://schemas.openxmlformats.org/drawingml/2006/picture">
+          <mc:Fallback xmlns:pic="http://schemas.openxmlformats.org/drawingml/2006/picture" xmlns:a="http://schemas.openxmlformats.org/drawingml/2006/main" xmlns:ve="http://schemas.openxmlformats.org/markup-compatibility/2006">
             <w:pict>
               <v:rect style="position:absolute;margin-left:226.880005pt;margin-top:.037094pt;width:5.8pt;height:14.6pt;mso-position-horizontal-relative:page;mso-position-vertical-relative:paragraph;z-index:-15808512" id="docshape4" filled="true" fillcolor="#f1f1f1" stroked="false">
                 <v:fill type="solid"/>
@@ -3996,7 +3996,6 @@
           <w:u w:val="none"/>
         </w:rPr>
       </w:pPr>
-      <w:proofErr w:type="gramStart"/>
       <w:r>
         <w:t>Pre</w:t>
       </w:r>
@@ -4009,7 +4008,6 @@
       <w:r>
         <w:t>Lab</w:t>
       </w:r>
-      <w:proofErr w:type="gramEnd"/>
       <w:r>
         <w:rPr>
           <w:spacing w:val="-2"/>
@@ -4741,7 +4739,7 @@
       <w:pPr>
         <w:pStyle w:val="Heading1"/>
         <w:rPr>
-          <w:u w:val="none"/>
+          <w:spacing w:val="-2"/>
         </w:rPr>
       </w:pPr>
       <w:r>
@@ -4758,6 +4756,1297 @@
           <w:spacing w:val="-2"/>
         </w:rPr>
         <w:t>(Code):</w:t>
+      </w:r>
+    </w:p>
+    <w:p>
+      <w:pPr>
+        <w:pStyle w:val="Heading1"/>
+        <w:rPr>
+          <w:b w:val="0"/>
+          <w:u w:val="none"/>
+        </w:rPr>
+      </w:pPr>
+      <w:r>
+        <w:rPr>
+          <w:b w:val="0"/>
+          <w:u w:val="none"/>
+        </w:rPr>
+        <w:t xml:space="preserve">!pip install </w:t>
+      </w:r>
+      <w:proofErr w:type="spellStart"/>
+      <w:r>
+        <w:rPr>
+          <w:b w:val="0"/>
+          <w:u w:val="none"/>
+        </w:rPr>
+        <w:t>nltk</w:t>
+      </w:r>
+      <w:proofErr w:type="spellEnd"/>
+      <w:r>
+        <w:rPr>
+          <w:b w:val="0"/>
+          <w:u w:val="none"/>
+        </w:rPr>
+        <w:t xml:space="preserve"> scikit-learn </w:t>
+      </w:r>
+      <w:proofErr w:type="spellStart"/>
+      <w:r>
+        <w:rPr>
+          <w:b w:val="0"/>
+          <w:u w:val="none"/>
+        </w:rPr>
+        <w:t>networkx</w:t>
+      </w:r>
+      <w:proofErr w:type="spellEnd"/>
+    </w:p>
+    <w:p>
+      <w:pPr>
+        <w:pStyle w:val="Heading1"/>
+        <w:rPr>
+          <w:b w:val="0"/>
+          <w:u w:val="none"/>
+        </w:rPr>
+      </w:pPr>
+    </w:p>
+    <w:p>
+      <w:pPr>
+        <w:pStyle w:val="Heading1"/>
+        <w:rPr>
+          <w:b w:val="0"/>
+          <w:u w:val="none"/>
+        </w:rPr>
+      </w:pPr>
+      <w:r>
+        <w:rPr>
+          <w:b w:val="0"/>
+          <w:u w:val="none"/>
+        </w:rPr>
+        <w:t xml:space="preserve">import </w:t>
+      </w:r>
+      <w:proofErr w:type="spellStart"/>
+      <w:r>
+        <w:rPr>
+          <w:b w:val="0"/>
+          <w:u w:val="none"/>
+        </w:rPr>
+        <w:t>nltk</w:t>
+      </w:r>
+      <w:proofErr w:type="spellEnd"/>
+    </w:p>
+    <w:p>
+      <w:pPr>
+        <w:pStyle w:val="Heading1"/>
+        <w:rPr>
+          <w:b w:val="0"/>
+          <w:u w:val="none"/>
+        </w:rPr>
+      </w:pPr>
+      <w:proofErr w:type="spellStart"/>
+      <w:r>
+        <w:rPr>
+          <w:b w:val="0"/>
+          <w:u w:val="none"/>
+        </w:rPr>
+        <w:t>nltk.download</w:t>
+      </w:r>
+      <w:proofErr w:type="spellEnd"/>
+      <w:r>
+        <w:rPr>
+          <w:b w:val="0"/>
+          <w:u w:val="none"/>
+        </w:rPr>
+        <w:t>('</w:t>
+      </w:r>
+      <w:proofErr w:type="spellStart"/>
+      <w:r>
+        <w:rPr>
+          <w:b w:val="0"/>
+          <w:u w:val="none"/>
+        </w:rPr>
+        <w:t>punkt</w:t>
+      </w:r>
+      <w:proofErr w:type="spellEnd"/>
+      <w:r>
+        <w:rPr>
+          <w:b w:val="0"/>
+          <w:u w:val="none"/>
+        </w:rPr>
+        <w:t>')</w:t>
+      </w:r>
+    </w:p>
+    <w:p>
+      <w:pPr>
+        <w:pStyle w:val="Heading1"/>
+        <w:rPr>
+          <w:b w:val="0"/>
+          <w:u w:val="none"/>
+        </w:rPr>
+      </w:pPr>
+      <w:proofErr w:type="spellStart"/>
+      <w:r>
+        <w:rPr>
+          <w:b w:val="0"/>
+          <w:u w:val="none"/>
+        </w:rPr>
+        <w:t>nltk.download</w:t>
+      </w:r>
+      <w:proofErr w:type="spellEnd"/>
+      <w:r>
+        <w:rPr>
+          <w:b w:val="0"/>
+          <w:u w:val="none"/>
+        </w:rPr>
+        <w:t>('</w:t>
+      </w:r>
+      <w:proofErr w:type="spellStart"/>
+      <w:r>
+        <w:rPr>
+          <w:b w:val="0"/>
+          <w:u w:val="none"/>
+        </w:rPr>
+        <w:t>punkt_tab</w:t>
+      </w:r>
+      <w:proofErr w:type="spellEnd"/>
+      <w:r>
+        <w:rPr>
+          <w:b w:val="0"/>
+          <w:u w:val="none"/>
+        </w:rPr>
+        <w:t>')</w:t>
+      </w:r>
+    </w:p>
+    <w:p>
+      <w:pPr>
+        <w:pStyle w:val="Heading1"/>
+        <w:rPr>
+          <w:b w:val="0"/>
+          <w:u w:val="none"/>
+        </w:rPr>
+      </w:pPr>
+    </w:p>
+    <w:p>
+      <w:pPr>
+        <w:pStyle w:val="Heading1"/>
+        <w:rPr>
+          <w:b w:val="0"/>
+          <w:u w:val="none"/>
+        </w:rPr>
+      </w:pPr>
+      <w:r>
+        <w:rPr>
+          <w:b w:val="0"/>
+          <w:u w:val="none"/>
+        </w:rPr>
+        <w:t>import numpy as np</w:t>
+      </w:r>
+    </w:p>
+    <w:p>
+      <w:pPr>
+        <w:pStyle w:val="Heading1"/>
+        <w:rPr>
+          <w:b w:val="0"/>
+          <w:u w:val="none"/>
+        </w:rPr>
+      </w:pPr>
+      <w:r>
+        <w:rPr>
+          <w:b w:val="0"/>
+          <w:u w:val="none"/>
+        </w:rPr>
+        <w:t xml:space="preserve">import </w:t>
+      </w:r>
+      <w:proofErr w:type="spellStart"/>
+      <w:r>
+        <w:rPr>
+          <w:b w:val="0"/>
+          <w:u w:val="none"/>
+        </w:rPr>
+        <w:t>networkx</w:t>
+      </w:r>
+      <w:proofErr w:type="spellEnd"/>
+      <w:r>
+        <w:rPr>
+          <w:b w:val="0"/>
+          <w:u w:val="none"/>
+        </w:rPr>
+        <w:t xml:space="preserve"> as </w:t>
+      </w:r>
+      <w:proofErr w:type="spellStart"/>
+      <w:r>
+        <w:rPr>
+          <w:b w:val="0"/>
+          <w:u w:val="none"/>
+        </w:rPr>
+        <w:t>nx</w:t>
+      </w:r>
+      <w:proofErr w:type="spellEnd"/>
+    </w:p>
+    <w:p>
+      <w:pPr>
+        <w:pStyle w:val="Heading1"/>
+        <w:rPr>
+          <w:b w:val="0"/>
+          <w:u w:val="none"/>
+        </w:rPr>
+      </w:pPr>
+      <w:r>
+        <w:rPr>
+          <w:b w:val="0"/>
+          <w:u w:val="none"/>
+        </w:rPr>
+        <w:t xml:space="preserve">from </w:t>
+      </w:r>
+      <w:proofErr w:type="spellStart"/>
+      <w:r>
+        <w:rPr>
+          <w:b w:val="0"/>
+          <w:u w:val="none"/>
+        </w:rPr>
+        <w:t>nltk.tokenize</w:t>
+      </w:r>
+      <w:proofErr w:type="spellEnd"/>
+      <w:r>
+        <w:rPr>
+          <w:b w:val="0"/>
+          <w:u w:val="none"/>
+        </w:rPr>
+        <w:t xml:space="preserve"> import </w:t>
+      </w:r>
+      <w:proofErr w:type="spellStart"/>
+      <w:r>
+        <w:rPr>
+          <w:b w:val="0"/>
+          <w:u w:val="none"/>
+        </w:rPr>
+        <w:t>sent_tokenize</w:t>
+      </w:r>
+      <w:proofErr w:type="spellEnd"/>
+    </w:p>
+    <w:p>
+      <w:pPr>
+        <w:pStyle w:val="Heading1"/>
+        <w:rPr>
+          <w:b w:val="0"/>
+          <w:u w:val="none"/>
+        </w:rPr>
+      </w:pPr>
+      <w:r>
+        <w:rPr>
+          <w:b w:val="0"/>
+          <w:u w:val="none"/>
+        </w:rPr>
+        <w:t xml:space="preserve">from </w:t>
+      </w:r>
+      <w:proofErr w:type="spellStart"/>
+      <w:r>
+        <w:rPr>
+          <w:b w:val="0"/>
+          <w:u w:val="none"/>
+        </w:rPr>
+        <w:t>sklearn.feature_extraction.text</w:t>
+      </w:r>
+      <w:proofErr w:type="spellEnd"/>
+      <w:r>
+        <w:rPr>
+          <w:b w:val="0"/>
+          <w:u w:val="none"/>
+        </w:rPr>
+        <w:t xml:space="preserve"> import </w:t>
+      </w:r>
+      <w:proofErr w:type="spellStart"/>
+      <w:r>
+        <w:rPr>
+          <w:b w:val="0"/>
+          <w:u w:val="none"/>
+        </w:rPr>
+        <w:t>TfidfVectorizer</w:t>
+      </w:r>
+      <w:proofErr w:type="spellEnd"/>
+    </w:p>
+    <w:p>
+      <w:pPr>
+        <w:pStyle w:val="Heading1"/>
+        <w:rPr>
+          <w:b w:val="0"/>
+          <w:u w:val="none"/>
+        </w:rPr>
+      </w:pPr>
+      <w:r>
+        <w:rPr>
+          <w:b w:val="0"/>
+          <w:u w:val="none"/>
+        </w:rPr>
+        <w:t xml:space="preserve">from </w:t>
+      </w:r>
+      <w:proofErr w:type="spellStart"/>
+      <w:r>
+        <w:rPr>
+          <w:b w:val="0"/>
+          <w:u w:val="none"/>
+        </w:rPr>
+        <w:t>sklearn.metrics.pairwise</w:t>
+      </w:r>
+      <w:proofErr w:type="spellEnd"/>
+      <w:r>
+        <w:rPr>
+          <w:b w:val="0"/>
+          <w:u w:val="none"/>
+        </w:rPr>
+        <w:t xml:space="preserve"> import </w:t>
+      </w:r>
+      <w:proofErr w:type="spellStart"/>
+      <w:r>
+        <w:rPr>
+          <w:b w:val="0"/>
+          <w:u w:val="none"/>
+        </w:rPr>
+        <w:t>cosine_similarity</w:t>
+      </w:r>
+      <w:proofErr w:type="spellEnd"/>
+    </w:p>
+    <w:p>
+      <w:pPr>
+        <w:pStyle w:val="Heading1"/>
+        <w:rPr>
+          <w:b w:val="0"/>
+          <w:u w:val="none"/>
+        </w:rPr>
+      </w:pPr>
+    </w:p>
+    <w:p>
+      <w:pPr>
+        <w:pStyle w:val="Heading1"/>
+        <w:rPr>
+          <w:b w:val="0"/>
+          <w:u w:val="none"/>
+        </w:rPr>
+      </w:pPr>
+      <w:r>
+        <w:rPr>
+          <w:b w:val="0"/>
+          <w:u w:val="none"/>
+        </w:rPr>
+        <w:t>text = """</w:t>
+      </w:r>
+    </w:p>
+    <w:p>
+      <w:pPr>
+        <w:pStyle w:val="Heading1"/>
+        <w:rPr>
+          <w:b w:val="0"/>
+          <w:u w:val="none"/>
+        </w:rPr>
+      </w:pPr>
+      <w:r>
+        <w:rPr>
+          <w:b w:val="0"/>
+          <w:u w:val="none"/>
+        </w:rPr>
+        <w:t>I am a B.Tech student in Information and Communication Technology, currently in Semester 6.</w:t>
+      </w:r>
+    </w:p>
+    <w:p>
+      <w:pPr>
+        <w:pStyle w:val="Heading1"/>
+        <w:rPr>
+          <w:b w:val="0"/>
+          <w:u w:val="none"/>
+        </w:rPr>
+      </w:pPr>
+      <w:r>
+        <w:rPr>
+          <w:b w:val="0"/>
+          <w:u w:val="none"/>
+        </w:rPr>
+        <w:t>I am passionate about Artificial Intelligence, especially in real-world applications like education and healthcare.</w:t>
+      </w:r>
+    </w:p>
+    <w:p>
+      <w:pPr>
+        <w:pStyle w:val="Heading1"/>
+        <w:rPr>
+          <w:b w:val="0"/>
+          <w:u w:val="none"/>
+        </w:rPr>
+      </w:pPr>
+      <w:r>
+        <w:rPr>
+          <w:b w:val="0"/>
+          <w:u w:val="none"/>
+        </w:rPr>
+        <w:t>I am currently working on an AI-based Answer Sheet Evaluation System that uses OCR and NLP techniques.</w:t>
+      </w:r>
+    </w:p>
+    <w:p>
+      <w:pPr>
+        <w:pStyle w:val="Heading1"/>
+        <w:rPr>
+          <w:b w:val="0"/>
+          <w:u w:val="none"/>
+        </w:rPr>
+      </w:pPr>
+      <w:r>
+        <w:rPr>
+          <w:b w:val="0"/>
+          <w:u w:val="none"/>
+        </w:rPr>
+        <w:t>I have knowledge of Python, Java, PHP, and Dart.</w:t>
+      </w:r>
+    </w:p>
+    <w:p>
+      <w:pPr>
+        <w:pStyle w:val="Heading1"/>
+        <w:rPr>
+          <w:b w:val="0"/>
+          <w:u w:val="none"/>
+        </w:rPr>
+      </w:pPr>
+      <w:r>
+        <w:rPr>
+          <w:b w:val="0"/>
+          <w:u w:val="none"/>
+        </w:rPr>
+        <w:lastRenderedPageBreak/>
+        <w:t>I have worked with Laravel, Flutter, and MySQL.</w:t>
+      </w:r>
+    </w:p>
+    <w:p>
+      <w:pPr>
+        <w:pStyle w:val="Heading1"/>
+        <w:rPr>
+          <w:b w:val="0"/>
+          <w:u w:val="none"/>
+        </w:rPr>
+      </w:pPr>
+      <w:r>
+        <w:rPr>
+          <w:b w:val="0"/>
+          <w:u w:val="none"/>
+        </w:rPr>
+        <w:t>I enjoy building practical projects and solving real-world problems.</w:t>
+      </w:r>
+    </w:p>
+    <w:p>
+      <w:pPr>
+        <w:pStyle w:val="Heading1"/>
+        <w:rPr>
+          <w:b w:val="0"/>
+          <w:u w:val="none"/>
+        </w:rPr>
+      </w:pPr>
+      <w:r>
+        <w:rPr>
+          <w:b w:val="0"/>
+          <w:u w:val="none"/>
+        </w:rPr>
+        <w:t>My goal is to build intelligent systems that improve efficiency.</w:t>
+      </w:r>
+    </w:p>
+    <w:p>
+      <w:pPr>
+        <w:pStyle w:val="Heading1"/>
+        <w:rPr>
+          <w:b w:val="0"/>
+          <w:u w:val="none"/>
+        </w:rPr>
+      </w:pPr>
+      <w:r>
+        <w:rPr>
+          <w:b w:val="0"/>
+          <w:u w:val="none"/>
+        </w:rPr>
+        <w:t>"""</w:t>
+      </w:r>
+    </w:p>
+    <w:p>
+      <w:pPr>
+        <w:pStyle w:val="Heading1"/>
+        <w:rPr>
+          <w:b w:val="0"/>
+          <w:u w:val="none"/>
+        </w:rPr>
+      </w:pPr>
+    </w:p>
+    <w:p>
+      <w:pPr>
+        <w:pStyle w:val="Heading1"/>
+        <w:rPr>
+          <w:b w:val="0"/>
+          <w:u w:val="none"/>
+        </w:rPr>
+      </w:pPr>
+      <w:r>
+        <w:rPr>
+          <w:b w:val="0"/>
+          <w:u w:val="none"/>
+        </w:rPr>
+        <w:t xml:space="preserve">sentences = </w:t>
+      </w:r>
+      <w:proofErr w:type="spellStart"/>
+      <w:r>
+        <w:rPr>
+          <w:b w:val="0"/>
+          <w:u w:val="none"/>
+        </w:rPr>
+        <w:t>sent_tokenize</w:t>
+      </w:r>
+      <w:proofErr w:type="spellEnd"/>
+      <w:r>
+        <w:rPr>
+          <w:b w:val="0"/>
+          <w:u w:val="none"/>
+        </w:rPr>
+        <w:t>(text)</w:t>
+      </w:r>
+    </w:p>
+    <w:p>
+      <w:pPr>
+        <w:pStyle w:val="Heading1"/>
+        <w:rPr>
+          <w:b w:val="0"/>
+          <w:u w:val="none"/>
+        </w:rPr>
+      </w:pPr>
+    </w:p>
+    <w:p>
+      <w:pPr>
+        <w:pStyle w:val="Heading1"/>
+        <w:rPr>
+          <w:b w:val="0"/>
+          <w:u w:val="none"/>
+        </w:rPr>
+      </w:pPr>
+      <w:r>
+        <w:rPr>
+          <w:b w:val="0"/>
+          <w:u w:val="none"/>
+        </w:rPr>
+        <w:t xml:space="preserve">vectorizer = </w:t>
+      </w:r>
+      <w:proofErr w:type="spellStart"/>
+      <w:r>
+        <w:rPr>
+          <w:b w:val="0"/>
+          <w:u w:val="none"/>
+        </w:rPr>
+        <w:t>TfidfVectorizer</w:t>
+      </w:r>
+      <w:proofErr w:type="spellEnd"/>
+      <w:r>
+        <w:rPr>
+          <w:b w:val="0"/>
+          <w:u w:val="none"/>
+        </w:rPr>
+        <w:t>()</w:t>
+      </w:r>
+    </w:p>
+    <w:p>
+      <w:pPr>
+        <w:pStyle w:val="Heading1"/>
+        <w:rPr>
+          <w:b w:val="0"/>
+          <w:u w:val="none"/>
+        </w:rPr>
+      </w:pPr>
+      <w:proofErr w:type="spellStart"/>
+      <w:r>
+        <w:rPr>
+          <w:b w:val="0"/>
+          <w:u w:val="none"/>
+        </w:rPr>
+        <w:t>tfidf_matrix</w:t>
+      </w:r>
+      <w:proofErr w:type="spellEnd"/>
+      <w:r>
+        <w:rPr>
+          <w:b w:val="0"/>
+          <w:u w:val="none"/>
+        </w:rPr>
+        <w:t xml:space="preserve"> = </w:t>
+      </w:r>
+      <w:proofErr w:type="spellStart"/>
+      <w:r>
+        <w:rPr>
+          <w:b w:val="0"/>
+          <w:u w:val="none"/>
+        </w:rPr>
+        <w:t>vectorizer.fit_transform</w:t>
+      </w:r>
+      <w:proofErr w:type="spellEnd"/>
+      <w:r>
+        <w:rPr>
+          <w:b w:val="0"/>
+          <w:u w:val="none"/>
+        </w:rPr>
+        <w:t>(sentences)</w:t>
+      </w:r>
+    </w:p>
+    <w:p>
+      <w:pPr>
+        <w:pStyle w:val="Heading1"/>
+        <w:rPr>
+          <w:b w:val="0"/>
+          <w:u w:val="none"/>
+        </w:rPr>
+      </w:pPr>
+    </w:p>
+    <w:p>
+      <w:pPr>
+        <w:pStyle w:val="Heading1"/>
+        <w:rPr>
+          <w:b w:val="0"/>
+          <w:u w:val="none"/>
+        </w:rPr>
+      </w:pPr>
+      <w:proofErr w:type="spellStart"/>
+      <w:r>
+        <w:rPr>
+          <w:b w:val="0"/>
+          <w:u w:val="none"/>
+        </w:rPr>
+        <w:t>similarity_matrix</w:t>
+      </w:r>
+      <w:proofErr w:type="spellEnd"/>
+      <w:r>
+        <w:rPr>
+          <w:b w:val="0"/>
+          <w:u w:val="none"/>
+        </w:rPr>
+        <w:t xml:space="preserve"> = </w:t>
+      </w:r>
+      <w:proofErr w:type="spellStart"/>
+      <w:r>
+        <w:rPr>
+          <w:b w:val="0"/>
+          <w:u w:val="none"/>
+        </w:rPr>
+        <w:t>cosine_similarity</w:t>
+      </w:r>
+      <w:proofErr w:type="spellEnd"/>
+      <w:r>
+        <w:rPr>
+          <w:b w:val="0"/>
+          <w:u w:val="none"/>
+        </w:rPr>
+        <w:t>(</w:t>
+      </w:r>
+      <w:proofErr w:type="spellStart"/>
+      <w:r>
+        <w:rPr>
+          <w:b w:val="0"/>
+          <w:u w:val="none"/>
+        </w:rPr>
+        <w:t>tfidf_matrix</w:t>
+      </w:r>
+      <w:proofErr w:type="spellEnd"/>
+      <w:r>
+        <w:rPr>
+          <w:b w:val="0"/>
+          <w:u w:val="none"/>
+        </w:rPr>
+        <w:t xml:space="preserve">, </w:t>
+      </w:r>
+      <w:proofErr w:type="spellStart"/>
+      <w:r>
+        <w:rPr>
+          <w:b w:val="0"/>
+          <w:u w:val="none"/>
+        </w:rPr>
+        <w:t>tfidf_matrix</w:t>
+      </w:r>
+      <w:proofErr w:type="spellEnd"/>
+      <w:r>
+        <w:rPr>
+          <w:b w:val="0"/>
+          <w:u w:val="none"/>
+        </w:rPr>
+        <w:t>)</w:t>
+      </w:r>
+    </w:p>
+    <w:p>
+      <w:pPr>
+        <w:pStyle w:val="Heading1"/>
+        <w:rPr>
+          <w:b w:val="0"/>
+          <w:u w:val="none"/>
+        </w:rPr>
+      </w:pPr>
+    </w:p>
+    <w:p>
+      <w:pPr>
+        <w:pStyle w:val="Heading1"/>
+        <w:rPr>
+          <w:b w:val="0"/>
+          <w:u w:val="none"/>
+        </w:rPr>
+      </w:pPr>
+      <w:proofErr w:type="spellStart"/>
+      <w:r>
+        <w:rPr>
+          <w:b w:val="0"/>
+          <w:u w:val="none"/>
+        </w:rPr>
+        <w:t>nx_graph</w:t>
+      </w:r>
+      <w:proofErr w:type="spellEnd"/>
+      <w:r>
+        <w:rPr>
+          <w:b w:val="0"/>
+          <w:u w:val="none"/>
+        </w:rPr>
+        <w:t xml:space="preserve"> = </w:t>
+      </w:r>
+      <w:proofErr w:type="spellStart"/>
+      <w:r>
+        <w:rPr>
+          <w:b w:val="0"/>
+          <w:u w:val="none"/>
+        </w:rPr>
+        <w:t>nx.from_numpy_array</w:t>
+      </w:r>
+      <w:proofErr w:type="spellEnd"/>
+      <w:r>
+        <w:rPr>
+          <w:b w:val="0"/>
+          <w:u w:val="none"/>
+        </w:rPr>
+        <w:t>(</w:t>
+      </w:r>
+      <w:proofErr w:type="spellStart"/>
+      <w:r>
+        <w:rPr>
+          <w:b w:val="0"/>
+          <w:u w:val="none"/>
+        </w:rPr>
+        <w:t>similarity_matrix</w:t>
+      </w:r>
+      <w:proofErr w:type="spellEnd"/>
+      <w:r>
+        <w:rPr>
+          <w:b w:val="0"/>
+          <w:u w:val="none"/>
+        </w:rPr>
+        <w:t>)</w:t>
+      </w:r>
+    </w:p>
+    <w:p>
+      <w:pPr>
+        <w:pStyle w:val="Heading1"/>
+        <w:rPr>
+          <w:b w:val="0"/>
+          <w:u w:val="none"/>
+        </w:rPr>
+      </w:pPr>
+      <w:r>
+        <w:rPr>
+          <w:b w:val="0"/>
+          <w:u w:val="none"/>
+        </w:rPr>
+        <w:t xml:space="preserve">scores = </w:t>
+      </w:r>
+      <w:proofErr w:type="spellStart"/>
+      <w:r>
+        <w:rPr>
+          <w:b w:val="0"/>
+          <w:u w:val="none"/>
+        </w:rPr>
+        <w:t>nx.pagerank</w:t>
+      </w:r>
+      <w:proofErr w:type="spellEnd"/>
+      <w:r>
+        <w:rPr>
+          <w:b w:val="0"/>
+          <w:u w:val="none"/>
+        </w:rPr>
+        <w:t>(</w:t>
+      </w:r>
+      <w:proofErr w:type="spellStart"/>
+      <w:r>
+        <w:rPr>
+          <w:b w:val="0"/>
+          <w:u w:val="none"/>
+        </w:rPr>
+        <w:t>nx_graph</w:t>
+      </w:r>
+      <w:proofErr w:type="spellEnd"/>
+      <w:r>
+        <w:rPr>
+          <w:b w:val="0"/>
+          <w:u w:val="none"/>
+        </w:rPr>
+        <w:t>)</w:t>
+      </w:r>
+    </w:p>
+    <w:p>
+      <w:pPr>
+        <w:pStyle w:val="Heading1"/>
+        <w:rPr>
+          <w:b w:val="0"/>
+          <w:u w:val="none"/>
+        </w:rPr>
+      </w:pPr>
+    </w:p>
+    <w:p>
+      <w:pPr>
+        <w:pStyle w:val="Heading1"/>
+        <w:rPr>
+          <w:b w:val="0"/>
+          <w:u w:val="none"/>
+        </w:rPr>
+      </w:pPr>
+      <w:proofErr w:type="spellStart"/>
+      <w:r>
+        <w:rPr>
+          <w:b w:val="0"/>
+          <w:u w:val="none"/>
+        </w:rPr>
+        <w:t>ranked_sentences</w:t>
+      </w:r>
+      <w:proofErr w:type="spellEnd"/>
+      <w:r>
+        <w:rPr>
+          <w:b w:val="0"/>
+          <w:u w:val="none"/>
+        </w:rPr>
+        <w:t xml:space="preserve"> = sorted(((scores[</w:t>
+      </w:r>
+      <w:proofErr w:type="spellStart"/>
+      <w:r>
+        <w:rPr>
+          <w:b w:val="0"/>
+          <w:u w:val="none"/>
+        </w:rPr>
+        <w:t>i</w:t>
+      </w:r>
+      <w:proofErr w:type="spellEnd"/>
+      <w:r>
+        <w:rPr>
+          <w:b w:val="0"/>
+          <w:u w:val="none"/>
+        </w:rPr>
+        <w:t xml:space="preserve">], s) for </w:t>
+      </w:r>
+      <w:proofErr w:type="spellStart"/>
+      <w:r>
+        <w:rPr>
+          <w:b w:val="0"/>
+          <w:u w:val="none"/>
+        </w:rPr>
+        <w:t>i</w:t>
+      </w:r>
+      <w:proofErr w:type="spellEnd"/>
+      <w:r>
+        <w:rPr>
+          <w:b w:val="0"/>
+          <w:u w:val="none"/>
+        </w:rPr>
+        <w:t>, s in enumerate(sentences)), reverse=True)</w:t>
+      </w:r>
+    </w:p>
+    <w:p>
+      <w:pPr>
+        <w:pStyle w:val="Heading1"/>
+        <w:rPr>
+          <w:b w:val="0"/>
+          <w:u w:val="none"/>
+        </w:rPr>
+      </w:pPr>
+    </w:p>
+    <w:p>
+      <w:pPr>
+        <w:pStyle w:val="Heading1"/>
+        <w:rPr>
+          <w:b w:val="0"/>
+          <w:u w:val="none"/>
+        </w:rPr>
+      </w:pPr>
+      <w:r>
+        <w:rPr>
+          <w:b w:val="0"/>
+          <w:u w:val="none"/>
+        </w:rPr>
+        <w:t>print("\</w:t>
+      </w:r>
+      <w:proofErr w:type="spellStart"/>
+      <w:r>
+        <w:rPr>
+          <w:b w:val="0"/>
+          <w:u w:val="none"/>
+        </w:rPr>
+        <w:t>nTop</w:t>
+      </w:r>
+      <w:proofErr w:type="spellEnd"/>
+      <w:r>
+        <w:rPr>
+          <w:b w:val="0"/>
+          <w:u w:val="none"/>
+        </w:rPr>
+        <w:t xml:space="preserve"> 50% Summary:\n")</w:t>
+      </w:r>
+    </w:p>
+    <w:p>
+      <w:pPr>
+        <w:pStyle w:val="Heading1"/>
+        <w:rPr>
+          <w:b w:val="0"/>
+          <w:u w:val="none"/>
+        </w:rPr>
+      </w:pPr>
+      <w:proofErr w:type="spellStart"/>
+      <w:r>
+        <w:rPr>
+          <w:b w:val="0"/>
+          <w:u w:val="none"/>
+        </w:rPr>
+        <w:t>top_n</w:t>
+      </w:r>
+      <w:proofErr w:type="spellEnd"/>
+      <w:r>
+        <w:rPr>
+          <w:b w:val="0"/>
+          <w:u w:val="none"/>
+        </w:rPr>
+        <w:t xml:space="preserve"> = </w:t>
+      </w:r>
+      <w:proofErr w:type="spellStart"/>
+      <w:r>
+        <w:rPr>
+          <w:b w:val="0"/>
+          <w:u w:val="none"/>
+        </w:rPr>
+        <w:t>int</w:t>
+      </w:r>
+      <w:proofErr w:type="spellEnd"/>
+      <w:r>
+        <w:rPr>
+          <w:b w:val="0"/>
+          <w:u w:val="none"/>
+        </w:rPr>
+        <w:t>(</w:t>
+      </w:r>
+      <w:proofErr w:type="spellStart"/>
+      <w:r>
+        <w:rPr>
+          <w:b w:val="0"/>
+          <w:u w:val="none"/>
+        </w:rPr>
+        <w:t>len</w:t>
+      </w:r>
+      <w:proofErr w:type="spellEnd"/>
+      <w:r>
+        <w:rPr>
+          <w:b w:val="0"/>
+          <w:u w:val="none"/>
+        </w:rPr>
+        <w:t>(sentences) * 0.5)</w:t>
+      </w:r>
+    </w:p>
+    <w:p>
+      <w:pPr>
+        <w:pStyle w:val="Heading1"/>
+        <w:rPr>
+          <w:b w:val="0"/>
+          <w:u w:val="none"/>
+        </w:rPr>
+      </w:pPr>
+    </w:p>
+    <w:p>
+      <w:pPr>
+        <w:pStyle w:val="Heading1"/>
+        <w:rPr>
+          <w:b w:val="0"/>
+          <w:u w:val="none"/>
+        </w:rPr>
+      </w:pPr>
+      <w:r>
+        <w:rPr>
+          <w:b w:val="0"/>
+          <w:u w:val="none"/>
+        </w:rPr>
+        <w:t xml:space="preserve">for </w:t>
+      </w:r>
+      <w:proofErr w:type="spellStart"/>
+      <w:r>
+        <w:rPr>
+          <w:b w:val="0"/>
+          <w:u w:val="none"/>
+        </w:rPr>
+        <w:t>i</w:t>
+      </w:r>
+      <w:proofErr w:type="spellEnd"/>
+      <w:r>
+        <w:rPr>
+          <w:b w:val="0"/>
+          <w:u w:val="none"/>
+        </w:rPr>
+        <w:t xml:space="preserve"> in range(</w:t>
+      </w:r>
+      <w:proofErr w:type="spellStart"/>
+      <w:r>
+        <w:rPr>
+          <w:b w:val="0"/>
+          <w:u w:val="none"/>
+        </w:rPr>
+        <w:t>top_n</w:t>
+      </w:r>
+      <w:proofErr w:type="spellEnd"/>
+      <w:r>
+        <w:rPr>
+          <w:b w:val="0"/>
+          <w:u w:val="none"/>
+        </w:rPr>
+        <w:t>):</w:t>
+      </w:r>
+    </w:p>
+    <w:p>
+      <w:pPr>
+        <w:pStyle w:val="Heading1"/>
+        <w:rPr>
+          <w:b w:val="0"/>
+          <w:u w:val="none"/>
+        </w:rPr>
+      </w:pPr>
+      <w:r>
+        <w:rPr>
+          <w:b w:val="0"/>
+          <w:u w:val="none"/>
+        </w:rPr>
+        <w:t xml:space="preserve">    print("-", </w:t>
+      </w:r>
+      <w:proofErr w:type="spellStart"/>
+      <w:r>
+        <w:rPr>
+          <w:b w:val="0"/>
+          <w:u w:val="none"/>
+        </w:rPr>
+        <w:t>ranked_sentences</w:t>
+      </w:r>
+      <w:proofErr w:type="spellEnd"/>
+      <w:r>
+        <w:rPr>
+          <w:b w:val="0"/>
+          <w:u w:val="none"/>
+        </w:rPr>
+        <w:t>[</w:t>
+      </w:r>
+      <w:proofErr w:type="spellStart"/>
+      <w:r>
+        <w:rPr>
+          <w:b w:val="0"/>
+          <w:u w:val="none"/>
+        </w:rPr>
+        <w:t>i</w:t>
+      </w:r>
+      <w:proofErr w:type="spellEnd"/>
+      <w:r>
+        <w:rPr>
+          <w:b w:val="0"/>
+          <w:u w:val="none"/>
+        </w:rPr>
+        <w:t>][1])</w:t>
+      </w:r>
+    </w:p>
+    <w:p>
+      <w:pPr>
+        <w:pStyle w:val="Heading1"/>
+        <w:rPr>
+          <w:b w:val="0"/>
+          <w:u w:val="none"/>
+        </w:rPr>
+      </w:pPr>
+    </w:p>
+    <w:p>
+      <w:pPr>
+        <w:pStyle w:val="Heading1"/>
+        <w:rPr>
+          <w:b w:val="0"/>
+          <w:u w:val="none"/>
+        </w:rPr>
+      </w:pPr>
+      <w:r>
+        <w:rPr>
+          <w:b w:val="0"/>
+          <w:u w:val="none"/>
+        </w:rPr>
+        <w:t>print("\</w:t>
+      </w:r>
+      <w:proofErr w:type="spellStart"/>
+      <w:r>
+        <w:rPr>
+          <w:b w:val="0"/>
+          <w:u w:val="none"/>
+        </w:rPr>
+        <w:t>nTop</w:t>
+      </w:r>
+      <w:proofErr w:type="spellEnd"/>
+      <w:r>
+        <w:rPr>
+          <w:b w:val="0"/>
+          <w:u w:val="none"/>
+        </w:rPr>
+        <w:t xml:space="preserve"> 25% Summary:\n")</w:t>
+      </w:r>
+    </w:p>
+    <w:p>
+      <w:pPr>
+        <w:pStyle w:val="Heading1"/>
+        <w:rPr>
+          <w:b w:val="0"/>
+          <w:u w:val="none"/>
+        </w:rPr>
+      </w:pPr>
+      <w:proofErr w:type="spellStart"/>
+      <w:r>
+        <w:rPr>
+          <w:b w:val="0"/>
+          <w:u w:val="none"/>
+        </w:rPr>
+        <w:t>top_n</w:t>
+      </w:r>
+      <w:proofErr w:type="spellEnd"/>
+      <w:r>
+        <w:rPr>
+          <w:b w:val="0"/>
+          <w:u w:val="none"/>
+        </w:rPr>
+        <w:t xml:space="preserve"> = max(1, </w:t>
+      </w:r>
+      <w:proofErr w:type="spellStart"/>
+      <w:r>
+        <w:rPr>
+          <w:b w:val="0"/>
+          <w:u w:val="none"/>
+        </w:rPr>
+        <w:t>int</w:t>
+      </w:r>
+      <w:proofErr w:type="spellEnd"/>
+      <w:r>
+        <w:rPr>
+          <w:b w:val="0"/>
+          <w:u w:val="none"/>
+        </w:rPr>
+        <w:t>(</w:t>
+      </w:r>
+      <w:proofErr w:type="spellStart"/>
+      <w:r>
+        <w:rPr>
+          <w:b w:val="0"/>
+          <w:u w:val="none"/>
+        </w:rPr>
+        <w:t>len</w:t>
+      </w:r>
+      <w:proofErr w:type="spellEnd"/>
+      <w:r>
+        <w:rPr>
+          <w:b w:val="0"/>
+          <w:u w:val="none"/>
+        </w:rPr>
+        <w:t>(sentences) * 0.25))</w:t>
+      </w:r>
+    </w:p>
+    <w:p>
+      <w:pPr>
+        <w:pStyle w:val="Heading1"/>
+        <w:rPr>
+          <w:b w:val="0"/>
+          <w:u w:val="none"/>
+        </w:rPr>
+      </w:pPr>
+    </w:p>
+    <w:p>
+      <w:pPr>
+        <w:pStyle w:val="Heading1"/>
+        <w:rPr>
+          <w:b w:val="0"/>
+          <w:u w:val="none"/>
+        </w:rPr>
+      </w:pPr>
+      <w:r>
+        <w:rPr>
+          <w:b w:val="0"/>
+          <w:u w:val="none"/>
+        </w:rPr>
+        <w:t xml:space="preserve">for </w:t>
+      </w:r>
+      <w:proofErr w:type="spellStart"/>
+      <w:r>
+        <w:rPr>
+          <w:b w:val="0"/>
+          <w:u w:val="none"/>
+        </w:rPr>
+        <w:t>i</w:t>
+      </w:r>
+      <w:proofErr w:type="spellEnd"/>
+      <w:r>
+        <w:rPr>
+          <w:b w:val="0"/>
+          <w:u w:val="none"/>
+        </w:rPr>
+        <w:t xml:space="preserve"> in range(</w:t>
+      </w:r>
+      <w:proofErr w:type="spellStart"/>
+      <w:r>
+        <w:rPr>
+          <w:b w:val="0"/>
+          <w:u w:val="none"/>
+        </w:rPr>
+        <w:t>top_n</w:t>
+      </w:r>
+      <w:proofErr w:type="spellEnd"/>
+      <w:r>
+        <w:rPr>
+          <w:b w:val="0"/>
+          <w:u w:val="none"/>
+        </w:rPr>
+        <w:t>):</w:t>
+      </w:r>
+    </w:p>
+    <w:p>
+      <w:pPr>
+        <w:pStyle w:val="Heading1"/>
+        <w:rPr>
+          <w:b w:val="0"/>
+          <w:u w:val="none"/>
+        </w:rPr>
+      </w:pPr>
+      <w:r>
+        <w:rPr>
+          <w:b w:val="0"/>
+          <w:u w:val="none"/>
+        </w:rPr>
+        <w:t xml:space="preserve">    print("-", </w:t>
+      </w:r>
+      <w:proofErr w:type="spellStart"/>
+      <w:r>
+        <w:rPr>
+          <w:b w:val="0"/>
+          <w:u w:val="none"/>
+        </w:rPr>
+        <w:t>ranked_sentences</w:t>
+      </w:r>
+      <w:proofErr w:type="spellEnd"/>
+      <w:r>
+        <w:rPr>
+          <w:b w:val="0"/>
+          <w:u w:val="none"/>
+        </w:rPr>
+        <w:t>[</w:t>
+      </w:r>
+      <w:proofErr w:type="spellStart"/>
+      <w:r>
+        <w:rPr>
+          <w:b w:val="0"/>
+          <w:u w:val="none"/>
+        </w:rPr>
+        <w:t>i</w:t>
+      </w:r>
+      <w:proofErr w:type="spellEnd"/>
+      <w:r>
+        <w:rPr>
+          <w:b w:val="0"/>
+          <w:u w:val="none"/>
+        </w:rPr>
+        <w:t>][1])</w:t>
       </w:r>
     </w:p>
     <w:p>
@@ -4780,23 +6069,110 @@
         <w:spacing w:before="3"/>
         <w:ind w:left="360"/>
       </w:pPr>
-      <w:bookmarkStart w:id="0" w:name="_GoBack"/>
-      <w:bookmarkEnd w:id="0"/>
+      <w:r>
+        <w:rPr>
+          <w:noProof/>
+        </w:rPr>
+        <w:drawing>
+          <wp:inline distT="0" distB="0" distL="0" distR="0" wp14:anchorId="727C1DD9" wp14:editId="3AF39080">
+            <wp:extent cx="6601421" cy="1016000"/>
+            <wp:effectExtent l="0" t="0" r="3175" b="0"/>
+            <wp:docPr id="14" name="Picture 14"/>
+            <wp:cNvGraphicFramePr>
+              <a:graphicFrameLocks xmlns:a="http://schemas.openxmlformats.org/drawingml/2006/main" noChangeAspect="1"/>
+            </wp:cNvGraphicFramePr>
+            <a:graphic xmlns:a="http://schemas.openxmlformats.org/drawingml/2006/main">
+              <a:graphicData uri="http://schemas.openxmlformats.org/drawingml/2006/picture">
+                <pic:pic xmlns:pic="http://schemas.openxmlformats.org/drawingml/2006/picture">
+                  <pic:nvPicPr>
+                    <pic:cNvPr id="14" name="Screenshot 2026-04-21 at 1.58.24 PM.png"/>
+                    <pic:cNvPicPr/>
+                  </pic:nvPicPr>
+                  <pic:blipFill>
+                    <a:blip r:embed="rId19" cstate="print">
+                      <a:extLst>
+                        <a:ext uri="{28A0092B-C50C-407E-A947-70E740481C1C}">
+                          <a14:useLocalDpi xmlns:a14="http://schemas.microsoft.com/office/drawing/2010/main" val="0"/>
+                        </a:ext>
+                      </a:extLst>
+                    </a:blip>
+                    <a:stretch>
+                      <a:fillRect/>
+                    </a:stretch>
+                  </pic:blipFill>
+                  <pic:spPr>
+                    <a:xfrm>
+                      <a:off x="0" y="0"/>
+                      <a:ext cx="6626560" cy="1019869"/>
+                    </a:xfrm>
+                    <a:prstGeom prst="rect">
+                      <a:avLst/>
+                    </a:prstGeom>
+                  </pic:spPr>
+                </pic:pic>
+              </a:graphicData>
+            </a:graphic>
+          </wp:inline>
+        </w:drawing>
+      </w:r>
     </w:p>
     <w:p>
       <w:pPr>
         <w:pStyle w:val="Heading1"/>
         <w:spacing w:before="291"/>
         <w:rPr>
-          <w:u w:val="none"/>
-        </w:rPr>
-      </w:pPr>
-      <w:r>
-        <w:rPr>
+          <w:b w:val="0"/>
           <w:spacing w:val="-2"/>
+          <w:u w:val="none"/>
+        </w:rPr>
+      </w:pPr>
+      <w:proofErr w:type="spellStart"/>
+      <w:r>
+        <w:rPr>
+          <w:spacing w:val="-2"/>
         </w:rPr>
         <w:t>Observation:</w:t>
       </w:r>
+      <w:r>
+        <w:rPr>
+          <w:b w:val="0"/>
+          <w:u w:val="none"/>
+        </w:rPr>
+        <w:t>I</w:t>
+      </w:r>
+      <w:proofErr w:type="spellEnd"/>
+      <w:r>
+        <w:rPr>
+          <w:b w:val="0"/>
+          <w:u w:val="none"/>
+        </w:rPr>
+        <w:t xml:space="preserve"> have observed that the </w:t>
+      </w:r>
+      <w:proofErr w:type="spellStart"/>
+      <w:r>
+        <w:rPr>
+          <w:b w:val="0"/>
+          <w:u w:val="none"/>
+        </w:rPr>
+        <w:t>TextRank</w:t>
+      </w:r>
+      <w:proofErr w:type="spellEnd"/>
+      <w:r>
+        <w:rPr>
+          <w:b w:val="0"/>
+          <w:u w:val="none"/>
+        </w:rPr>
+        <w:t xml:space="preserve"> algorithm effectively identifies and ranks the most important sentences based on their similarity. The generated summaries retain the main ideas of the original text while reducing its length. However, some meaningful sentences may be missed due to lack of deep contextual understanding.</w:t>
+      </w:r>
+    </w:p>
+    <w:p>
+      <w:pPr>
+        <w:pStyle w:val="Heading1"/>
+        <w:spacing w:before="291"/>
+        <w:rPr>
+          <w:u w:val="none"/>
+        </w:rPr>
+      </w:pPr>
     </w:p>
     <w:p>
       <w:pPr>
@@ -5259,9 +6635,1532 @@
     </w:p>
     <w:p>
       <w:pPr>
+        <w:spacing w:before="327"/>
+        <w:ind w:left="360" w:right="328"/>
+        <w:rPr>
+          <w:sz w:val="28"/>
+        </w:rPr>
+      </w:pPr>
+      <w:r>
+        <w:rPr>
+          <w:sz w:val="28"/>
+        </w:rPr>
+        <w:t xml:space="preserve">Comment over the summary obtained. Which sentence you think should be there in your </w:t>
+      </w:r>
+      <w:bookmarkStart w:id="0" w:name="_GoBack"/>
+      <w:bookmarkEnd w:id="0"/>
+      <w:r>
+        <w:rPr>
+          <w:sz w:val="28"/>
+        </w:rPr>
+        <w:t>summary, but</w:t>
+      </w:r>
+      <w:r>
+        <w:rPr>
+          <w:spacing w:val="-4"/>
+          <w:sz w:val="28"/>
+        </w:rPr>
+        <w:t xml:space="preserve"> </w:t>
+      </w:r>
+      <w:r>
+        <w:rPr>
+          <w:sz w:val="28"/>
+        </w:rPr>
+        <w:t>was</w:t>
+      </w:r>
+      <w:r>
+        <w:rPr>
+          <w:spacing w:val="-3"/>
+          <w:sz w:val="28"/>
+        </w:rPr>
+        <w:t xml:space="preserve"> </w:t>
+      </w:r>
+      <w:r>
+        <w:rPr>
+          <w:sz w:val="28"/>
+        </w:rPr>
+        <w:t>not</w:t>
+      </w:r>
+      <w:r>
+        <w:rPr>
+          <w:spacing w:val="-4"/>
+          <w:sz w:val="28"/>
+        </w:rPr>
+        <w:t xml:space="preserve"> </w:t>
+      </w:r>
+      <w:r>
+        <w:rPr>
+          <w:sz w:val="28"/>
+        </w:rPr>
+        <w:t>spotted</w:t>
+      </w:r>
+      <w:r>
+        <w:rPr>
+          <w:spacing w:val="-2"/>
+          <w:sz w:val="28"/>
+        </w:rPr>
+        <w:t xml:space="preserve"> </w:t>
+      </w:r>
+      <w:r>
+        <w:rPr>
+          <w:sz w:val="28"/>
+        </w:rPr>
+        <w:t>by</w:t>
+      </w:r>
+      <w:r>
+        <w:rPr>
+          <w:spacing w:val="-2"/>
+          <w:sz w:val="28"/>
+        </w:rPr>
+        <w:t xml:space="preserve"> </w:t>
+      </w:r>
+      <w:proofErr w:type="spellStart"/>
+      <w:r>
+        <w:rPr>
+          <w:sz w:val="28"/>
+        </w:rPr>
+        <w:t>textrank</w:t>
+      </w:r>
+      <w:proofErr w:type="spellEnd"/>
+      <w:r>
+        <w:rPr>
+          <w:sz w:val="28"/>
+        </w:rPr>
+        <w:t>?</w:t>
+      </w:r>
+      <w:r>
+        <w:rPr>
+          <w:spacing w:val="-1"/>
+          <w:sz w:val="28"/>
+        </w:rPr>
+        <w:t xml:space="preserve"> </w:t>
+      </w:r>
+      <w:r>
+        <w:rPr>
+          <w:sz w:val="28"/>
+        </w:rPr>
+        <w:t>Rate</w:t>
+      </w:r>
+      <w:r>
+        <w:rPr>
+          <w:spacing w:val="-2"/>
+          <w:sz w:val="28"/>
+        </w:rPr>
+        <w:t xml:space="preserve"> </w:t>
+      </w:r>
+      <w:r>
+        <w:rPr>
+          <w:sz w:val="28"/>
+        </w:rPr>
+        <w:t>the</w:t>
+      </w:r>
+      <w:r>
+        <w:rPr>
+          <w:spacing w:val="-2"/>
+          <w:sz w:val="28"/>
+        </w:rPr>
+        <w:t xml:space="preserve"> </w:t>
+      </w:r>
+      <w:r>
+        <w:rPr>
+          <w:sz w:val="28"/>
+        </w:rPr>
+        <w:t>overall</w:t>
+      </w:r>
+      <w:r>
+        <w:rPr>
+          <w:spacing w:val="-4"/>
+          <w:sz w:val="28"/>
+        </w:rPr>
+        <w:t xml:space="preserve"> </w:t>
+      </w:r>
+      <w:r>
+        <w:rPr>
+          <w:sz w:val="28"/>
+        </w:rPr>
+        <w:t>summary</w:t>
+      </w:r>
+      <w:r>
+        <w:rPr>
+          <w:spacing w:val="-2"/>
+          <w:sz w:val="28"/>
+        </w:rPr>
+        <w:t xml:space="preserve"> </w:t>
+      </w:r>
+      <w:r>
+        <w:rPr>
+          <w:sz w:val="28"/>
+        </w:rPr>
+        <w:t>in the</w:t>
+      </w:r>
+      <w:r>
+        <w:rPr>
+          <w:spacing w:val="-2"/>
+          <w:sz w:val="28"/>
+        </w:rPr>
+        <w:t xml:space="preserve"> </w:t>
+      </w:r>
+      <w:r>
+        <w:rPr>
+          <w:sz w:val="28"/>
+        </w:rPr>
+        <w:t>scale</w:t>
+      </w:r>
+      <w:r>
+        <w:rPr>
+          <w:spacing w:val="-2"/>
+          <w:sz w:val="28"/>
+        </w:rPr>
+        <w:t xml:space="preserve"> </w:t>
+      </w:r>
+      <w:r>
+        <w:rPr>
+          <w:sz w:val="28"/>
+        </w:rPr>
+        <w:t>of</w:t>
+      </w:r>
+      <w:r>
+        <w:rPr>
+          <w:spacing w:val="-3"/>
+          <w:sz w:val="28"/>
+        </w:rPr>
+        <w:t xml:space="preserve"> </w:t>
+      </w:r>
+      <w:r>
+        <w:rPr>
+          <w:sz w:val="28"/>
+        </w:rPr>
+        <w:t>1-5</w:t>
+      </w:r>
+      <w:r>
+        <w:rPr>
+          <w:spacing w:val="-2"/>
+          <w:sz w:val="28"/>
+        </w:rPr>
+        <w:t xml:space="preserve"> </w:t>
+      </w:r>
+      <w:r>
+        <w:rPr>
+          <w:sz w:val="28"/>
+        </w:rPr>
+        <w:t>(with</w:t>
+      </w:r>
+      <w:r>
+        <w:rPr>
+          <w:spacing w:val="-2"/>
+          <w:sz w:val="28"/>
+        </w:rPr>
+        <w:t xml:space="preserve"> </w:t>
+      </w:r>
+      <w:r>
+        <w:rPr>
+          <w:sz w:val="28"/>
+        </w:rPr>
+        <w:t>1 as least and 5 as highest rating). Paste the code, your portfolio, output and your analysis.</w:t>
+      </w:r>
+    </w:p>
+    <w:p>
+      <w:pPr>
         <w:pStyle w:val="ListParagraph"/>
         <w:rPr>
           <w:sz w:val="28"/>
+        </w:rPr>
+      </w:pPr>
+      <w:r>
+        <w:rPr>
+          <w:sz w:val="28"/>
+        </w:rPr>
+        <w:br/>
+      </w:r>
+    </w:p>
+    <w:p>
+      <w:pPr>
+        <w:pStyle w:val="ListParagraph"/>
+        <w:rPr>
+          <w:b/>
+          <w:sz w:val="28"/>
+          <w:u w:val="single"/>
+        </w:rPr>
+      </w:pPr>
+      <w:r>
+        <w:rPr>
+          <w:b/>
+          <w:sz w:val="28"/>
+          <w:u w:val="single"/>
+        </w:rPr>
+        <w:t>Program code:</w:t>
+      </w:r>
+    </w:p>
+    <w:p>
+      <w:pPr>
+        <w:pStyle w:val="Heading1"/>
+        <w:rPr>
+          <w:b w:val="0"/>
+          <w:u w:val="none"/>
+        </w:rPr>
+      </w:pPr>
+      <w:r>
+        <w:rPr>
+          <w:b w:val="0"/>
+          <w:u w:val="none"/>
+        </w:rPr>
+        <w:t xml:space="preserve">!pip install </w:t>
+      </w:r>
+      <w:proofErr w:type="spellStart"/>
+      <w:r>
+        <w:rPr>
+          <w:b w:val="0"/>
+          <w:u w:val="none"/>
+        </w:rPr>
+        <w:t>nltk</w:t>
+      </w:r>
+      <w:proofErr w:type="spellEnd"/>
+      <w:r>
+        <w:rPr>
+          <w:b w:val="0"/>
+          <w:u w:val="none"/>
+        </w:rPr>
+        <w:t xml:space="preserve"> scikit-learn </w:t>
+      </w:r>
+      <w:proofErr w:type="spellStart"/>
+      <w:r>
+        <w:rPr>
+          <w:b w:val="0"/>
+          <w:u w:val="none"/>
+        </w:rPr>
+        <w:t>networkx</w:t>
+      </w:r>
+      <w:proofErr w:type="spellEnd"/>
+    </w:p>
+    <w:p>
+      <w:pPr>
+        <w:pStyle w:val="Heading1"/>
+        <w:rPr>
+          <w:b w:val="0"/>
+          <w:u w:val="none"/>
+        </w:rPr>
+      </w:pPr>
+    </w:p>
+    <w:p>
+      <w:pPr>
+        <w:pStyle w:val="Heading1"/>
+        <w:rPr>
+          <w:b w:val="0"/>
+          <w:u w:val="none"/>
+        </w:rPr>
+      </w:pPr>
+      <w:r>
+        <w:rPr>
+          <w:b w:val="0"/>
+          <w:u w:val="none"/>
+        </w:rPr>
+        <w:t xml:space="preserve">import </w:t>
+      </w:r>
+      <w:proofErr w:type="spellStart"/>
+      <w:r>
+        <w:rPr>
+          <w:b w:val="0"/>
+          <w:u w:val="none"/>
+        </w:rPr>
+        <w:t>nltk</w:t>
+      </w:r>
+      <w:proofErr w:type="spellEnd"/>
+    </w:p>
+    <w:p>
+      <w:pPr>
+        <w:pStyle w:val="Heading1"/>
+        <w:rPr>
+          <w:b w:val="0"/>
+          <w:u w:val="none"/>
+        </w:rPr>
+      </w:pPr>
+      <w:proofErr w:type="spellStart"/>
+      <w:r>
+        <w:rPr>
+          <w:b w:val="0"/>
+          <w:u w:val="none"/>
+        </w:rPr>
+        <w:t>nltk.download</w:t>
+      </w:r>
+      <w:proofErr w:type="spellEnd"/>
+      <w:r>
+        <w:rPr>
+          <w:b w:val="0"/>
+          <w:u w:val="none"/>
+        </w:rPr>
+        <w:t>('</w:t>
+      </w:r>
+      <w:proofErr w:type="spellStart"/>
+      <w:r>
+        <w:rPr>
+          <w:b w:val="0"/>
+          <w:u w:val="none"/>
+        </w:rPr>
+        <w:t>punkt</w:t>
+      </w:r>
+      <w:proofErr w:type="spellEnd"/>
+      <w:r>
+        <w:rPr>
+          <w:b w:val="0"/>
+          <w:u w:val="none"/>
+        </w:rPr>
+        <w:t>')</w:t>
+      </w:r>
+    </w:p>
+    <w:p>
+      <w:pPr>
+        <w:pStyle w:val="Heading1"/>
+        <w:rPr>
+          <w:b w:val="0"/>
+          <w:u w:val="none"/>
+        </w:rPr>
+      </w:pPr>
+      <w:proofErr w:type="spellStart"/>
+      <w:r>
+        <w:rPr>
+          <w:b w:val="0"/>
+          <w:u w:val="none"/>
+        </w:rPr>
+        <w:t>nltk.download</w:t>
+      </w:r>
+      <w:proofErr w:type="spellEnd"/>
+      <w:r>
+        <w:rPr>
+          <w:b w:val="0"/>
+          <w:u w:val="none"/>
+        </w:rPr>
+        <w:t>('</w:t>
+      </w:r>
+      <w:proofErr w:type="spellStart"/>
+      <w:r>
+        <w:rPr>
+          <w:b w:val="0"/>
+          <w:u w:val="none"/>
+        </w:rPr>
+        <w:t>punkt_tab</w:t>
+      </w:r>
+      <w:proofErr w:type="spellEnd"/>
+      <w:r>
+        <w:rPr>
+          <w:b w:val="0"/>
+          <w:u w:val="none"/>
+        </w:rPr>
+        <w:t>')</w:t>
+      </w:r>
+    </w:p>
+    <w:p>
+      <w:pPr>
+        <w:pStyle w:val="Heading1"/>
+        <w:rPr>
+          <w:b w:val="0"/>
+          <w:u w:val="none"/>
+        </w:rPr>
+      </w:pPr>
+    </w:p>
+    <w:p>
+      <w:pPr>
+        <w:pStyle w:val="Heading1"/>
+        <w:rPr>
+          <w:b w:val="0"/>
+          <w:u w:val="none"/>
+        </w:rPr>
+      </w:pPr>
+      <w:r>
+        <w:rPr>
+          <w:b w:val="0"/>
+          <w:u w:val="none"/>
+        </w:rPr>
+        <w:t>import numpy as np</w:t>
+      </w:r>
+    </w:p>
+    <w:p>
+      <w:pPr>
+        <w:pStyle w:val="Heading1"/>
+        <w:rPr>
+          <w:b w:val="0"/>
+          <w:u w:val="none"/>
+        </w:rPr>
+      </w:pPr>
+      <w:r>
+        <w:rPr>
+          <w:b w:val="0"/>
+          <w:u w:val="none"/>
+        </w:rPr>
+        <w:t xml:space="preserve">import </w:t>
+      </w:r>
+      <w:proofErr w:type="spellStart"/>
+      <w:r>
+        <w:rPr>
+          <w:b w:val="0"/>
+          <w:u w:val="none"/>
+        </w:rPr>
+        <w:t>networkx</w:t>
+      </w:r>
+      <w:proofErr w:type="spellEnd"/>
+      <w:r>
+        <w:rPr>
+          <w:b w:val="0"/>
+          <w:u w:val="none"/>
+        </w:rPr>
+        <w:t xml:space="preserve"> as </w:t>
+      </w:r>
+      <w:proofErr w:type="spellStart"/>
+      <w:r>
+        <w:rPr>
+          <w:b w:val="0"/>
+          <w:u w:val="none"/>
+        </w:rPr>
+        <w:t>nx</w:t>
+      </w:r>
+      <w:proofErr w:type="spellEnd"/>
+    </w:p>
+    <w:p>
+      <w:pPr>
+        <w:pStyle w:val="Heading1"/>
+        <w:rPr>
+          <w:b w:val="0"/>
+          <w:u w:val="none"/>
+        </w:rPr>
+      </w:pPr>
+      <w:r>
+        <w:rPr>
+          <w:b w:val="0"/>
+          <w:u w:val="none"/>
+        </w:rPr>
+        <w:t xml:space="preserve">from </w:t>
+      </w:r>
+      <w:proofErr w:type="spellStart"/>
+      <w:r>
+        <w:rPr>
+          <w:b w:val="0"/>
+          <w:u w:val="none"/>
+        </w:rPr>
+        <w:t>nltk.tokenize</w:t>
+      </w:r>
+      <w:proofErr w:type="spellEnd"/>
+      <w:r>
+        <w:rPr>
+          <w:b w:val="0"/>
+          <w:u w:val="none"/>
+        </w:rPr>
+        <w:t xml:space="preserve"> import </w:t>
+      </w:r>
+      <w:proofErr w:type="spellStart"/>
+      <w:r>
+        <w:rPr>
+          <w:b w:val="0"/>
+          <w:u w:val="none"/>
+        </w:rPr>
+        <w:t>sent_tokenize</w:t>
+      </w:r>
+      <w:proofErr w:type="spellEnd"/>
+    </w:p>
+    <w:p>
+      <w:pPr>
+        <w:pStyle w:val="Heading1"/>
+        <w:rPr>
+          <w:b w:val="0"/>
+          <w:u w:val="none"/>
+        </w:rPr>
+      </w:pPr>
+      <w:r>
+        <w:rPr>
+          <w:b w:val="0"/>
+          <w:u w:val="none"/>
+        </w:rPr>
+        <w:t xml:space="preserve">from </w:t>
+      </w:r>
+      <w:proofErr w:type="spellStart"/>
+      <w:r>
+        <w:rPr>
+          <w:b w:val="0"/>
+          <w:u w:val="none"/>
+        </w:rPr>
+        <w:t>sklearn.feature_extraction.text</w:t>
+      </w:r>
+      <w:proofErr w:type="spellEnd"/>
+      <w:r>
+        <w:rPr>
+          <w:b w:val="0"/>
+          <w:u w:val="none"/>
+        </w:rPr>
+        <w:t xml:space="preserve"> import </w:t>
+      </w:r>
+      <w:proofErr w:type="spellStart"/>
+      <w:r>
+        <w:rPr>
+          <w:b w:val="0"/>
+          <w:u w:val="none"/>
+        </w:rPr>
+        <w:t>TfidfVectorizer</w:t>
+      </w:r>
+      <w:proofErr w:type="spellEnd"/>
+    </w:p>
+    <w:p>
+      <w:pPr>
+        <w:pStyle w:val="Heading1"/>
+        <w:rPr>
+          <w:b w:val="0"/>
+          <w:u w:val="none"/>
+        </w:rPr>
+      </w:pPr>
+      <w:r>
+        <w:rPr>
+          <w:b w:val="0"/>
+          <w:u w:val="none"/>
+        </w:rPr>
+        <w:t xml:space="preserve">from </w:t>
+      </w:r>
+      <w:proofErr w:type="spellStart"/>
+      <w:r>
+        <w:rPr>
+          <w:b w:val="0"/>
+          <w:u w:val="none"/>
+        </w:rPr>
+        <w:t>sklearn.metrics.pairwise</w:t>
+      </w:r>
+      <w:proofErr w:type="spellEnd"/>
+      <w:r>
+        <w:rPr>
+          <w:b w:val="0"/>
+          <w:u w:val="none"/>
+        </w:rPr>
+        <w:t xml:space="preserve"> import </w:t>
+      </w:r>
+      <w:proofErr w:type="spellStart"/>
+      <w:r>
+        <w:rPr>
+          <w:b w:val="0"/>
+          <w:u w:val="none"/>
+        </w:rPr>
+        <w:t>cosine_similarity</w:t>
+      </w:r>
+      <w:proofErr w:type="spellEnd"/>
+    </w:p>
+    <w:p>
+      <w:pPr>
+        <w:pStyle w:val="Heading1"/>
+        <w:rPr>
+          <w:b w:val="0"/>
+          <w:u w:val="none"/>
+        </w:rPr>
+      </w:pPr>
+    </w:p>
+    <w:p>
+      <w:pPr>
+        <w:pStyle w:val="Heading1"/>
+        <w:rPr>
+          <w:b w:val="0"/>
+          <w:u w:val="none"/>
+        </w:rPr>
+      </w:pPr>
+      <w:r>
+        <w:rPr>
+          <w:b w:val="0"/>
+          <w:u w:val="none"/>
+        </w:rPr>
+        <w:t>text = """</w:t>
+      </w:r>
+    </w:p>
+    <w:p>
+      <w:pPr>
+        <w:pStyle w:val="Heading1"/>
+        <w:rPr>
+          <w:b w:val="0"/>
+          <w:u w:val="none"/>
+        </w:rPr>
+      </w:pPr>
+      <w:r>
+        <w:rPr>
+          <w:b w:val="0"/>
+          <w:u w:val="none"/>
+        </w:rPr>
+        <w:t>I am a B.Tech student in Information and Communication Technology, currently studying in Semester 6. I have a strong interest in Artificial Intelligence and its real-world applications, especially in education and healthcare. I am currently working on an AI-based Answer Sheet Evaluation System that uses OCR and NLP techniques to automatically analyze and evaluate handwritten answer sheets.</w:t>
+      </w:r>
+    </w:p>
+    <w:p>
+      <w:pPr>
+        <w:pStyle w:val="Heading1"/>
+        <w:rPr>
+          <w:b w:val="0"/>
+          <w:u w:val="none"/>
+        </w:rPr>
+      </w:pPr>
+      <w:r>
+        <w:rPr>
+          <w:b w:val="0"/>
+          <w:u w:val="none"/>
+        </w:rPr>
+        <w:t>I have knowledge of programming languages such as Python, Java, PHP, and Dart. I have worked with frameworks like Laravel and Flutter and have experience in database management using MySQL. I enjoy developing practical projects like department portals and dashboards that solve real-world problems.</w:t>
+      </w:r>
+    </w:p>
+    <w:p>
+      <w:pPr>
+        <w:pStyle w:val="Heading1"/>
+        <w:rPr>
+          <w:b w:val="0"/>
+          <w:u w:val="none"/>
+        </w:rPr>
+      </w:pPr>
+      <w:r>
+        <w:rPr>
+          <w:b w:val="0"/>
+          <w:u w:val="none"/>
+        </w:rPr>
+        <w:t>Apart from technical skills, I am also interested in creative activities like photography and social media content creation. I like designing aesthetic content and sharing it online. I believe in continuous learning and always try to improve my technical and problem-solving skills.</w:t>
+      </w:r>
+    </w:p>
+    <w:p>
+      <w:pPr>
+        <w:pStyle w:val="Heading1"/>
+        <w:rPr>
+          <w:b w:val="0"/>
+          <w:u w:val="none"/>
+        </w:rPr>
+      </w:pPr>
+      <w:r>
+        <w:rPr>
+          <w:b w:val="0"/>
+          <w:u w:val="none"/>
+        </w:rPr>
+        <w:t>My goal is to become a skilled AI engineer and develop intelligent systems that can make tasks easier and more efficient in real-life applications."""</w:t>
+      </w:r>
+    </w:p>
+    <w:p>
+      <w:pPr>
+        <w:pStyle w:val="Heading1"/>
+        <w:rPr>
+          <w:b w:val="0"/>
+          <w:u w:val="none"/>
+        </w:rPr>
+      </w:pPr>
+    </w:p>
+    <w:p>
+      <w:pPr>
+        <w:pStyle w:val="Heading1"/>
+        <w:rPr>
+          <w:b w:val="0"/>
+          <w:u w:val="none"/>
+        </w:rPr>
+      </w:pPr>
+      <w:r>
+        <w:rPr>
+          <w:b w:val="0"/>
+          <w:u w:val="none"/>
+        </w:rPr>
+        <w:t xml:space="preserve">sentences = </w:t>
+      </w:r>
+      <w:proofErr w:type="spellStart"/>
+      <w:r>
+        <w:rPr>
+          <w:b w:val="0"/>
+          <w:u w:val="none"/>
+        </w:rPr>
+        <w:t>sent_tokenize</w:t>
+      </w:r>
+      <w:proofErr w:type="spellEnd"/>
+      <w:r>
+        <w:rPr>
+          <w:b w:val="0"/>
+          <w:u w:val="none"/>
+        </w:rPr>
+        <w:t>(text)</w:t>
+      </w:r>
+    </w:p>
+    <w:p>
+      <w:pPr>
+        <w:pStyle w:val="Heading1"/>
+        <w:rPr>
+          <w:b w:val="0"/>
+          <w:u w:val="none"/>
+        </w:rPr>
+      </w:pPr>
+    </w:p>
+    <w:p>
+      <w:pPr>
+        <w:pStyle w:val="Heading1"/>
+        <w:rPr>
+          <w:b w:val="0"/>
+          <w:u w:val="none"/>
+        </w:rPr>
+      </w:pPr>
+      <w:r>
+        <w:rPr>
+          <w:b w:val="0"/>
+          <w:u w:val="none"/>
+        </w:rPr>
+        <w:t xml:space="preserve">vectorizer = </w:t>
+      </w:r>
+      <w:proofErr w:type="spellStart"/>
+      <w:r>
+        <w:rPr>
+          <w:b w:val="0"/>
+          <w:u w:val="none"/>
+        </w:rPr>
+        <w:t>TfidfVectorizer</w:t>
+      </w:r>
+      <w:proofErr w:type="spellEnd"/>
+      <w:r>
+        <w:rPr>
+          <w:b w:val="0"/>
+          <w:u w:val="none"/>
+        </w:rPr>
+        <w:t>()</w:t>
+      </w:r>
+    </w:p>
+    <w:p>
+      <w:pPr>
+        <w:pStyle w:val="Heading1"/>
+        <w:rPr>
+          <w:b w:val="0"/>
+          <w:u w:val="none"/>
+        </w:rPr>
+      </w:pPr>
+      <w:proofErr w:type="spellStart"/>
+      <w:r>
+        <w:rPr>
+          <w:b w:val="0"/>
+          <w:u w:val="none"/>
+        </w:rPr>
+        <w:t>tfidf_matrix</w:t>
+      </w:r>
+      <w:proofErr w:type="spellEnd"/>
+      <w:r>
+        <w:rPr>
+          <w:b w:val="0"/>
+          <w:u w:val="none"/>
+        </w:rPr>
+        <w:t xml:space="preserve"> = </w:t>
+      </w:r>
+      <w:proofErr w:type="spellStart"/>
+      <w:r>
+        <w:rPr>
+          <w:b w:val="0"/>
+          <w:u w:val="none"/>
+        </w:rPr>
+        <w:t>vectorizer.fit_transform</w:t>
+      </w:r>
+      <w:proofErr w:type="spellEnd"/>
+      <w:r>
+        <w:rPr>
+          <w:b w:val="0"/>
+          <w:u w:val="none"/>
+        </w:rPr>
+        <w:t>(sentences)</w:t>
+      </w:r>
+    </w:p>
+    <w:p>
+      <w:pPr>
+        <w:pStyle w:val="Heading1"/>
+        <w:rPr>
+          <w:b w:val="0"/>
+          <w:u w:val="none"/>
+        </w:rPr>
+      </w:pPr>
+    </w:p>
+    <w:p>
+      <w:pPr>
+        <w:pStyle w:val="Heading1"/>
+        <w:rPr>
+          <w:b w:val="0"/>
+          <w:u w:val="none"/>
+        </w:rPr>
+      </w:pPr>
+      <w:proofErr w:type="spellStart"/>
+      <w:r>
+        <w:rPr>
+          <w:b w:val="0"/>
+          <w:u w:val="none"/>
+        </w:rPr>
+        <w:t>similarity_matrix</w:t>
+      </w:r>
+      <w:proofErr w:type="spellEnd"/>
+      <w:r>
+        <w:rPr>
+          <w:b w:val="0"/>
+          <w:u w:val="none"/>
+        </w:rPr>
+        <w:t xml:space="preserve"> = </w:t>
+      </w:r>
+      <w:proofErr w:type="spellStart"/>
+      <w:r>
+        <w:rPr>
+          <w:b w:val="0"/>
+          <w:u w:val="none"/>
+        </w:rPr>
+        <w:t>cosine_similarity</w:t>
+      </w:r>
+      <w:proofErr w:type="spellEnd"/>
+      <w:r>
+        <w:rPr>
+          <w:b w:val="0"/>
+          <w:u w:val="none"/>
+        </w:rPr>
+        <w:t>(</w:t>
+      </w:r>
+      <w:proofErr w:type="spellStart"/>
+      <w:r>
+        <w:rPr>
+          <w:b w:val="0"/>
+          <w:u w:val="none"/>
+        </w:rPr>
+        <w:t>tfidf_matrix</w:t>
+      </w:r>
+      <w:proofErr w:type="spellEnd"/>
+      <w:r>
+        <w:rPr>
+          <w:b w:val="0"/>
+          <w:u w:val="none"/>
+        </w:rPr>
+        <w:t xml:space="preserve">, </w:t>
+      </w:r>
+      <w:proofErr w:type="spellStart"/>
+      <w:r>
+        <w:rPr>
+          <w:b w:val="0"/>
+          <w:u w:val="none"/>
+        </w:rPr>
+        <w:t>tfidf_matrix</w:t>
+      </w:r>
+      <w:proofErr w:type="spellEnd"/>
+      <w:r>
+        <w:rPr>
+          <w:b w:val="0"/>
+          <w:u w:val="none"/>
+        </w:rPr>
+        <w:t>)</w:t>
+      </w:r>
+    </w:p>
+    <w:p>
+      <w:pPr>
+        <w:pStyle w:val="Heading1"/>
+        <w:rPr>
+          <w:b w:val="0"/>
+          <w:u w:val="none"/>
+        </w:rPr>
+      </w:pPr>
+    </w:p>
+    <w:p>
+      <w:pPr>
+        <w:pStyle w:val="Heading1"/>
+        <w:rPr>
+          <w:b w:val="0"/>
+          <w:u w:val="none"/>
+        </w:rPr>
+      </w:pPr>
+      <w:proofErr w:type="spellStart"/>
+      <w:r>
+        <w:rPr>
+          <w:b w:val="0"/>
+          <w:u w:val="none"/>
+        </w:rPr>
+        <w:t>nx_graph</w:t>
+      </w:r>
+      <w:proofErr w:type="spellEnd"/>
+      <w:r>
+        <w:rPr>
+          <w:b w:val="0"/>
+          <w:u w:val="none"/>
+        </w:rPr>
+        <w:t xml:space="preserve"> = </w:t>
+      </w:r>
+      <w:proofErr w:type="spellStart"/>
+      <w:r>
+        <w:rPr>
+          <w:b w:val="0"/>
+          <w:u w:val="none"/>
+        </w:rPr>
+        <w:t>nx.from_numpy_array</w:t>
+      </w:r>
+      <w:proofErr w:type="spellEnd"/>
+      <w:r>
+        <w:rPr>
+          <w:b w:val="0"/>
+          <w:u w:val="none"/>
+        </w:rPr>
+        <w:t>(</w:t>
+      </w:r>
+      <w:proofErr w:type="spellStart"/>
+      <w:r>
+        <w:rPr>
+          <w:b w:val="0"/>
+          <w:u w:val="none"/>
+        </w:rPr>
+        <w:t>similarity_matrix</w:t>
+      </w:r>
+      <w:proofErr w:type="spellEnd"/>
+      <w:r>
+        <w:rPr>
+          <w:b w:val="0"/>
+          <w:u w:val="none"/>
+        </w:rPr>
+        <w:t>)</w:t>
+      </w:r>
+    </w:p>
+    <w:p>
+      <w:pPr>
+        <w:pStyle w:val="Heading1"/>
+        <w:rPr>
+          <w:b w:val="0"/>
+          <w:u w:val="none"/>
+        </w:rPr>
+      </w:pPr>
+      <w:r>
+        <w:rPr>
+          <w:b w:val="0"/>
+          <w:u w:val="none"/>
+        </w:rPr>
+        <w:t xml:space="preserve">scores = </w:t>
+      </w:r>
+      <w:proofErr w:type="spellStart"/>
+      <w:r>
+        <w:rPr>
+          <w:b w:val="0"/>
+          <w:u w:val="none"/>
+        </w:rPr>
+        <w:t>nx.pagerank</w:t>
+      </w:r>
+      <w:proofErr w:type="spellEnd"/>
+      <w:r>
+        <w:rPr>
+          <w:b w:val="0"/>
+          <w:u w:val="none"/>
+        </w:rPr>
+        <w:t>(</w:t>
+      </w:r>
+      <w:proofErr w:type="spellStart"/>
+      <w:r>
+        <w:rPr>
+          <w:b w:val="0"/>
+          <w:u w:val="none"/>
+        </w:rPr>
+        <w:t>nx_graph</w:t>
+      </w:r>
+      <w:proofErr w:type="spellEnd"/>
+      <w:r>
+        <w:rPr>
+          <w:b w:val="0"/>
+          <w:u w:val="none"/>
+        </w:rPr>
+        <w:t>)</w:t>
+      </w:r>
+    </w:p>
+    <w:p>
+      <w:pPr>
+        <w:pStyle w:val="Heading1"/>
+        <w:rPr>
+          <w:b w:val="0"/>
+          <w:u w:val="none"/>
+        </w:rPr>
+      </w:pPr>
+    </w:p>
+    <w:p>
+      <w:pPr>
+        <w:pStyle w:val="Heading1"/>
+        <w:rPr>
+          <w:b w:val="0"/>
+          <w:u w:val="none"/>
+        </w:rPr>
+      </w:pPr>
+      <w:proofErr w:type="spellStart"/>
+      <w:r>
+        <w:rPr>
+          <w:b w:val="0"/>
+          <w:u w:val="none"/>
+        </w:rPr>
+        <w:t>ranked_sentences</w:t>
+      </w:r>
+      <w:proofErr w:type="spellEnd"/>
+      <w:r>
+        <w:rPr>
+          <w:b w:val="0"/>
+          <w:u w:val="none"/>
+        </w:rPr>
+        <w:t xml:space="preserve"> = sorted(((scores[</w:t>
+      </w:r>
+      <w:proofErr w:type="spellStart"/>
+      <w:r>
+        <w:rPr>
+          <w:b w:val="0"/>
+          <w:u w:val="none"/>
+        </w:rPr>
+        <w:t>i</w:t>
+      </w:r>
+      <w:proofErr w:type="spellEnd"/>
+      <w:r>
+        <w:rPr>
+          <w:b w:val="0"/>
+          <w:u w:val="none"/>
+        </w:rPr>
+        <w:t xml:space="preserve">], s) for </w:t>
+      </w:r>
+      <w:proofErr w:type="spellStart"/>
+      <w:r>
+        <w:rPr>
+          <w:b w:val="0"/>
+          <w:u w:val="none"/>
+        </w:rPr>
+        <w:t>i</w:t>
+      </w:r>
+      <w:proofErr w:type="spellEnd"/>
+      <w:r>
+        <w:rPr>
+          <w:b w:val="0"/>
+          <w:u w:val="none"/>
+        </w:rPr>
+        <w:t>, s in enumerate(sentences)), reverse=True)</w:t>
+      </w:r>
+    </w:p>
+    <w:p>
+      <w:pPr>
+        <w:pStyle w:val="Heading1"/>
+        <w:rPr>
+          <w:b w:val="0"/>
+          <w:u w:val="none"/>
+        </w:rPr>
+      </w:pPr>
+    </w:p>
+    <w:p>
+      <w:pPr>
+        <w:pStyle w:val="Heading1"/>
+        <w:rPr>
+          <w:b w:val="0"/>
+          <w:u w:val="none"/>
+        </w:rPr>
+      </w:pPr>
+      <w:r>
+        <w:rPr>
+          <w:b w:val="0"/>
+          <w:u w:val="none"/>
+        </w:rPr>
+        <w:t>print("\</w:t>
+      </w:r>
+      <w:proofErr w:type="spellStart"/>
+      <w:r>
+        <w:rPr>
+          <w:b w:val="0"/>
+          <w:u w:val="none"/>
+        </w:rPr>
+        <w:t>nTop</w:t>
+      </w:r>
+      <w:proofErr w:type="spellEnd"/>
+      <w:r>
+        <w:rPr>
+          <w:b w:val="0"/>
+          <w:u w:val="none"/>
+        </w:rPr>
+        <w:t xml:space="preserve"> 50% Summary:\n")</w:t>
+      </w:r>
+    </w:p>
+    <w:p>
+      <w:pPr>
+        <w:pStyle w:val="Heading1"/>
+        <w:rPr>
+          <w:b w:val="0"/>
+          <w:u w:val="none"/>
+        </w:rPr>
+      </w:pPr>
+      <w:proofErr w:type="spellStart"/>
+      <w:r>
+        <w:rPr>
+          <w:b w:val="0"/>
+          <w:u w:val="none"/>
+        </w:rPr>
+        <w:t>top_n</w:t>
+      </w:r>
+      <w:proofErr w:type="spellEnd"/>
+      <w:r>
+        <w:rPr>
+          <w:b w:val="0"/>
+          <w:u w:val="none"/>
+        </w:rPr>
+        <w:t xml:space="preserve"> = </w:t>
+      </w:r>
+      <w:proofErr w:type="spellStart"/>
+      <w:r>
+        <w:rPr>
+          <w:b w:val="0"/>
+          <w:u w:val="none"/>
+        </w:rPr>
+        <w:t>int</w:t>
+      </w:r>
+      <w:proofErr w:type="spellEnd"/>
+      <w:r>
+        <w:rPr>
+          <w:b w:val="0"/>
+          <w:u w:val="none"/>
+        </w:rPr>
+        <w:t>(</w:t>
+      </w:r>
+      <w:proofErr w:type="spellStart"/>
+      <w:r>
+        <w:rPr>
+          <w:b w:val="0"/>
+          <w:u w:val="none"/>
+        </w:rPr>
+        <w:t>len</w:t>
+      </w:r>
+      <w:proofErr w:type="spellEnd"/>
+      <w:r>
+        <w:rPr>
+          <w:b w:val="0"/>
+          <w:u w:val="none"/>
+        </w:rPr>
+        <w:t>(sentences) * 0.5)</w:t>
+      </w:r>
+    </w:p>
+    <w:p>
+      <w:pPr>
+        <w:pStyle w:val="Heading1"/>
+        <w:rPr>
+          <w:b w:val="0"/>
+          <w:u w:val="none"/>
+        </w:rPr>
+      </w:pPr>
+    </w:p>
+    <w:p>
+      <w:pPr>
+        <w:pStyle w:val="Heading1"/>
+        <w:rPr>
+          <w:b w:val="0"/>
+          <w:u w:val="none"/>
+        </w:rPr>
+      </w:pPr>
+      <w:r>
+        <w:rPr>
+          <w:b w:val="0"/>
+          <w:u w:val="none"/>
+        </w:rPr>
+        <w:t xml:space="preserve">for </w:t>
+      </w:r>
+      <w:proofErr w:type="spellStart"/>
+      <w:r>
+        <w:rPr>
+          <w:b w:val="0"/>
+          <w:u w:val="none"/>
+        </w:rPr>
+        <w:t>i</w:t>
+      </w:r>
+      <w:proofErr w:type="spellEnd"/>
+      <w:r>
+        <w:rPr>
+          <w:b w:val="0"/>
+          <w:u w:val="none"/>
+        </w:rPr>
+        <w:t xml:space="preserve"> in range(</w:t>
+      </w:r>
+      <w:proofErr w:type="spellStart"/>
+      <w:r>
+        <w:rPr>
+          <w:b w:val="0"/>
+          <w:u w:val="none"/>
+        </w:rPr>
+        <w:t>top_n</w:t>
+      </w:r>
+      <w:proofErr w:type="spellEnd"/>
+      <w:r>
+        <w:rPr>
+          <w:b w:val="0"/>
+          <w:u w:val="none"/>
+        </w:rPr>
+        <w:t>):</w:t>
+      </w:r>
+    </w:p>
+    <w:p>
+      <w:pPr>
+        <w:pStyle w:val="Heading1"/>
+        <w:rPr>
+          <w:b w:val="0"/>
+          <w:u w:val="none"/>
+        </w:rPr>
+      </w:pPr>
+      <w:r>
+        <w:rPr>
+          <w:b w:val="0"/>
+          <w:u w:val="none"/>
+        </w:rPr>
+        <w:t xml:space="preserve">    print("-", </w:t>
+      </w:r>
+      <w:proofErr w:type="spellStart"/>
+      <w:r>
+        <w:rPr>
+          <w:b w:val="0"/>
+          <w:u w:val="none"/>
+        </w:rPr>
+        <w:t>ranked_sentences</w:t>
+      </w:r>
+      <w:proofErr w:type="spellEnd"/>
+      <w:r>
+        <w:rPr>
+          <w:b w:val="0"/>
+          <w:u w:val="none"/>
+        </w:rPr>
+        <w:t>[</w:t>
+      </w:r>
+      <w:proofErr w:type="spellStart"/>
+      <w:r>
+        <w:rPr>
+          <w:b w:val="0"/>
+          <w:u w:val="none"/>
+        </w:rPr>
+        <w:t>i</w:t>
+      </w:r>
+      <w:proofErr w:type="spellEnd"/>
+      <w:r>
+        <w:rPr>
+          <w:b w:val="0"/>
+          <w:u w:val="none"/>
+        </w:rPr>
+        <w:t>][1])</w:t>
+      </w:r>
+    </w:p>
+    <w:p>
+      <w:pPr>
+        <w:pStyle w:val="Heading1"/>
+        <w:rPr>
+          <w:b w:val="0"/>
+          <w:u w:val="none"/>
+        </w:rPr>
+      </w:pPr>
+    </w:p>
+    <w:p>
+      <w:pPr>
+        <w:pStyle w:val="Heading1"/>
+        <w:rPr>
+          <w:b w:val="0"/>
+          <w:u w:val="none"/>
+        </w:rPr>
+      </w:pPr>
+      <w:r>
+        <w:rPr>
+          <w:b w:val="0"/>
+          <w:u w:val="none"/>
+        </w:rPr>
+        <w:t>print("\</w:t>
+      </w:r>
+      <w:proofErr w:type="spellStart"/>
+      <w:r>
+        <w:rPr>
+          <w:b w:val="0"/>
+          <w:u w:val="none"/>
+        </w:rPr>
+        <w:t>nTop</w:t>
+      </w:r>
+      <w:proofErr w:type="spellEnd"/>
+      <w:r>
+        <w:rPr>
+          <w:b w:val="0"/>
+          <w:u w:val="none"/>
+        </w:rPr>
+        <w:t xml:space="preserve"> 25% Summary:\n")</w:t>
+      </w:r>
+    </w:p>
+    <w:p>
+      <w:pPr>
+        <w:pStyle w:val="Heading1"/>
+        <w:rPr>
+          <w:b w:val="0"/>
+          <w:u w:val="none"/>
+        </w:rPr>
+      </w:pPr>
+      <w:proofErr w:type="spellStart"/>
+      <w:r>
+        <w:rPr>
+          <w:b w:val="0"/>
+          <w:u w:val="none"/>
+        </w:rPr>
+        <w:t>top_n</w:t>
+      </w:r>
+      <w:proofErr w:type="spellEnd"/>
+      <w:r>
+        <w:rPr>
+          <w:b w:val="0"/>
+          <w:u w:val="none"/>
+        </w:rPr>
+        <w:t xml:space="preserve"> = max(1, </w:t>
+      </w:r>
+      <w:proofErr w:type="spellStart"/>
+      <w:r>
+        <w:rPr>
+          <w:b w:val="0"/>
+          <w:u w:val="none"/>
+        </w:rPr>
+        <w:t>int</w:t>
+      </w:r>
+      <w:proofErr w:type="spellEnd"/>
+      <w:r>
+        <w:rPr>
+          <w:b w:val="0"/>
+          <w:u w:val="none"/>
+        </w:rPr>
+        <w:t>(</w:t>
+      </w:r>
+      <w:proofErr w:type="spellStart"/>
+      <w:r>
+        <w:rPr>
+          <w:b w:val="0"/>
+          <w:u w:val="none"/>
+        </w:rPr>
+        <w:t>len</w:t>
+      </w:r>
+      <w:proofErr w:type="spellEnd"/>
+      <w:r>
+        <w:rPr>
+          <w:b w:val="0"/>
+          <w:u w:val="none"/>
+        </w:rPr>
+        <w:t>(sentences) * 0.25))</w:t>
+      </w:r>
+    </w:p>
+    <w:p>
+      <w:pPr>
+        <w:pStyle w:val="Heading1"/>
+        <w:rPr>
+          <w:b w:val="0"/>
+          <w:u w:val="none"/>
+        </w:rPr>
+      </w:pPr>
+    </w:p>
+    <w:p>
+      <w:pPr>
+        <w:pStyle w:val="Heading1"/>
+        <w:rPr>
+          <w:b w:val="0"/>
+          <w:u w:val="none"/>
+        </w:rPr>
+      </w:pPr>
+      <w:r>
+        <w:rPr>
+          <w:b w:val="0"/>
+          <w:u w:val="none"/>
+        </w:rPr>
+        <w:t xml:space="preserve">for </w:t>
+      </w:r>
+      <w:proofErr w:type="spellStart"/>
+      <w:r>
+        <w:rPr>
+          <w:b w:val="0"/>
+          <w:u w:val="none"/>
+        </w:rPr>
+        <w:t>i</w:t>
+      </w:r>
+      <w:proofErr w:type="spellEnd"/>
+      <w:r>
+        <w:rPr>
+          <w:b w:val="0"/>
+          <w:u w:val="none"/>
+        </w:rPr>
+        <w:t xml:space="preserve"> in range(</w:t>
+      </w:r>
+      <w:proofErr w:type="spellStart"/>
+      <w:r>
+        <w:rPr>
+          <w:b w:val="0"/>
+          <w:u w:val="none"/>
+        </w:rPr>
+        <w:t>top_n</w:t>
+      </w:r>
+      <w:proofErr w:type="spellEnd"/>
+      <w:r>
+        <w:rPr>
+          <w:b w:val="0"/>
+          <w:u w:val="none"/>
+        </w:rPr>
+        <w:t>):</w:t>
+      </w:r>
+    </w:p>
+    <w:p>
+      <w:pPr>
+        <w:pStyle w:val="Heading1"/>
+        <w:rPr>
+          <w:b w:val="0"/>
+          <w:u w:val="none"/>
+        </w:rPr>
+      </w:pPr>
+      <w:r>
+        <w:rPr>
+          <w:b w:val="0"/>
+          <w:u w:val="none"/>
+        </w:rPr>
+        <w:t xml:space="preserve">    print("-", </w:t>
+      </w:r>
+      <w:proofErr w:type="spellStart"/>
+      <w:r>
+        <w:rPr>
+          <w:b w:val="0"/>
+          <w:u w:val="none"/>
+        </w:rPr>
+        <w:t>ranked_sentences</w:t>
+      </w:r>
+      <w:proofErr w:type="spellEnd"/>
+      <w:r>
+        <w:rPr>
+          <w:b w:val="0"/>
+          <w:u w:val="none"/>
+        </w:rPr>
+        <w:t>[</w:t>
+      </w:r>
+      <w:proofErr w:type="spellStart"/>
+      <w:r>
+        <w:rPr>
+          <w:b w:val="0"/>
+          <w:u w:val="none"/>
+        </w:rPr>
+        <w:t>i</w:t>
+      </w:r>
+      <w:proofErr w:type="spellEnd"/>
+      <w:r>
+        <w:rPr>
+          <w:b w:val="0"/>
+          <w:u w:val="none"/>
+        </w:rPr>
+        <w:t>][1])</w:t>
+      </w:r>
+    </w:p>
+    <w:p>
+      <w:pPr>
+        <w:rPr>
+          <w:b/>
+          <w:sz w:val="28"/>
+          <w:u w:val="single"/>
+        </w:rPr>
+      </w:pPr>
+    </w:p>
+    <w:p>
+      <w:pPr>
+        <w:pStyle w:val="ListParagraph"/>
+        <w:rPr>
+          <w:b/>
+          <w:sz w:val="28"/>
+          <w:u w:val="single"/>
+        </w:rPr>
+      </w:pPr>
+      <w:r>
+        <w:rPr>
+          <w:b/>
+          <w:sz w:val="28"/>
+          <w:u w:val="single"/>
+        </w:rPr>
+        <w:t>Output:</w:t>
+      </w:r>
+    </w:p>
+    <w:p>
+      <w:pPr>
+        <w:pStyle w:val="ListParagraph"/>
+        <w:rPr>
+          <w:b/>
+          <w:sz w:val="28"/>
+          <w:u w:val="single"/>
+        </w:rPr>
+      </w:pPr>
+    </w:p>
+    <w:p>
+      <w:pPr>
+        <w:pStyle w:val="ListParagraph"/>
+        <w:rPr>
+          <w:b/>
+          <w:sz w:val="28"/>
+          <w:u w:val="single"/>
         </w:rPr>
         <w:sectPr>
           <w:pgSz w:w="12240" w:h="15840"/>
@@ -5275,6 +8174,55 @@
           <w:cols w:space="720"/>
         </w:sectPr>
       </w:pPr>
+      <w:r>
+        <w:rPr>
+          <w:b/>
+          <w:noProof/>
+          <w:sz w:val="28"/>
+          <w:u w:val="single"/>
+        </w:rPr>
+        <w:drawing>
+          <wp:inline distT="0" distB="0" distL="0" distR="0" wp14:anchorId="12F6D271" wp14:editId="07F428DE">
+            <wp:extent cx="6650892" cy="1208361"/>
+            <wp:effectExtent l="0" t="0" r="0" b="0"/>
+            <wp:docPr id="15" name="Picture 15"/>
+            <wp:cNvGraphicFramePr>
+              <a:graphicFrameLocks xmlns:a="http://schemas.openxmlformats.org/drawingml/2006/main" noChangeAspect="1"/>
+            </wp:cNvGraphicFramePr>
+            <a:graphic xmlns:a="http://schemas.openxmlformats.org/drawingml/2006/main">
+              <a:graphicData uri="http://schemas.openxmlformats.org/drawingml/2006/picture">
+                <pic:pic xmlns:pic="http://schemas.openxmlformats.org/drawingml/2006/picture">
+                  <pic:nvPicPr>
+                    <pic:cNvPr id="15" name="Screenshot 2026-04-21 at 2.02.29 PM.png"/>
+                    <pic:cNvPicPr/>
+                  </pic:nvPicPr>
+                  <pic:blipFill>
+                    <a:blip r:embed="rId20" cstate="print">
+                      <a:extLst>
+                        <a:ext uri="{28A0092B-C50C-407E-A947-70E740481C1C}">
+                          <a14:useLocalDpi xmlns:a14="http://schemas.microsoft.com/office/drawing/2010/main" val="0"/>
+                        </a:ext>
+                      </a:extLst>
+                    </a:blip>
+                    <a:stretch>
+                      <a:fillRect/>
+                    </a:stretch>
+                  </pic:blipFill>
+                  <pic:spPr>
+                    <a:xfrm>
+                      <a:off x="0" y="0"/>
+                      <a:ext cx="6704148" cy="1218037"/>
+                    </a:xfrm>
+                    <a:prstGeom prst="rect">
+                      <a:avLst/>
+                    </a:prstGeom>
+                  </pic:spPr>
+                </pic:pic>
+              </a:graphicData>
+            </a:graphic>
+          </wp:inline>
+        </w:drawing>
+      </w:r>
     </w:p>
     <w:p>
       <w:pPr>
@@ -5284,216 +8232,6 @@
           <w:sz w:val="28"/>
         </w:rPr>
       </w:pPr>
-      <w:r>
-        <w:rPr>
-          <w:sz w:val="28"/>
-        </w:rPr>
-        <w:lastRenderedPageBreak/>
-        <w:t>Comment over the summary obtained. Which sentence you think should be there in your summary, but</w:t>
-      </w:r>
-      <w:r>
-        <w:rPr>
-          <w:spacing w:val="-4"/>
-          <w:sz w:val="28"/>
-        </w:rPr>
-        <w:t xml:space="preserve"> </w:t>
-      </w:r>
-      <w:r>
-        <w:rPr>
-          <w:sz w:val="28"/>
-        </w:rPr>
-        <w:t>was</w:t>
-      </w:r>
-      <w:r>
-        <w:rPr>
-          <w:spacing w:val="-3"/>
-          <w:sz w:val="28"/>
-        </w:rPr>
-        <w:t xml:space="preserve"> </w:t>
-      </w:r>
-      <w:r>
-        <w:rPr>
-          <w:sz w:val="28"/>
-        </w:rPr>
-        <w:t>not</w:t>
-      </w:r>
-      <w:r>
-        <w:rPr>
-          <w:spacing w:val="-4"/>
-          <w:sz w:val="28"/>
-        </w:rPr>
-        <w:t xml:space="preserve"> </w:t>
-      </w:r>
-      <w:r>
-        <w:rPr>
-          <w:sz w:val="28"/>
-        </w:rPr>
-        <w:t>spotted</w:t>
-      </w:r>
-      <w:r>
-        <w:rPr>
-          <w:spacing w:val="-2"/>
-          <w:sz w:val="28"/>
-        </w:rPr>
-        <w:t xml:space="preserve"> </w:t>
-      </w:r>
-      <w:r>
-        <w:rPr>
-          <w:sz w:val="28"/>
-        </w:rPr>
-        <w:t>by</w:t>
-      </w:r>
-      <w:r>
-        <w:rPr>
-          <w:spacing w:val="-2"/>
-          <w:sz w:val="28"/>
-        </w:rPr>
-        <w:t xml:space="preserve"> </w:t>
-      </w:r>
-      <w:proofErr w:type="spellStart"/>
-      <w:r>
-        <w:rPr>
-          <w:sz w:val="28"/>
-        </w:rPr>
-        <w:t>textrank</w:t>
-      </w:r>
-      <w:proofErr w:type="spellEnd"/>
-      <w:r>
-        <w:rPr>
-          <w:sz w:val="28"/>
-        </w:rPr>
-        <w:t>?</w:t>
-      </w:r>
-      <w:r>
-        <w:rPr>
-          <w:spacing w:val="-1"/>
-          <w:sz w:val="28"/>
-        </w:rPr>
-        <w:t xml:space="preserve"> </w:t>
-      </w:r>
-      <w:r>
-        <w:rPr>
-          <w:sz w:val="28"/>
-        </w:rPr>
-        <w:t>Rate</w:t>
-      </w:r>
-      <w:r>
-        <w:rPr>
-          <w:spacing w:val="-2"/>
-          <w:sz w:val="28"/>
-        </w:rPr>
-        <w:t xml:space="preserve"> </w:t>
-      </w:r>
-      <w:r>
-        <w:rPr>
-          <w:sz w:val="28"/>
-        </w:rPr>
-        <w:t>the</w:t>
-      </w:r>
-      <w:r>
-        <w:rPr>
-          <w:spacing w:val="-2"/>
-          <w:sz w:val="28"/>
-        </w:rPr>
-        <w:t xml:space="preserve"> </w:t>
-      </w:r>
-      <w:r>
-        <w:rPr>
-          <w:sz w:val="28"/>
-        </w:rPr>
-        <w:t>overall</w:t>
-      </w:r>
-      <w:r>
-        <w:rPr>
-          <w:spacing w:val="-4"/>
-          <w:sz w:val="28"/>
-        </w:rPr>
-        <w:t xml:space="preserve"> </w:t>
-      </w:r>
-      <w:r>
-        <w:rPr>
-          <w:sz w:val="28"/>
-        </w:rPr>
-        <w:t>summary</w:t>
-      </w:r>
-      <w:r>
-        <w:rPr>
-          <w:spacing w:val="-2"/>
-          <w:sz w:val="28"/>
-        </w:rPr>
-        <w:t xml:space="preserve"> </w:t>
-      </w:r>
-      <w:r>
-        <w:rPr>
-          <w:sz w:val="28"/>
-        </w:rPr>
-        <w:t>in the</w:t>
-      </w:r>
-      <w:r>
-        <w:rPr>
-          <w:spacing w:val="-2"/>
-          <w:sz w:val="28"/>
-        </w:rPr>
-        <w:t xml:space="preserve"> </w:t>
-      </w:r>
-      <w:r>
-        <w:rPr>
-          <w:sz w:val="28"/>
-        </w:rPr>
-        <w:t>scale</w:t>
-      </w:r>
-      <w:r>
-        <w:rPr>
-          <w:spacing w:val="-2"/>
-          <w:sz w:val="28"/>
-        </w:rPr>
-        <w:t xml:space="preserve"> </w:t>
-      </w:r>
-      <w:r>
-        <w:rPr>
-          <w:sz w:val="28"/>
-        </w:rPr>
-        <w:t>of</w:t>
-      </w:r>
-      <w:r>
-        <w:rPr>
-          <w:spacing w:val="-3"/>
-          <w:sz w:val="28"/>
-        </w:rPr>
-        <w:t xml:space="preserve"> </w:t>
-      </w:r>
-      <w:r>
-        <w:rPr>
-          <w:sz w:val="28"/>
-        </w:rPr>
-        <w:t>1-5</w:t>
-      </w:r>
-      <w:r>
-        <w:rPr>
-          <w:spacing w:val="-2"/>
-          <w:sz w:val="28"/>
-        </w:rPr>
-        <w:t xml:space="preserve"> </w:t>
-      </w:r>
-      <w:r>
-        <w:rPr>
-          <w:sz w:val="28"/>
-        </w:rPr>
-        <w:t>(with</w:t>
-      </w:r>
-      <w:r>
-        <w:rPr>
-          <w:spacing w:val="-2"/>
-          <w:sz w:val="28"/>
-        </w:rPr>
-        <w:t xml:space="preserve"> </w:t>
-      </w:r>
-      <w:r>
-        <w:rPr>
-          <w:sz w:val="28"/>
-        </w:rPr>
-        <w:t>1 as least and 5 as highest rating). Paste the code, your portfolio, output and your analysis.</w:t>
-      </w:r>
     </w:p>
     <w:sectPr>
       <w:pgSz w:w="12240" w:h="15840"/>
@@ -6936,7 +9674,6 @@
       <w:lvlJc w:val="left"/>
       <w:pPr>
         <w:ind w:left="600" w:hanging="240"/>
-        <w:jc w:val="left"/>
       </w:pPr>
       <w:rPr>
         <w:rFonts w:ascii="Times New Roman" w:eastAsia="Times New Roman" w:hAnsi="Times New Roman" w:cs="Times New Roman" w:hint="default"/>
@@ -6959,7 +9696,6 @@
       <w:lvlJc w:val="left"/>
       <w:pPr>
         <w:ind w:left="1080" w:hanging="360"/>
-        <w:jc w:val="left"/>
       </w:pPr>
       <w:rPr>
         <w:rFonts w:ascii="Times New Roman" w:eastAsia="Calibri" w:hAnsi="Times New Roman" w:cs="Times New Roman" w:hint="default"/>
@@ -7183,7 +9919,6 @@
       <w:lvlJc w:val="left"/>
       <w:pPr>
         <w:ind w:left="1080" w:hanging="360"/>
-        <w:jc w:val="left"/>
       </w:pPr>
       <w:rPr>
         <w:rFonts w:ascii="Calibri" w:eastAsia="Calibri" w:hAnsi="Calibri" w:cs="Calibri" w:hint="default"/>
@@ -7205,7 +9940,6 @@
       <w:lvlJc w:val="left"/>
       <w:pPr>
         <w:ind w:left="1440" w:hanging="360"/>
-        <w:jc w:val="left"/>
       </w:pPr>
       <w:rPr>
         <w:rFonts w:ascii="Calibri" w:eastAsia="Calibri" w:hAnsi="Calibri" w:cs="Calibri" w:hint="default"/>
